--- a/paper/search_out_a_matter_scripturevec_justice.docx
+++ b/paper/search_out_a_matter_scripturevec_justice.docx
@@ -116,41 +116,7 @@
           <w:color w:val="1F2937"/>
           <w:sz w:val="21"/>
         </w:rPr>
-        <w:t xml:space="preserve"> </w:t>
-      </w:r>
-      <w:r>
-        <w:rPr>
-          <w:rFonts w:ascii="Times New Roman" w:hAnsi="Times New Roman"/>
-          <w:i/>
-          <w:color w:val="1F2937"/>
-          <w:sz w:val="21"/>
-        </w:rPr>
-        <w:t>Which passages of Scripture most move a language model toward virtue?</w:t>
-      </w:r>
-      <w:r>
-        <w:rPr>
-          <w:rFonts w:ascii="Times New Roman" w:hAnsi="Times New Roman"/>
-          <w:color w:val="1F2937"/>
-          <w:sz w:val="21"/>
-        </w:rPr>
-        <w:t xml:space="preserve"> This paper asks that question as a search problem. Prior work has established that Scripture is not inert in a language model — injected as prompt text or extracted as an activation direction, it shifts virtue-relevant behavior. But those results treat Scripture in bulk: a psalm, a genre, the canon at large. If the signal is real, it should be possible to go looking for it </w:t>
-      </w:r>
-      <w:r>
-        <w:rPr>
-          <w:rFonts w:ascii="Times New Roman" w:hAnsi="Times New Roman"/>
-          <w:i/>
-          <w:color w:val="1F2937"/>
-          <w:sz w:val="21"/>
-        </w:rPr>
-        <w:t>passage by passage</w:t>
-      </w:r>
-      <w:r>
-        <w:rPr>
-          <w:rFonts w:ascii="Times New Roman" w:hAnsi="Times New Roman"/>
-          <w:color w:val="1F2937"/>
-          <w:sz w:val="21"/>
-        </w:rPr>
-        <w:t xml:space="preserve"> — to search the canon systematically, rank what surfaces, and say where inside the model each passage does its work. That is the exercise this paper reports.</w:t>
+        <w:t xml:space="preserve"> Prior work has established that Scripture is not inert inside a language model: presented as prompt text or extracted as an internal direction, it measurably shifts the model's moral behavior. Those results treat Scripture in bulk, as a psalm or a genre or the canon at large, and so leave the more interesting question unasked. Which passages? The canon is a finite and enumerable object, and the question of which of its parts most move a model toward virtue can be put to the model directly, one book and one chapter at a time. This paper reports that search.</w:t>
       </w:r>
     </w:p>
     <w:p>
@@ -163,7 +129,7 @@
           <w:color w:val="1F2937"/>
           <w:sz w:val="21"/>
         </w:rPr>
-        <w:t xml:space="preserve">The search space is the sixty-six books of the Protestant canon. The instrument is activation steering: for a given book or chapter, we extract a direction from the model's residual stream using the </w:t>
+        <w:t xml:space="preserve">The instrument is activation steering, which extracts a direction from the model's internal representation of a passage and adds that direction back while the model answers, without the passage ever appearing in the prompt. The target is the ratio stage of the Justice slice of </w:t>
       </w:r>
       <w:r>
         <w:rPr>
@@ -172,23 +138,6 @@
           <w:color w:val="1F2937"/>
           <w:sz w:val="21"/>
         </w:rPr>
-        <w:t>scripture_contrast</w:t>
-      </w:r>
-      <w:r>
-        <w:rPr>
-          <w:rFonts w:ascii="Times New Roman" w:hAnsi="Times New Roman"/>
-          <w:color w:val="1F2937"/>
-          <w:sz w:val="21"/>
-        </w:rPr>
-        <w:t xml:space="preserve"> method, add it back at inference time, and measure the behavioral consequence. The objective is the ratio-stage Justice subset of </w:t>
-      </w:r>
-      <w:r>
-        <w:rPr>
-          <w:rFonts w:ascii="Times New Roman" w:hAnsi="Times New Roman"/>
-          <w:i/>
-          <w:color w:val="1F2937"/>
-          <w:sz w:val="21"/>
-        </w:rPr>
         <w:t>VirtueBench2</w:t>
       </w:r>
       <w:r>
@@ -197,24 +146,7 @@
           <w:color w:val="1F2937"/>
           <w:sz w:val="21"/>
         </w:rPr>
-        <w:t xml:space="preserve"> on Qwen3-14B — a benchmark stage built to be hard, offering the model a plausible consequentialist rationale for the unjust answer. Each candidate passes only against a four-condition battery (unsteered control, positive steering, sign-flipped steering, and a permuted-vector null), so that surviving directions are ones where </w:t>
-      </w:r>
-      <w:r>
-        <w:rPr>
-          <w:rFonts w:ascii="Times New Roman" w:hAnsi="Times New Roman"/>
-          <w:i/>
-          <w:color w:val="1F2937"/>
-          <w:sz w:val="21"/>
-        </w:rPr>
-        <w:t>the direction itself</w:t>
-      </w:r>
-      <w:r>
-        <w:rPr>
-          <w:rFonts w:ascii="Times New Roman" w:hAnsi="Times New Roman"/>
-          <w:color w:val="1F2937"/>
-          <w:sz w:val="21"/>
-        </w:rPr>
-        <w:t>, not perturbation in general, moved the model.</w:t>
+        <w:t xml:space="preserve"> (Hwang, 2026b) on Qwen3-14B, a benchmark built to be hard: it offers the model a plausible practical argument for the unjust answer and scores whether the model holds to the just one anyway. Every candidate passage had to beat three controls before advancing, namely the unsteered model, the same direction reversed in sign, and a scrambled version of the same vector. Run over the whole canon, the search narrowed sixty-six books to nineteen and then to seven; swept the 170 chapters of those seven books to thirty-eight and then to sixteen; and mapped the surviving sixteen across forty-three combinations of network depth and steering strength. The result is a ranked inventory. Acts 11 held up in twenty-nine of the forty-three settings and Numbers 22 in only eight, and what surfaced was recognizably about justice as Scripture itself treats it, clustering around divine adjudication, ordered worship, inheritance and right claim, priestly mediation, public testimony, and recompense.</w:t>
       </w:r>
     </w:p>
     <w:p>
@@ -227,46 +159,7 @@
           <w:color w:val="1F2937"/>
           <w:sz w:val="21"/>
         </w:rPr>
-        <w:t>Running that search end to end narrowed 66 books to 19, then to 7 (1 Chronicles, Amos, Deuteronomy, Judges, Numbers, Acts, Hebrews); then swept the 170 chapters of those 7 books down to 38, and then to 16. Those 16 chapters were then mapped across a completed 43-cell grid of model layers and steering strengths, which both ranks them by robustness — Acts 11 surfaced in 29 of 43 cells, Numbers 22 in only 8 — and locates where in the network they act: broadest uptake at layer 30, α = 96 (13 of 16 chapters, 95% CI 0.54–0.96), broad uptake at the gentlest tested strength at layer 28, α = 16 (11 of 16, CI 0.41–0.89), and the largest mean per-chapter movement at layer 24, α = 32 (9 of 16, CI 0.30–0.80, mean Δ roughly double any other cell), with a sharp collapse to zero rescues at layer 24 for α ≥ 48. What surfaced was biblically coherent rather than arbitrary: scenes of divine adjudication, ordered worship, inheritance and right claim, priestly mediation, public testimony under pressure, and recompense — the proper material of biblical justice.</w:t>
-      </w:r>
-    </w:p>
-    <w:p>
-      <w:pPr>
-        <w:spacing w:after="120"/>
-      </w:pPr>
-      <w:r>
-        <w:rPr>
-          <w:rFonts w:ascii="Times New Roman" w:hAnsi="Times New Roman"/>
-          <w:b/>
-          <w:color w:val="1F2937"/>
-          <w:sz w:val="21"/>
-        </w:rPr>
-        <w:t>Caveat on effect size.</w:t>
-      </w:r>
-      <w:r>
-        <w:rPr>
-          <w:rFonts w:ascii="Times New Roman" w:hAnsi="Times New Roman"/>
-          <w:color w:val="1F2937"/>
-          <w:sz w:val="21"/>
-        </w:rPr>
-        <w:t xml:space="preserve"> The per-passage movements are small and individually inconclusive. Most survivors flipped a single item out of forty at limit-40 confirmation (Δ = 0.025), exact two-sided McNemar tests reach uncorrected p &lt; 0.05 at no stage of the pipeline (the strongest single row, Hebrews 2, is p ≈ 0.5), and the per-cell confidence intervals in the localization grid overlap. The contribution here is therefore the </w:t>
-      </w:r>
-      <w:r>
-        <w:rPr>
-          <w:rFonts w:ascii="Times New Roman" w:hAnsi="Times New Roman"/>
-          <w:i/>
-          <w:color w:val="1F2937"/>
-          <w:sz w:val="21"/>
-        </w:rPr>
-        <w:t>search procedure and the ranked map it produces</w:t>
-      </w:r>
-      <w:r>
-        <w:rPr>
-          <w:rFonts w:ascii="Times New Roman" w:hAnsi="Times New Roman"/>
-          <w:color w:val="1F2937"/>
-          <w:sz w:val="21"/>
-        </w:rPr>
-        <w:t xml:space="preserve"> — a reproducible way to ask which passages carry moral signal and where — rather than a confirmed effect size for any individual chapter. The sixteen chapters are best read as a ranked candidate set for higher-powered follow-up, and the disjoint-slice retest that would convert them into confirmed effects is specified in §10.</w:t>
+        <w:t>The individual movements are small, and none of them is statistically significant. A typical surviving passage changed the model's answer on one benchmark item out of forty; no row at any stage of the pipeline reaches the conventional significance threshold, before or after correction for multiple comparisons; and the confidence intervals around the localization results overlap one another. The sixteen chapters are therefore a ranked set of candidates and not a set of established effects. What the paper offers is the search itself: a repeatable way of asking the canon which of its parts a model has taken up, and where inside the model they have lodged.</w:t>
       </w:r>
     </w:p>
     <w:p/>
@@ -333,7 +226,7 @@
           <w:color w:val="1F2937"/>
           <w:sz w:val="21"/>
         </w:rPr>
-        <w:t>Posed that way, it is a search problem, and it can be run like one. The canon supplies a finite, enumerable search space — sixty-six books, and beneath them their chapters. Activation steering supplies a measurement instrument that does not require the text to be in the prompt: a direction extracted from a passage can be added to the residual stream at inference time, and the behavioral consequence measured. A virtue benchmark supplies the objective. What has been missing is not any one of these ingredients but the discipline of putting them in series and letting the search run over the whole canon without hand-picking the source material in advance. That discipline is this paper's method, and the ranked, localized inventory it returns is this paper's result.</w:t>
+        <w:t>Posed that way it becomes a search problem, and it can be run like one. The canon supplies a finite and enumerable search space, sixty-six books and beneath them their chapters. Activation steering supplies an instrument: what a passage does to the model's internal state can be measured, stored, and then reapplied later, while the model answers a question the passage never accompanies. A virtue benchmark supplies the objective. None of these ingredients is new, and what has been missing is the discipline of putting them in series and letting the search run across the whole canon without choosing the interesting passages in advance. That discipline is this paper's method, and the ranked inventory it returns is this paper's result.</w:t>
       </w:r>
     </w:p>
     <w:p>
@@ -533,7 +426,24 @@
           <w:color w:val="1F2937"/>
           <w:sz w:val="21"/>
         </w:rPr>
-        <w:t>The paper makes four contributions, of which the first is the principal one.</w:t>
+        <w:t xml:space="preserve">This paper makes four contributions, of which the first is the principal one. First, it turns </w:t>
+      </w:r>
+      <w:r>
+        <w:rPr>
+          <w:rFonts w:ascii="Times New Roman" w:hAnsi="Times New Roman"/>
+          <w:i/>
+          <w:color w:val="1F2937"/>
+          <w:sz w:val="21"/>
+        </w:rPr>
+        <w:t>which passages move the model?</w:t>
+      </w:r>
+      <w:r>
+        <w:rPr>
+          <w:rFonts w:ascii="Times New Roman" w:hAnsi="Times New Roman"/>
+          <w:color w:val="1F2937"/>
+          <w:sz w:val="21"/>
+        </w:rPr>
+        <w:t xml:space="preserve"> into a working search procedure: a staged pipeline that runs from all sixty-six books down to individual chapters located by network depth and steering strength, applying the same controls and the same pass rule at every stage. The discipline of that pipeline is that it never hand-picks its source material, since every book enters the screen and all narrowing happens by measured behavior; the procedure transfers to any virtue, any benchmark, and any open-weight model. Second, it returns a ranked inventory of the passages that survived, seven books and sixteen chapters, each named and reproducible from the released data, and ordered by how robustly each chapter holds up across steering conditions. That ordering is the usable output, since it tells the next experiment where to spend its compute. Third, it maps those chapters across the model's depth and shows that the useful directions cluster rather than scatter. Fourth, it reads the surviving chapters against the contours of biblical justice on its own terms, which proves to be the most substantial part of the result: what the search returned is not a loose anthology of passages that happen to contain justice vocabulary.</w:t>
       </w:r>
     </w:p>
     <w:p>
@@ -543,132 +453,10 @@
       <w:r>
         <w:rPr>
           <w:rFonts w:ascii="Times New Roman" w:hAnsi="Times New Roman"/>
-          <w:b/>
-          <w:color w:val="1F2937"/>
-          <w:sz w:val="21"/>
-        </w:rPr>
-        <w:t>A method for searching Scripture by measured effect.</w:t>
-      </w:r>
-      <w:r>
-        <w:rPr>
-          <w:rFonts w:ascii="Times New Roman" w:hAnsi="Times New Roman"/>
-          <w:color w:val="1F2937"/>
-          <w:sz w:val="21"/>
-        </w:rPr>
-        <w:t xml:space="preserve"> The paper operationalizes </w:t>
-      </w:r>
-      <w:r>
-        <w:rPr>
-          <w:rFonts w:ascii="Times New Roman" w:hAnsi="Times New Roman"/>
-          <w:i/>
-          <w:color w:val="1F2937"/>
-          <w:sz w:val="21"/>
-        </w:rPr>
-        <w:t>which passages move the model?</w:t>
-      </w:r>
-      <w:r>
-        <w:rPr>
-          <w:rFonts w:ascii="Times New Roman" w:hAnsi="Times New Roman"/>
-          <w:color w:val="1F2937"/>
-          <w:sz w:val="21"/>
-        </w:rPr>
-        <w:t xml:space="preserve"> as a reproducible multi-stage pipeline running from all sixty-six books of the canon down to individual chapters localized by model layer and steering strength, with an explicit four-condition control battery and an explicit pass rule at every stage. The pipeline's discipline is that it never hand-picks source material: every book enters the screen, and narrowing happens only by measured behavior. This procedure is transferable to any virtue, any benchmark, and any open-weight model.</w:t>
-      </w:r>
-    </w:p>
-    <w:p>
-      <w:pPr>
-        <w:spacing w:after="120"/>
-      </w:pPr>
-      <w:r>
-        <w:rPr>
-          <w:rFonts w:ascii="Times New Roman" w:hAnsi="Times New Roman"/>
-          <w:b/>
-          <w:color w:val="1F2937"/>
-          <w:sz w:val="21"/>
-        </w:rPr>
-        <w:t>A ranked inventory of Justice-bearing passages.</w:t>
-      </w:r>
-      <w:r>
-        <w:rPr>
-          <w:rFonts w:ascii="Times New Roman" w:hAnsi="Times New Roman"/>
-          <w:color w:val="1F2937"/>
-          <w:sz w:val="21"/>
-        </w:rPr>
-        <w:t xml:space="preserve"> The search returns seven candidate book sources and sixteen candidate chapters, each named and reproducible from the released data packet, and — via the localization grid — ordered by how robustly each chapter's direction survives across steering conditions, from Acts 11 (rescued in 29 of 43 cells) down to Numbers 22 (8 of 43). The ranking is the usable output: it tells a follow-up experiment which passages to spend compute on first.</w:t>
-      </w:r>
-    </w:p>
-    <w:p>
-      <w:pPr>
-        <w:spacing w:after="120"/>
-      </w:pPr>
-      <w:r>
-        <w:rPr>
-          <w:rFonts w:ascii="Times New Roman" w:hAnsi="Times New Roman"/>
-          <w:b/>
-          <w:color w:val="1F2937"/>
-          <w:sz w:val="21"/>
-        </w:rPr>
-        <w:t>A behavioral atlas locating where the passages act.</w:t>
-      </w:r>
-      <w:r>
-        <w:rPr>
-          <w:rFonts w:ascii="Times New Roman" w:hAnsi="Times New Roman"/>
-          <w:color w:val="1F2937"/>
-          <w:sz w:val="21"/>
-        </w:rPr>
-        <w:t xml:space="preserve"> The sixteen chapter directions are mapped across an eight-layer-by-six-strength grid, showing that useful directions cluster rather than scatter — broadest coverage at layer 30 (α = 96), broad uptake at the gentlest tested strength at layer 28 (α = 16), largest mean movement at layer 24 (α = 32), and a sharp layer-24 collapse for α ≥ 48.</w:t>
-      </w:r>
-    </w:p>
-    <w:p>
-      <w:pPr>
-        <w:spacing w:after="120"/>
-      </w:pPr>
-      <w:r>
-        <w:rPr>
-          <w:rFonts w:ascii="Times New Roman" w:hAnsi="Times New Roman"/>
-          <w:b/>
-          <w:color w:val="1F2937"/>
-          <w:sz w:val="21"/>
-        </w:rPr>
-        <w:t>A biblical reading of what the search surfaced.</w:t>
-      </w:r>
-      <w:r>
-        <w:rPr>
-          <w:rFonts w:ascii="Times New Roman" w:hAnsi="Times New Roman"/>
-          <w:color w:val="1F2937"/>
-          <w:sz w:val="21"/>
-        </w:rPr>
-        <w:t xml:space="preserve"> The chapters that survived are read against the contours of biblical justice on its own terms, which turns out to be the strongest part of the result: the set is not a loose anthology of passages containing justice vocabulary, and its coherence is what makes the ranked inventory worth taking seriously as a target for mechanistic follow-up.</w:t>
-      </w:r>
-    </w:p>
-    <w:p>
-      <w:pPr>
-        <w:spacing w:after="120"/>
-      </w:pPr>
-      <w:r>
-        <w:rPr>
-          <w:rFonts w:ascii="Times New Roman" w:hAnsi="Times New Roman"/>
-          <w:color w:val="1F2937"/>
-          <w:sz w:val="21"/>
-        </w:rPr>
-        <w:t xml:space="preserve">Because the per-passage effects are individually small and do not reach statistical significance (§4, §9), the inventory should be read as a </w:t>
-      </w:r>
-      <w:r>
-        <w:rPr>
-          <w:rFonts w:ascii="Times New Roman" w:hAnsi="Times New Roman"/>
-          <w:i/>
-          <w:color w:val="1F2937"/>
-          <w:sz w:val="21"/>
-        </w:rPr>
-        <w:t>ranked candidate set</w:t>
-      </w:r>
-      <w:r>
-        <w:rPr>
-          <w:rFonts w:ascii="Times New Roman" w:hAnsi="Times New Roman"/>
-          <w:color w:val="1F2937"/>
-          <w:sz w:val="21"/>
-        </w:rPr>
-        <w:t xml:space="preserve"> produced by a working search procedure, not as a set of confirmed per-chapter effects.</w:t>
+          <w:color w:val="1F2937"/>
+          <w:sz w:val="21"/>
+        </w:rPr>
+        <w:t>Because the per-passage effects are small and none reaches statistical significance (§4, §9), the inventory is a ranked candidate set produced by a working procedure rather than a set of confirmed per-chapter effects. The distinction governs how every number in this paper should be read.</w:t>
       </w:r>
     </w:p>
     <w:p/>
@@ -800,7 +588,7 @@
           <w:color w:val="1F2937"/>
           <w:sz w:val="21"/>
         </w:rPr>
-        <w:t xml:space="preserve"> — the working premise that a model has conscience, will, and moral interiority — and shows that each response licenses a different reading of results like these. The present paper does not adjudicate between those responses. It treats activation steering as a research instrument, reports what the instrument measured, and lets the empirical results determine the theological registers in which they are most usefully read; the traditions engaged in §8 are chosen to fit the data rather than a prior commitment. What that caution rules out is the inference from "a direction extracted from this chapter moved the benchmark" to "the model has internalized this chapter's moral content in any sense a theologian would recognize" — a point §9 returns to as the paper's categorical limitation.</w:t>
+        <w:t>, the working premise that a model has conscience, will, and moral interiority, and shows that each response licenses a different reading of results like these. The present paper does not adjudicate between those responses. It treats activation steering as a research instrument, reports what the instrument measured, and lets the empirical results determine the theological registers in which they are most usefully read; the traditions engaged in §8 are chosen to fit the data rather than a prior commitment. What the caution rules out is the slide from "a direction extracted from this chapter moved the benchmark" to "the model has internalized this chapter's moral content in any sense a theologian would recognize," a point §9 returns to as the paper's categorical limitation.</w:t>
       </w:r>
     </w:p>
     <w:p>
@@ -901,173 +689,112 @@
     </w:p>
     <w:p>
       <w:pPr>
-        <w:pStyle w:val="Heading2"/>
-      </w:pPr>
-      <w:r>
-        <w:t>3.1 Model and Benchmark</w:t>
+        <w:spacing w:after="120"/>
+      </w:pPr>
+      <w:r>
+        <w:rPr>
+          <w:rFonts w:ascii="Times New Roman" w:hAnsi="Times New Roman"/>
+          <w:color w:val="1F2937"/>
+          <w:sz w:val="21"/>
+        </w:rPr>
+        <w:t>Stated without technical vocabulary, the procedure is this. As a language model reads, it maintains an internal running representation of what it is processing, and that representation can be inspected and modified. For each biblical passage we measure what that internal state looks like while the model reads the passage, subtract what it looks like while the model reads ordinary non-religious prose, and keep the difference. That difference is a direction: a summary of how reading this passage moves the model away from its ordinary state. We then set the passage aside entirely, give the model a hard moral question it has never seen alongside the passage, and nudge its internal state along that stored direction while it answers. If the nudge makes the model more likely to choose the just answer, the passage has left a usable trace. Repeating this for every book, and then for every chapter of the books that survive, is the search. The remainder of this section specifies each step, and readers willing to take the mechanics on trust can move to §4 without loss.</w:t>
       </w:r>
     </w:p>
     <w:p>
       <w:pPr>
-        <w:spacing w:after="120"/>
-      </w:pPr>
-      <w:r>
-        <w:rPr>
-          <w:rFonts w:ascii="Times New Roman" w:hAnsi="Times New Roman"/>
-          <w:color w:val="1F2937"/>
-          <w:sz w:val="21"/>
-        </w:rPr>
-        <w:t xml:space="preserve">All experiments ran on Qwen3-14B with temperature 0 and a single run per condition. The behavioral target was the Justice slice of </w:t>
-      </w:r>
-      <w:r>
-        <w:rPr>
-          <w:rFonts w:ascii="Times New Roman" w:hAnsi="Times New Roman"/>
-          <w:i/>
-          <w:color w:val="1F2937"/>
-          <w:sz w:val="21"/>
-        </w:rPr>
-        <w:t>VirtueBench2</w:t>
-      </w:r>
-      <w:r>
-        <w:rPr>
-          <w:rFonts w:ascii="Times New Roman" w:hAnsi="Times New Roman"/>
-          <w:color w:val="1F2937"/>
-          <w:sz w:val="21"/>
-        </w:rPr>
-        <w:t>, ratio stage (Hwang, 2026b). The ratio stage presents a moral scenario alongside a plausible consequentialist rationale for the unjust option; the model's answer is scored against the justice-consistent target. Discovery and localization screens used a benchmark slice of ten items, sufficient for paired-difference behavioral signal at screen scale; confirmation runs used forty.</w:t>
+        <w:pStyle w:val="Heading2"/>
+      </w:pPr>
+      <w:r>
+        <w:t>3.1 Model and Benchmark</w:t>
       </w:r>
     </w:p>
     <w:p>
       <w:pPr>
-        <w:pStyle w:val="Heading2"/>
-      </w:pPr>
-      <w:r>
-        <w:t>3.2 Corpora</w:t>
+        <w:spacing w:after="120"/>
+      </w:pPr>
+      <w:r>
+        <w:rPr>
+          <w:rFonts w:ascii="Times New Roman" w:hAnsi="Times New Roman"/>
+          <w:color w:val="1F2937"/>
+          <w:sz w:val="21"/>
+        </w:rPr>
+        <w:t xml:space="preserve">All experiments ran on Qwen3-14B at temperature 0, meaning the model answers deterministically rather than sampling, with a single run per condition. The behavioral target was the Justice slice of </w:t>
+      </w:r>
+      <w:r>
+        <w:rPr>
+          <w:rFonts w:ascii="Times New Roman" w:hAnsi="Times New Roman"/>
+          <w:i/>
+          <w:color w:val="1F2937"/>
+          <w:sz w:val="21"/>
+        </w:rPr>
+        <w:t>VirtueBench2</w:t>
+      </w:r>
+      <w:r>
+        <w:rPr>
+          <w:rFonts w:ascii="Times New Roman" w:hAnsi="Times New Roman"/>
+          <w:color w:val="1F2937"/>
+          <w:sz w:val="21"/>
+        </w:rPr>
+        <w:t>, ratio stage (Hwang, 2026b). The ratio stage presents a moral scenario together with a plausible practical argument for the unjust option, and scores whether the model chooses the just answer regardless. Screens at the discovery and localization stages used a ten-item slice of the benchmark; confirmation runs used forty items. Those slice sizes are small, and §9 treats the consequences at length.</w:t>
       </w:r>
     </w:p>
     <w:p>
       <w:pPr>
-        <w:spacing w:after="120"/>
-      </w:pPr>
-      <w:r>
-        <w:rPr>
-          <w:rFonts w:ascii="Times New Roman" w:hAnsi="Times New Roman"/>
-          <w:color w:val="1F2937"/>
-          <w:sz w:val="21"/>
-        </w:rPr>
-        <w:t>All scripture corpora were taken from the bundled King James Version, consistent with prior ICMI work in this line. Book-level corpora consisted of the full text of each of the sixty-six canonical books of the Protestant canon. Chapter-level corpora consisted of the full text of individual chapters from the seven confirmed book sources, yielding 170 chapter targets and 952 verse-window rows in the chapter-discovery sweep.</w:t>
+        <w:pStyle w:val="Heading2"/>
+      </w:pPr>
+      <w:r>
+        <w:t>3.2 Corpora</w:t>
       </w:r>
     </w:p>
     <w:p>
       <w:pPr>
-        <w:pStyle w:val="Heading2"/>
-      </w:pPr>
-      <w:r>
-        <w:t>3.3 Vector Extraction</w:t>
+        <w:spacing w:after="120"/>
+      </w:pPr>
+      <w:r>
+        <w:rPr>
+          <w:rFonts w:ascii="Times New Roman" w:hAnsi="Times New Roman"/>
+          <w:color w:val="1F2937"/>
+          <w:sz w:val="21"/>
+        </w:rPr>
+        <w:t>All scripture corpora were taken from the bundled King James Version, consistent with prior ICMI work in this line. Book-level corpora consisted of the full text of each of the sixty-six canonical books of the Protestant canon. Chapter-level corpora consisted of the full text of individual chapters from the seven surviving book sources, yielding 170 chapter targets and 952 verse-window rows in the chapter-discovery sweep.</w:t>
       </w:r>
     </w:p>
     <w:p>
       <w:pPr>
-        <w:spacing w:after="120"/>
-      </w:pPr>
-      <w:r>
-        <w:rPr>
-          <w:rFonts w:ascii="Times New Roman" w:hAnsi="Times New Roman"/>
-          <w:color w:val="1F2937"/>
-          <w:sz w:val="21"/>
-        </w:rPr>
-        <w:t xml:space="preserve">We extracted activation directions using </w:t>
-      </w:r>
-      <w:r>
-        <w:rPr>
-          <w:rFonts w:ascii="Times New Roman" w:hAnsi="Times New Roman"/>
-          <w:i/>
-          <w:color w:val="1F2937"/>
-          <w:sz w:val="21"/>
-        </w:rPr>
-        <w:t>scripture_contrast</w:t>
-      </w:r>
-      <w:r>
-        <w:rPr>
-          <w:rFonts w:ascii="Times New Roman" w:hAnsi="Times New Roman"/>
-          <w:color w:val="1F2937"/>
-          <w:sz w:val="21"/>
-        </w:rPr>
-        <w:t xml:space="preserve">. For a chosen layer, the method takes the mean residual-stream activation over a target corpus (the biblical book or chapter under test), subtracts the mean residual-stream activation over a fixed </w:t>
-      </w:r>
-      <w:r>
-        <w:rPr>
-          <w:rFonts w:ascii="Times New Roman" w:hAnsi="Times New Roman"/>
-          <w:i/>
-          <w:color w:val="1F2937"/>
-          <w:sz w:val="21"/>
-        </w:rPr>
-        <w:t>neutral</w:t>
-      </w:r>
-      <w:r>
-        <w:rPr>
-          <w:rFonts w:ascii="Times New Roman" w:hAnsi="Times New Roman"/>
-          <w:color w:val="1F2937"/>
-          <w:sz w:val="21"/>
-        </w:rPr>
-        <w:t xml:space="preserve"> reference corpus, and L2-normalises the resulting difference to a unit direction. The neutral corpus is the </w:t>
-      </w:r>
-      <w:r>
-        <w:rPr>
-          <w:rFonts w:ascii="Courier New" w:hAnsi="Courier New"/>
-          <w:color w:val="1F2937"/>
-          <w:sz w:val="21"/>
-        </w:rPr>
-        <w:t>virtue=neutral, polarity=neutral</w:t>
-      </w:r>
-      <w:r>
-        <w:rPr>
-          <w:rFonts w:ascii="Times New Roman" w:hAnsi="Times New Roman"/>
-          <w:color w:val="1F2937"/>
-          <w:sz w:val="21"/>
-        </w:rPr>
-        <w:t xml:space="preserve"> slice of [</w:t>
-      </w:r>
-      <w:r>
-        <w:rPr>
-          <w:rFonts w:ascii="Courier New" w:hAnsi="Courier New"/>
-          <w:color w:val="1F2937"/>
-          <w:sz w:val="21"/>
-        </w:rPr>
-        <w:t>data/steering/corpora.jsonl</w:t>
-      </w:r>
-      <w:r>
-        <w:rPr>
-          <w:rFonts w:ascii="Times New Roman" w:hAnsi="Times New Roman"/>
-          <w:color w:val="1F2937"/>
-          <w:sz w:val="21"/>
-        </w:rPr>
-        <w:t xml:space="preserve">](../data/steering/corpora.jsonl): short non-scriptural field-notes-style passages on astronomy, botany, navigation, and similar mundane registers. The contrast pole is therefore </w:t>
-      </w:r>
-      <w:r>
-        <w:rPr>
-          <w:rFonts w:ascii="Times New Roman" w:hAnsi="Times New Roman"/>
-          <w:i/>
-          <w:color w:val="1F2937"/>
-          <w:sz w:val="21"/>
-        </w:rPr>
-        <w:t>non-scripture</w:t>
-      </w:r>
-      <w:r>
-        <w:rPr>
-          <w:rFonts w:ascii="Times New Roman" w:hAnsi="Times New Roman"/>
-          <w:color w:val="1F2937"/>
-          <w:sz w:val="21"/>
-        </w:rPr>
-        <w:t xml:space="preserve"> prose, not held-out scripture, and the recovered direction reflects whatever distinguishes scripture-of-that-book from neutral prose along the chosen layer. After L2-normalisation the stored vector is a unit direction; at runtime the unit direction is scaled by α and added to the residual stream at every token position of the chosen layer (and a layer window of radius three around it during extraction). The model was not prompted with the biblical chapter at benchmark time; the chapter served only beforehand to estimate the steering direction.</w:t>
+        <w:pStyle w:val="Heading2"/>
+      </w:pPr>
+      <w:r>
+        <w:t>3.3 Vector Extraction</w:t>
       </w:r>
     </w:p>
     <w:p>
       <w:pPr>
-        <w:pStyle w:val="Heading2"/>
-      </w:pPr>
-      <w:r>
-        <w:t>3.4 Steering Conditions</w:t>
+        <w:spacing w:after="120"/>
+      </w:pPr>
+      <w:r>
+        <w:rPr>
+          <w:rFonts w:ascii="Times New Roman" w:hAnsi="Times New Roman"/>
+          <w:color w:val="1F2937"/>
+          <w:sz w:val="21"/>
+        </w:rPr>
+        <w:t xml:space="preserve">Directions were extracted by the </w:t>
+      </w:r>
+      <w:r>
+        <w:rPr>
+          <w:rFonts w:ascii="Times New Roman" w:hAnsi="Times New Roman"/>
+          <w:i/>
+          <w:color w:val="1F2937"/>
+          <w:sz w:val="21"/>
+        </w:rPr>
+        <w:t>scripture_contrast</w:t>
+      </w:r>
+      <w:r>
+        <w:rPr>
+          <w:rFonts w:ascii="Times New Roman" w:hAnsi="Times New Roman"/>
+          <w:color w:val="1F2937"/>
+          <w:sz w:val="21"/>
+        </w:rPr>
+        <w:t xml:space="preserve"> method. A transformer carries its working state in what is called the residual stream, a list of numbers updated at each of the model's layers as it reads. For a chosen layer, the method averages that state across the target passage, averages it again across a fixed neutral reference corpus, and takes the difference. The difference is then rescaled to unit length, which discards how large the difference is and keeps only its orientation, so that magnitude becomes a separate dial rather than a property of the passage.</w:t>
       </w:r>
     </w:p>
     <w:p>
@@ -1080,75 +807,7 @@
           <w:color w:val="1F2937"/>
           <w:sz w:val="21"/>
         </w:rPr>
-        <w:t xml:space="preserve">At benchmark time we ran the model in four conditions for each candidate vector. The </w:t>
-      </w:r>
-      <w:r>
-        <w:rPr>
-          <w:rFonts w:ascii="Times New Roman" w:hAnsi="Times New Roman"/>
-          <w:i/>
-          <w:color w:val="1F2937"/>
-          <w:sz w:val="21"/>
-        </w:rPr>
-        <w:t>control</w:t>
-      </w:r>
-      <w:r>
-        <w:rPr>
-          <w:rFonts w:ascii="Times New Roman" w:hAnsi="Times New Roman"/>
-          <w:color w:val="1F2937"/>
-          <w:sz w:val="21"/>
-        </w:rPr>
-        <w:t xml:space="preserve"> condition was the unsteered baseline. The </w:t>
-      </w:r>
-      <w:r>
-        <w:rPr>
-          <w:rFonts w:ascii="Times New Roman" w:hAnsi="Times New Roman"/>
-          <w:i/>
-          <w:color w:val="1F2937"/>
-          <w:sz w:val="21"/>
-        </w:rPr>
-        <w:t>positive</w:t>
-      </w:r>
-      <w:r>
-        <w:rPr>
-          <w:rFonts w:ascii="Times New Roman" w:hAnsi="Times New Roman"/>
-          <w:color w:val="1F2937"/>
-          <w:sz w:val="21"/>
-        </w:rPr>
-        <w:t xml:space="preserve"> condition added the candidate vector at runtime alpha — α = 32 for discovery and chapter-level confirmation, varied across the localization grid. The </w:t>
-      </w:r>
-      <w:r>
-        <w:rPr>
-          <w:rFonts w:ascii="Times New Roman" w:hAnsi="Times New Roman"/>
-          <w:i/>
-          <w:color w:val="1F2937"/>
-          <w:sz w:val="21"/>
-        </w:rPr>
-        <w:t>negative-α</w:t>
-      </w:r>
-      <w:r>
-        <w:rPr>
-          <w:rFonts w:ascii="Times New Roman" w:hAnsi="Times New Roman"/>
-          <w:color w:val="1F2937"/>
-          <w:sz w:val="21"/>
-        </w:rPr>
-        <w:t xml:space="preserve"> condition added the same vector with the opposite sign at matched magnitude, a stringent check that the direction itself, rather than arbitrary perturbation, was doing the work. The </w:t>
-      </w:r>
-      <w:r>
-        <w:rPr>
-          <w:rFonts w:ascii="Times New Roman" w:hAnsi="Times New Roman"/>
-          <w:i/>
-          <w:color w:val="1F2937"/>
-          <w:sz w:val="21"/>
-        </w:rPr>
-        <w:t>null</w:t>
-      </w:r>
-      <w:r>
-        <w:rPr>
-          <w:rFonts w:ascii="Times New Roman" w:hAnsi="Times New Roman"/>
-          <w:color w:val="1F2937"/>
-          <w:sz w:val="21"/>
-        </w:rPr>
-        <w:t xml:space="preserve"> condition substituted a permutation of the same unit direction — concretely, the scripture-derived vector with its residual-stream coordinates randomly permuted via </w:t>
+        <w:t xml:space="preserve">The neutral corpus is the </w:t>
       </w:r>
       <w:r>
         <w:rPr>
@@ -1156,15 +815,15 @@
           <w:color w:val="1F2937"/>
           <w:sz w:val="21"/>
         </w:rPr>
-        <w:t>torch.randperm</w:t>
-      </w:r>
-      <w:r>
-        <w:rPr>
-          <w:rFonts w:ascii="Times New Roman" w:hAnsi="Times New Roman"/>
-          <w:color w:val="1F2937"/>
-          <w:sz w:val="21"/>
-        </w:rPr>
-        <w:t xml:space="preserve"> (see [</w:t>
+        <w:t>virtue=neutral, polarity=neutral</w:t>
+      </w:r>
+      <w:r>
+        <w:rPr>
+          <w:rFonts w:ascii="Times New Roman" w:hAnsi="Times New Roman"/>
+          <w:color w:val="1F2937"/>
+          <w:sz w:val="21"/>
+        </w:rPr>
+        <w:t xml:space="preserve"> slice of [</w:t>
       </w:r>
       <w:r>
         <w:rPr>
@@ -1172,86 +831,36 @@
           <w:color w:val="1F2937"/>
           <w:sz w:val="21"/>
         </w:rPr>
-        <w:t>_build_null_vectors</w:t>
-      </w:r>
-      <w:r>
-        <w:rPr>
-          <w:rFonts w:ascii="Times New Roman" w:hAnsi="Times New Roman"/>
-          <w:color w:val="1F2937"/>
-          <w:sz w:val="21"/>
-        </w:rPr>
-        <w:t xml:space="preserve">](../src/virtue_bench/steering/extract.py)). This preserves the L2 norm and the marginal distribution of coordinate values while destroying the alignment of the direction with the layer's basis. In a high-dimensional residual stream the permutation behaves as a roughly random direction; we describe it here as a </w:t>
-      </w:r>
-      <w:r>
-        <w:rPr>
-          <w:rFonts w:ascii="Times New Roman" w:hAnsi="Times New Roman"/>
-          <w:i/>
-          <w:color w:val="1F2937"/>
-          <w:sz w:val="21"/>
-        </w:rPr>
-        <w:t>coordinate-permuted scripture vector</w:t>
-      </w:r>
-      <w:r>
-        <w:rPr>
-          <w:rFonts w:ascii="Times New Roman" w:hAnsi="Times New Roman"/>
-          <w:color w:val="1F2937"/>
-          <w:sz w:val="21"/>
-        </w:rPr>
-        <w:t xml:space="preserve"> rather than as "no scripture content," since the coordinate values themselves are still derived from the scripture computation. A coordinate-permuted null does not test against a contrast vector extracted from a different non-scripture corpus, and replication on that stricter null is listed in §10 as a follow-up. The runtime-α ladder for the localization study was {16, 24, 32, 48, 64, 96}, paired with center layers {24, 28, 29, 30, 31, 32, 33, 36} in an expanded focused grid. The final packet includes full alpha ladders for layers 24, 28, 29, 30, 31, 32, and 33, plus a layer-36 anchor cell at α = 32. Layer 36 was not expanded after its anchor cell produced no rescues.</w:t>
+        <w:t>data/steering/corpora.jsonl</w:t>
+      </w:r>
+      <w:r>
+        <w:rPr>
+          <w:rFonts w:ascii="Times New Roman" w:hAnsi="Times New Roman"/>
+          <w:color w:val="1F2937"/>
+          <w:sz w:val="21"/>
+        </w:rPr>
+        <w:t>](../data/steering/corpora.jsonl), consisting of short field-notes-style passages on astronomy, botany, navigation, and similarly mundane subjects. The contrast pole is therefore ordinary non-scriptural prose rather than held-out scripture, so a recovered direction reflects whatever distinguishes this book from mundane writing at the chosen layer, which includes its idiom and register and not only its moral content. That is a real limitation of the contrast, and §9 returns to it.</w:t>
       </w:r>
     </w:p>
     <w:p>
       <w:pPr>
-        <w:pStyle w:val="Heading2"/>
-      </w:pPr>
-      <w:r>
-        <w:t>3.5 Passing Rule and Statistical Inference</w:t>
+        <w:spacing w:after="120"/>
+      </w:pPr>
+      <w:r>
+        <w:rPr>
+          <w:rFonts w:ascii="Times New Roman" w:hAnsi="Times New Roman"/>
+          <w:color w:val="1F2937"/>
+          <w:sz w:val="21"/>
+        </w:rPr>
+        <w:t>At benchmark time the stored direction is multiplied by a strength setting, written α, and added to the residual stream at every token position of the chosen layer, together with a window of three layers on either side. The biblical text itself never appears in the prompt. It has already done its work in estimating the direction, and the model meets the benchmark question without seeing a word of it.</w:t>
       </w:r>
     </w:p>
     <w:p>
       <w:pPr>
-        <w:spacing w:after="120"/>
-      </w:pPr>
-      <w:r>
-        <w:rPr>
-          <w:rFonts w:ascii="Times New Roman" w:hAnsi="Times New Roman"/>
-          <w:color w:val="1F2937"/>
-          <w:sz w:val="21"/>
-        </w:rPr>
-        <w:t xml:space="preserve">A candidate counted as a </w:t>
-      </w:r>
-      <w:r>
-        <w:rPr>
-          <w:rFonts w:ascii="Times New Roman" w:hAnsi="Times New Roman"/>
-          <w:i/>
-          <w:color w:val="1F2937"/>
-          <w:sz w:val="21"/>
-        </w:rPr>
-        <w:t>clean rescue</w:t>
-      </w:r>
-      <w:r>
-        <w:rPr>
-          <w:rFonts w:ascii="Times New Roman" w:hAnsi="Times New Roman"/>
-          <w:color w:val="1F2937"/>
-          <w:sz w:val="21"/>
-        </w:rPr>
-        <w:t xml:space="preserve"> when positive Scripture steering (i) improved accuracy strictly over the unsteered control, (ii) strictly beat the negative-α condition, (iii) strictly beat the null condition, and (iv) showed strictly positive net paired movement at the item level (more wrong-to-right flips than right-to-wrong relative to control). Discovery and localization screens used limit 10; confirmation runs used limit 40. The rule is implemented at [</w:t>
-      </w:r>
-      <w:r>
-        <w:rPr>
-          <w:rFonts w:ascii="Courier New" w:hAnsi="Courier New"/>
-          <w:color w:val="1F2937"/>
-          <w:sz w:val="21"/>
-        </w:rPr>
-        <w:t>summarize_scripturevec_layer_localization.py:174</w:t>
-      </w:r>
-      <w:r>
-        <w:rPr>
-          <w:rFonts w:ascii="Times New Roman" w:hAnsi="Times New Roman"/>
-          <w:color w:val="1F2937"/>
-          <w:sz w:val="21"/>
-        </w:rPr>
-        <w:t>](../scripts/summarize_scripturevec_layer_localization.py).</w:t>
+        <w:pStyle w:val="Heading2"/>
+      </w:pPr>
+      <w:r>
+        <w:t>3.4 Steering Conditions</w:t>
       </w:r>
     </w:p>
     <w:p>
@@ -1264,56 +873,7 @@
           <w:color w:val="1F2937"/>
           <w:sz w:val="21"/>
         </w:rPr>
-        <w:t xml:space="preserve">Two important properties of this rule follow directly from the slice sizes. First, at limit-10 a single item flipping from wrong to right under positive — while neither negative-α nor null flipped that same item — is sufficient. Second, the limit-10 discovery slice (items 0–9 under a fixed </w:t>
-      </w:r>
-      <w:r>
-        <w:rPr>
-          <w:rFonts w:ascii="Courier New" w:hAnsi="Courier New"/>
-          <w:color w:val="1F2937"/>
-          <w:sz w:val="21"/>
-        </w:rPr>
-        <w:t>seed=42</w:t>
-      </w:r>
-      <w:r>
-        <w:rPr>
-          <w:rFonts w:ascii="Times New Roman" w:hAnsi="Times New Roman"/>
-          <w:color w:val="1F2937"/>
-          <w:sz w:val="21"/>
-        </w:rPr>
-        <w:t xml:space="preserve"> in [</w:t>
-      </w:r>
-      <w:r>
-        <w:rPr>
-          <w:rFonts w:ascii="Courier New" w:hAnsi="Courier New"/>
-          <w:color w:val="1F2937"/>
-          <w:sz w:val="21"/>
-        </w:rPr>
-        <w:t>prepare_samples</w:t>
-      </w:r>
-      <w:r>
-        <w:rPr>
-          <w:rFonts w:ascii="Times New Roman" w:hAnsi="Times New Roman"/>
-          <w:color w:val="1F2937"/>
-          <w:sz w:val="21"/>
-        </w:rPr>
-        <w:t xml:space="preserve">](../src/virtue_bench/core/loader.py)) is </w:t>
-      </w:r>
-      <w:r>
-        <w:rPr>
-          <w:rFonts w:ascii="Times New Roman" w:hAnsi="Times New Roman"/>
-          <w:i/>
-          <w:color w:val="1F2937"/>
-          <w:sz w:val="21"/>
-        </w:rPr>
-        <w:t>nested inside</w:t>
-      </w:r>
-      <w:r>
-        <w:rPr>
-          <w:rFonts w:ascii="Times New Roman" w:hAnsi="Times New Roman"/>
-          <w:color w:val="1F2937"/>
-          <w:sz w:val="21"/>
-        </w:rPr>
-        <w:t xml:space="preserve"> the limit-40 confirmation slice (items 0–39), so confirmation re-evaluates the discovery items rather than evaluating a disjoint set.</w:t>
+        <w:t>Each candidate direction was run in four conditions, three of which exist to rule out uninteresting explanations of any improvement.</w:t>
       </w:r>
     </w:p>
     <w:p>
@@ -1326,7 +886,75 @@
           <w:color w:val="1F2937"/>
           <w:sz w:val="21"/>
         </w:rPr>
-        <w:t xml:space="preserve">For statistical inference we report, alongside the rescue rule, exact two-sided McNemar p-values reconstructed from the per-row </w:t>
+        <w:t xml:space="preserve">The </w:t>
+      </w:r>
+      <w:r>
+        <w:rPr>
+          <w:rFonts w:ascii="Times New Roman" w:hAnsi="Times New Roman"/>
+          <w:i/>
+          <w:color w:val="1F2937"/>
+          <w:sz w:val="21"/>
+        </w:rPr>
+        <w:t>control</w:t>
+      </w:r>
+      <w:r>
+        <w:rPr>
+          <w:rFonts w:ascii="Times New Roman" w:hAnsi="Times New Roman"/>
+          <w:color w:val="1F2937"/>
+          <w:sz w:val="21"/>
+        </w:rPr>
+        <w:t xml:space="preserve"> condition is the unsteered model, which establishes what the model does on its own. The </w:t>
+      </w:r>
+      <w:r>
+        <w:rPr>
+          <w:rFonts w:ascii="Times New Roman" w:hAnsi="Times New Roman"/>
+          <w:i/>
+          <w:color w:val="1F2937"/>
+          <w:sz w:val="21"/>
+        </w:rPr>
+        <w:t>positive</w:t>
+      </w:r>
+      <w:r>
+        <w:rPr>
+          <w:rFonts w:ascii="Times New Roman" w:hAnsi="Times New Roman"/>
+          <w:color w:val="1F2937"/>
+          <w:sz w:val="21"/>
+        </w:rPr>
+        <w:t xml:space="preserve"> condition adds the candidate direction at strength α, set to 32 for discovery and chapter confirmation and varied across the localization grid. The </w:t>
+      </w:r>
+      <w:r>
+        <w:rPr>
+          <w:rFonts w:ascii="Times New Roman" w:hAnsi="Times New Roman"/>
+          <w:i/>
+          <w:color w:val="1F2937"/>
+          <w:sz w:val="21"/>
+        </w:rPr>
+        <w:t>negative-α</w:t>
+      </w:r>
+      <w:r>
+        <w:rPr>
+          <w:rFonts w:ascii="Times New Roman" w:hAnsi="Times New Roman"/>
+          <w:color w:val="1F2937"/>
+          <w:sz w:val="21"/>
+        </w:rPr>
+        <w:t xml:space="preserve"> condition adds the same direction with its sign flipped, pushing the model the opposite way by an equal amount; if a passage's direction genuinely encodes something about justice, reversing it should not help, so a candidate that improves in both conditions is being helped by disturbance rather than by content. The </w:t>
+      </w:r>
+      <w:r>
+        <w:rPr>
+          <w:rFonts w:ascii="Times New Roman" w:hAnsi="Times New Roman"/>
+          <w:i/>
+          <w:color w:val="1F2937"/>
+          <w:sz w:val="21"/>
+        </w:rPr>
+        <w:t>null</w:t>
+      </w:r>
+      <w:r>
+        <w:rPr>
+          <w:rFonts w:ascii="Times New Roman" w:hAnsi="Times New Roman"/>
+          <w:color w:val="1F2937"/>
+          <w:sz w:val="21"/>
+        </w:rPr>
+        <w:t xml:space="preserve"> condition keeps the same numbers but shuffles their order, using a random permutation of the vector's coordinates (see [</w:t>
       </w:r>
       <w:r>
         <w:rPr>
@@ -1334,47 +962,15 @@
           <w:color w:val="1F2937"/>
           <w:sz w:val="21"/>
         </w:rPr>
-        <w:t>X chg / +Y net</w:t>
-      </w:r>
-      <w:r>
-        <w:rPr>
-          <w:rFonts w:ascii="Times New Roman" w:hAnsi="Times New Roman"/>
-          <w:color w:val="1F2937"/>
-          <w:sz w:val="21"/>
-        </w:rPr>
-        <w:t xml:space="preserve"> field (b = (X + Y)/2 wrong-to-right flips, c = (X − Y)/2 right-to-wrong; the test is exact two-sided binomial on b + c discordants under the null hypothesis p = 0.5), together with Benjamini–Hochberg (FDR) and Bonferroni adjustments within each pipeline stage. Per-cell rescue counts in the localization grid are reported with exact two-sided Clopper–Pearson 95% binomial confidence intervals on n = 16 confirmed chapters. The corresponding tables are written by [</w:t>
-      </w:r>
-      <w:r>
-        <w:rPr>
-          <w:rFonts w:ascii="Courier New" w:hAnsi="Courier New"/>
-          <w:color w:val="1F2937"/>
-          <w:sz w:val="21"/>
-        </w:rPr>
-        <w:t>scripts/scripturevec_justice_stats.py</w:t>
-      </w:r>
-      <w:r>
-        <w:rPr>
-          <w:rFonts w:ascii="Times New Roman" w:hAnsi="Times New Roman"/>
-          <w:color w:val="1F2937"/>
-          <w:sz w:val="21"/>
-        </w:rPr>
-        <w:t>](../scripts/scripturevec_justice_stats.py) into [</w:t>
-      </w:r>
-      <w:r>
-        <w:rPr>
-          <w:rFonts w:ascii="Courier New" w:hAnsi="Courier New"/>
-          <w:color w:val="1F2937"/>
-          <w:sz w:val="21"/>
-        </w:rPr>
-        <w:t>results/paper/scripturevec_justice/key_data/stats/</w:t>
-      </w:r>
-      <w:r>
-        <w:rPr>
-          <w:rFonts w:ascii="Times New Roman" w:hAnsi="Times New Roman"/>
-          <w:color w:val="1F2937"/>
-          <w:sz w:val="21"/>
-        </w:rPr>
-        <w:t xml:space="preserve">](../results/paper/scripturevec_justice/key_data/stats/). The headline observation, reported transparently in §4: </w:t>
+        <w:t>_build_null_vectors</w:t>
+      </w:r>
+      <w:r>
+        <w:rPr>
+          <w:rFonts w:ascii="Times New Roman" w:hAnsi="Times New Roman"/>
+          <w:color w:val="1F2937"/>
+          <w:sz w:val="21"/>
+        </w:rPr>
+        <w:t xml:space="preserve">](../src/virtue_bench/steering/extract.py)). Shuffling preserves the size of the intervention and the distribution of its values while destroying the arrangement that makes it point anywhere meaningful, which separates the effect of pushing the model in </w:t>
       </w:r>
       <w:r>
         <w:rPr>
@@ -1383,23 +979,45 @@
           <w:color w:val="1F2937"/>
           <w:sz w:val="21"/>
         </w:rPr>
-        <w:t>no row in any stage of the pipeline reaches uncorrected p &lt; 0.05, let alone BH-FDR q &lt; 0.05 or Bonferroni p &lt; 0.05.</w:t>
-      </w:r>
-      <w:r>
-        <w:rPr>
-          <w:rFonts w:ascii="Times New Roman" w:hAnsi="Times New Roman"/>
-          <w:color w:val="1F2937"/>
-          <w:sz w:val="21"/>
-        </w:rPr>
-        <w:t xml:space="preserve"> The pass-rule survivors should therefore be read as a candidate set worth following up at higher power, not as confirmed effects in the conventional inferential sense.</w:t>
+        <w:t>this</w:t>
+      </w:r>
+      <w:r>
+        <w:rPr>
+          <w:rFonts w:ascii="Times New Roman" w:hAnsi="Times New Roman"/>
+          <w:color w:val="1F2937"/>
+          <w:sz w:val="21"/>
+        </w:rPr>
+        <w:t xml:space="preserve"> direction from the effect of pushing it by this much in </w:t>
+      </w:r>
+      <w:r>
+        <w:rPr>
+          <w:rFonts w:ascii="Times New Roman" w:hAnsi="Times New Roman"/>
+          <w:i/>
+          <w:color w:val="1F2937"/>
+          <w:sz w:val="21"/>
+        </w:rPr>
+        <w:t>some</w:t>
+      </w:r>
+      <w:r>
+        <w:rPr>
+          <w:rFonts w:ascii="Times New Roman" w:hAnsi="Times New Roman"/>
+          <w:color w:val="1F2937"/>
+          <w:sz w:val="21"/>
+        </w:rPr>
+        <w:t xml:space="preserve"> direction.</w:t>
       </w:r>
     </w:p>
     <w:p>
       <w:pPr>
-        <w:pStyle w:val="Heading2"/>
-      </w:pPr>
-      <w:r>
-        <w:t>3.6 Pipeline</w:t>
+        <w:spacing w:after="120"/>
+      </w:pPr>
+      <w:r>
+        <w:rPr>
+          <w:rFonts w:ascii="Times New Roman" w:hAnsi="Times New Roman"/>
+          <w:color w:val="1F2937"/>
+          <w:sz w:val="21"/>
+        </w:rPr>
+        <w:t>The null deserves one qualification. Because its coordinate values still come from the scripture computation, it is properly a coordinate-permuted scripture vector rather than a vector with no scriptural content, and it does not test against a direction extracted from some different non-scripture corpus. That stricter comparison is listed in §10 as follow-up work.</w:t>
       </w:r>
     </w:p>
     <w:p>
@@ -1412,7 +1030,245 @@
           <w:color w:val="1F2937"/>
           <w:sz w:val="21"/>
         </w:rPr>
-        <w:t>The pipeline ran in five stages: book discovery (all sixty-six books, limit 10); book confirmation (the nineteen book candidates, limit 40); chapter discovery (170 chapters from the confirmed book set, limit 10); chapter confirmation (the thirty-eight preliminary chapter hits, limit 40); and layer/α localization (the sixteen confirmed chapter vectors across the focused grid, limit 10). Each stage's output was the next stage's input, and the controls of §3.4–3.5 applied at every stage. Table 1 collects the design.</w:t>
+        <w:t>The localization grid crossed strengths {16, 24, 32, 48, 64, 96} with center layers {24, 28, 29, 30, 31, 32, 33, 36}. Full strength ladders were completed for layers 24 through 33, giving forty-two cells, plus a single layer-36 cell at α = 32. Layer 36 was not expanded once that cell produced nothing.</w:t>
+      </w:r>
+    </w:p>
+    <w:p>
+      <w:pPr>
+        <w:pStyle w:val="Heading2"/>
+      </w:pPr>
+      <w:r>
+        <w:t>3.5 Passing Rule and Statistical Inference</w:t>
+      </w:r>
+    </w:p>
+    <w:p>
+      <w:pPr>
+        <w:spacing w:after="120"/>
+      </w:pPr>
+      <w:r>
+        <w:rPr>
+          <w:rFonts w:ascii="Times New Roman" w:hAnsi="Times New Roman"/>
+          <w:color w:val="1F2937"/>
+          <w:sz w:val="21"/>
+        </w:rPr>
+        <w:t xml:space="preserve">A passage counts as a </w:t>
+      </w:r>
+      <w:r>
+        <w:rPr>
+          <w:rFonts w:ascii="Times New Roman" w:hAnsi="Times New Roman"/>
+          <w:i/>
+          <w:color w:val="1F2937"/>
+          <w:sz w:val="21"/>
+        </w:rPr>
+        <w:t>rescue</w:t>
+      </w:r>
+      <w:r>
+        <w:rPr>
+          <w:rFonts w:ascii="Times New Roman" w:hAnsi="Times New Roman"/>
+          <w:color w:val="1F2937"/>
+          <w:sz w:val="21"/>
+        </w:rPr>
+        <w:t>, the term used throughout for a candidate that passes, when steering with its direction beats all three controls at once. Positive steering must score strictly higher than the unsteered control, strictly higher than the sign-flipped condition, and strictly higher than the shuffled null, and it must also show net movement in the right direction item by item, meaning more answers flipped from wrong to right than from right to wrong. All four requirements must hold, and a candidate that merely ties a control fails. The rule is implemented at [</w:t>
+      </w:r>
+      <w:r>
+        <w:rPr>
+          <w:rFonts w:ascii="Courier New" w:hAnsi="Courier New"/>
+          <w:color w:val="1F2937"/>
+          <w:sz w:val="21"/>
+        </w:rPr>
+        <w:t>summarize_scripturevec_layer_localization.py:174</w:t>
+      </w:r>
+      <w:r>
+        <w:rPr>
+          <w:rFonts w:ascii="Times New Roman" w:hAnsi="Times New Roman"/>
+          <w:color w:val="1F2937"/>
+          <w:sz w:val="21"/>
+        </w:rPr>
+        <w:t>](../scripts/summarize_scripturevec_layer_localization.py).</w:t>
+      </w:r>
+    </w:p>
+    <w:p>
+      <w:pPr>
+        <w:spacing w:after="120"/>
+      </w:pPr>
+      <w:r>
+        <w:rPr>
+          <w:rFonts w:ascii="Times New Roman" w:hAnsi="Times New Roman"/>
+          <w:color w:val="1F2937"/>
+          <w:sz w:val="21"/>
+        </w:rPr>
+        <w:t xml:space="preserve">Two consequences of the slice sizes matter for reading what follows. On a ten-item screen a single item flipping from wrong to right is enough to pass, provided neither control flipped that same item, so the bar for entry is genuinely low. And the ten-item discovery slice is </w:t>
+      </w:r>
+      <w:r>
+        <w:rPr>
+          <w:rFonts w:ascii="Times New Roman" w:hAnsi="Times New Roman"/>
+          <w:i/>
+          <w:color w:val="1F2937"/>
+          <w:sz w:val="21"/>
+        </w:rPr>
+        <w:t>contained within</w:t>
+      </w:r>
+      <w:r>
+        <w:rPr>
+          <w:rFonts w:ascii="Times New Roman" w:hAnsi="Times New Roman"/>
+          <w:color w:val="1F2937"/>
+          <w:sz w:val="21"/>
+        </w:rPr>
+        <w:t xml:space="preserve"> the forty-item confirmation slice rather than drawn separately from it, since the sampler is deterministic at </w:t>
+      </w:r>
+      <w:r>
+        <w:rPr>
+          <w:rFonts w:ascii="Courier New" w:hAnsi="Courier New"/>
+          <w:color w:val="1F2937"/>
+          <w:sz w:val="21"/>
+        </w:rPr>
+        <w:t>seed=42</w:t>
+      </w:r>
+      <w:r>
+        <w:rPr>
+          <w:rFonts w:ascii="Times New Roman" w:hAnsi="Times New Roman"/>
+          <w:color w:val="1F2937"/>
+          <w:sz w:val="21"/>
+        </w:rPr>
+        <w:t xml:space="preserve"> (see [</w:t>
+      </w:r>
+      <w:r>
+        <w:rPr>
+          <w:rFonts w:ascii="Courier New" w:hAnsi="Courier New"/>
+          <w:color w:val="1F2937"/>
+          <w:sz w:val="21"/>
+        </w:rPr>
+        <w:t>prepare_samples</w:t>
+      </w:r>
+      <w:r>
+        <w:rPr>
+          <w:rFonts w:ascii="Times New Roman" w:hAnsi="Times New Roman"/>
+          <w:color w:val="1F2937"/>
+          <w:sz w:val="21"/>
+        </w:rPr>
+        <w:t>](../src/virtue_bench/core/loader.py)) and both slices begin at the top of the same ordering. Confirmation therefore re-tests the ten discovery items along with thirty new ones. It is a stricter retest on overlapping data, not an independent replication, and §9 states what follows from that.</w:t>
+      </w:r>
+    </w:p>
+    <w:p>
+      <w:pPr>
+        <w:spacing w:after="120"/>
+      </w:pPr>
+      <w:r>
+        <w:rPr>
+          <w:rFonts w:ascii="Times New Roman" w:hAnsi="Times New Roman"/>
+          <w:color w:val="1F2937"/>
+          <w:sz w:val="21"/>
+        </w:rPr>
+        <w:t>The pass rule sorts candidates, but it says nothing about whether a given improvement could have arisen by chance. For that we report a second layer of analysis alongside it.</w:t>
+      </w:r>
+    </w:p>
+    <w:p>
+      <w:pPr>
+        <w:spacing w:after="120"/>
+      </w:pPr>
+      <w:r>
+        <w:rPr>
+          <w:rFonts w:ascii="Times New Roman" w:hAnsi="Times New Roman"/>
+          <w:color w:val="1F2937"/>
+          <w:sz w:val="21"/>
+        </w:rPr>
+        <w:t>The relevant test is McNemar's, which is designed for exactly this situation: the same benchmark items answered twice, once with steering and once without. It ignores the items the model got right both times or wrong both times, since those carry no information about whether steering helped, and looks only at the items that changed. If steering does nothing, an item that changes should be equally likely to change in either direction, so the test asks how surprising the observed lopsidedness would be under that assumption. Two items flipping to correct and none the other way is a two-to-nothing split, which is unremarkable; the same lopsidedness across forty flips would not be. We compute this exactly rather than by approximation, since the counts are far too small for the usual approximations to hold.</w:t>
+      </w:r>
+    </w:p>
+    <w:p>
+      <w:pPr>
+        <w:spacing w:after="120"/>
+      </w:pPr>
+      <w:r>
+        <w:rPr>
+          <w:rFonts w:ascii="Times New Roman" w:hAnsi="Times New Roman"/>
+          <w:color w:val="1F2937"/>
+          <w:sz w:val="21"/>
+        </w:rPr>
+        <w:t>Because the pipeline tests many passages, some will look good by chance alone, so p-values are additionally adjusted within each stage by both the Benjamini–Hochberg and the Bonferroni procedures. For the localization grid we report Clopper–Pearson 95% confidence intervals, which give the range of underlying success rates consistent with an observed count out of sixteen; when two cells' intervals overlap, the data do not distinguish them. All of these are written by [</w:t>
+      </w:r>
+      <w:r>
+        <w:rPr>
+          <w:rFonts w:ascii="Courier New" w:hAnsi="Courier New"/>
+          <w:color w:val="1F2937"/>
+          <w:sz w:val="21"/>
+        </w:rPr>
+        <w:t>scripts/scripturevec_justice_stats.py</w:t>
+      </w:r>
+      <w:r>
+        <w:rPr>
+          <w:rFonts w:ascii="Times New Roman" w:hAnsi="Times New Roman"/>
+          <w:color w:val="1F2937"/>
+          <w:sz w:val="21"/>
+        </w:rPr>
+        <w:t>](../scripts/scripturevec_justice_stats.py) into [</w:t>
+      </w:r>
+      <w:r>
+        <w:rPr>
+          <w:rFonts w:ascii="Courier New" w:hAnsi="Courier New"/>
+          <w:color w:val="1F2937"/>
+          <w:sz w:val="21"/>
+        </w:rPr>
+        <w:t>key_data/stats/</w:t>
+      </w:r>
+      <w:r>
+        <w:rPr>
+          <w:rFonts w:ascii="Times New Roman" w:hAnsi="Times New Roman"/>
+          <w:color w:val="1F2937"/>
+          <w:sz w:val="21"/>
+        </w:rPr>
+        <w:t>](../results/paper/scripturevec_justice/key_data/stats/).</w:t>
+      </w:r>
+    </w:p>
+    <w:p>
+      <w:pPr>
+        <w:spacing w:after="120"/>
+      </w:pPr>
+      <w:r>
+        <w:rPr>
+          <w:rFonts w:ascii="Times New Roman" w:hAnsi="Times New Roman"/>
+          <w:color w:val="1F2937"/>
+          <w:sz w:val="21"/>
+        </w:rPr>
+        <w:t xml:space="preserve">The result of that analysis is stated plainly here because it governs the whole paper: </w:t>
+      </w:r>
+      <w:r>
+        <w:rPr>
+          <w:rFonts w:ascii="Times New Roman" w:hAnsi="Times New Roman"/>
+          <w:i/>
+          <w:color w:val="1F2937"/>
+          <w:sz w:val="21"/>
+        </w:rPr>
+        <w:t>no row at any stage of the pipeline reaches p &lt; 0.05, before correction or after it.</w:t>
+      </w:r>
+      <w:r>
+        <w:rPr>
+          <w:rFonts w:ascii="Times New Roman" w:hAnsi="Times New Roman"/>
+          <w:color w:val="1F2937"/>
+          <w:sz w:val="21"/>
+        </w:rPr>
+        <w:t xml:space="preserve"> Survivors of the pass rule are candidates worth retesting at higher power, not effects established in the conventional sense.</w:t>
+      </w:r>
+    </w:p>
+    <w:p>
+      <w:pPr>
+        <w:pStyle w:val="Heading2"/>
+      </w:pPr>
+      <w:r>
+        <w:t>3.6 Pipeline</w:t>
+      </w:r>
+    </w:p>
+    <w:p>
+      <w:pPr>
+        <w:spacing w:after="120"/>
+      </w:pPr>
+      <w:r>
+        <w:rPr>
+          <w:rFonts w:ascii="Times New Roman" w:hAnsi="Times New Roman"/>
+          <w:color w:val="1F2937"/>
+          <w:sz w:val="21"/>
+        </w:rPr>
+        <w:t>The pipeline ran in five stages: book discovery (all sixty-six books, limit 10); book confirmation (the nineteen book candidates, limit 40); chapter discovery (170 chapters from the seven surviving books, limit 10); chapter confirmation (the thirty-eight preliminary chapter hits, limit 40); and layer/α localization (the sixteen surviving chapter directions across the focused grid, limit 10). Each stage's output was the next stage's input, and the controls of §3.4–3.5 applied at every stage. Table 1 collects the design.</w:t>
       </w:r>
     </w:p>
     <w:p>
@@ -2302,7 +2158,7 @@
           <w:color w:val="1F2937"/>
           <w:sz w:val="21"/>
         </w:rPr>
-        <w:t>Retesting the nineteen preliminary book candidates at limit 40 with the same control battery left seven candidates that satisfied the pass rule: 1 Chronicles, Amos, Deuteronomy, Judges, Numbers, Acts, and Hebrews. Six of the seven moved a single item out of forty (Δ = 0.025, exact two-sided McNemar p ≈ 1.0); Hebrews was the largest move at Δ = 0.05 (b = 2, c = 0, exact two-sided McNemar p ≈ 0.5). No book row reaches uncorrected p &lt; 0.05, and the Bonferroni and BH-FDR adjustments across the 19-book family preserve that result. The confirmation-stage table — with reconstructed (b, c) counts, per-row exact p-values, and corrected q-values — is written to [</w:t>
+        <w:t>Retesting the nineteen candidates on forty items left seven that satisfied the pass rule: 1 Chronicles, Amos, Deuteronomy, Judges, Numbers, Acts, and Hebrews. The movements were tiny. Six of the seven changed exactly one answer out of forty, from sixteen correct to seventeen, which is a gain of 0.025 in accuracy and is written Δ = 0.025 throughout. Hebrews was the largest, changing two answers with none going the other way, Δ = 0.05. Under McNemar's test those correspond to p ≈ 1.0 and p ≈ 0.5 respectively, meaning that splits this lopsided are entirely ordinary when only one or two items move at all. No book comes close to significance, and correcting across the nineteen comparisons leaves that unchanged. Per-row counts and p-values are in [</w:t>
       </w:r>
       <w:r>
         <w:rPr>
@@ -2310,15 +2166,15 @@
           <w:color w:val="1F2937"/>
           <w:sz w:val="21"/>
         </w:rPr>
-        <w:t>key_data/stats/book_confirmation_l40_stats.csv</w:t>
-      </w:r>
-      <w:r>
-        <w:rPr>
-          <w:rFonts w:ascii="Times New Roman" w:hAnsi="Times New Roman"/>
-          <w:color w:val="1F2937"/>
-          <w:sz w:val="21"/>
-        </w:rPr>
-        <w:t>](../results/paper/scripturevec_justice/key_data/stats/book_confirmation_l40_stats.csv) by the stats script described in §3.5.</w:t>
+        <w:t>book_confirmation_l40_stats.csv</w:t>
+      </w:r>
+      <w:r>
+        <w:rPr>
+          <w:rFonts w:ascii="Times New Roman" w:hAnsi="Times New Roman"/>
+          <w:color w:val="1F2937"/>
+          <w:sz w:val="21"/>
+        </w:rPr>
+        <w:t>](../results/paper/scripturevec_justice/key_data/stats/book_confirmation_l40_stats.csv).</w:t>
       </w:r>
     </w:p>
     <w:p>
@@ -2331,7 +2187,7 @@
           <w:color w:val="1F2937"/>
           <w:sz w:val="21"/>
         </w:rPr>
-        <w:t>The survival pattern is consistent with the slice nesting noted in §3.5: each surviving book moved one item at limit-10 (5/10 vs 4/10) and one item at limit-40 (17/40 vs 16/40), so the additional 30 items in the confirmation slice contributed no net new movement. The "wider behavioral test" reads as the L10 signal carrying forward into L40 unchanged, not as new evidence from independent items. Twelve of the nineteen preliminary candidates failed because positive lost its strict-inequality advantage over negative-α or null on the larger slice, not because positive itself reversed.</w:t>
+        <w:t>The pattern of survival follows directly from the nesting described in §3.5. Each surviving book moved one item on the ten-item screen, going from four correct to five, and one item on the forty-item run, going from sixteen to seventeen. The thirty additional items contributed no net movement whatever. What looks like a wider behavioral test is the original ten-item signal carried forward intact rather than fresh evidence from independent data, and the paper's use of the word "confirmation" for this stage should be read accordingly. Of the twelve candidates that dropped out, none reversed direction; they failed because positive steering lost its strict advantage over the sign-flipped or shuffled condition on the larger slice.</w:t>
       </w:r>
     </w:p>
     <w:p>
@@ -2402,7 +2258,7 @@
           <w:color w:val="1F2937"/>
           <w:sz w:val="21"/>
         </w:rPr>
-        <w:t>Taking the seven confirmed books as the search region, the chapter-discovery screen swept 170 chapters and 952 verse-window rows at limit 10, α = 32. Thirty-eight clean preliminary chapter hits emerged, distributed unevenly: Acts contributed 14, Hebrews 6, Numbers 6, 1 Chronicles 4, Judges 3, Amos 3, Deuteronomy 2. The book-level signal sharpened into a clustered chapter map rather than into a single hot chapter per book.</w:t>
+        <w:t>Taking the seven surviving books as the search region, the chapter-discovery screen swept 170 chapters and 952 verse-window rows at limit 10, α = 32. Thirty-eight clean preliminary chapter hits emerged, distributed unevenly: Acts contributed 14, Hebrews 6, Numbers 6, 1 Chronicles 4, Judges 3, Amos 3, Deuteronomy 2. The book-level signal sharpened into a clustered chapter map rather than into a single hot chapter per book.</w:t>
       </w:r>
     </w:p>
     <w:p>
@@ -2503,7 +2359,7 @@
           <w:color w:val="1F2937"/>
           <w:sz w:val="21"/>
         </w:rPr>
-        <w:t>As at the book stage, the per-row movement is dominated by a single-item shift: fifteen of the sixteen chapter survivors show positive_accuracy = 0.425 against control = 0.40 (Δ = 0.025), and Hebrews 2 is again the lone two-item exception at Δ = 0.05. No chapter row reaches uncorrected p &lt; 0.05; BH-FDR and Bonferroni across the 38-chapter family preserve that. Per-row tests are written to [</w:t>
+        <w:t>The movements are the same size as at the book stage. Fifteen of the sixteen went from sixteen correct out of forty to seventeen (Δ = 0.025), and Hebrews 2 is again the lone two-item exception (Δ = 0.05). No chapter reaches significance, with or without correction across the thirty-eight comparisons; the per-row tests are in [</w:t>
       </w:r>
       <w:r>
         <w:rPr>
@@ -2511,32 +2367,15 @@
           <w:color w:val="1F2937"/>
           <w:sz w:val="21"/>
         </w:rPr>
-        <w:t>key_data/stats/chapter_confirmation_l40_stats.csv</w:t>
-      </w:r>
-      <w:r>
-        <w:rPr>
-          <w:rFonts w:ascii="Times New Roman" w:hAnsi="Times New Roman"/>
-          <w:color w:val="1F2937"/>
-          <w:sz w:val="21"/>
-        </w:rPr>
-        <w:t xml:space="preserve">](../results/paper/scripturevec_justice/key_data/stats/chapter_confirmation_l40_stats.csv). The set of sixteen is therefore the </w:t>
-      </w:r>
-      <w:r>
-        <w:rPr>
-          <w:rFonts w:ascii="Times New Roman" w:hAnsi="Times New Roman"/>
-          <w:i/>
-          <w:color w:val="1F2937"/>
-          <w:sz w:val="21"/>
-        </w:rPr>
-        <w:t>candidate cohort</w:t>
-      </w:r>
-      <w:r>
-        <w:rPr>
-          <w:rFonts w:ascii="Times New Roman" w:hAnsi="Times New Roman"/>
-          <w:color w:val="1F2937"/>
-          <w:sz w:val="21"/>
-        </w:rPr>
-        <w:t xml:space="preserve"> the rest of the paper studies under the localization grid; whether any individual chapter carries a real effect requires the disjoint-slice retest described in §10.</w:t>
+        <w:t>chapter_confirmation_l40_stats.csv</w:t>
+      </w:r>
+      <w:r>
+        <w:rPr>
+          <w:rFonts w:ascii="Times New Roman" w:hAnsi="Times New Roman"/>
+          <w:color w:val="1F2937"/>
+          <w:sz w:val="21"/>
+        </w:rPr>
+        <w:t>](../results/paper/scripturevec_justice/key_data/stats/chapter_confirmation_l40_stats.csv). These sixteen are the candidate set the rest of the paper studies, and whether any one of them carries a real effect awaits the disjoint-slice retest of §10.</w:t>
       </w:r>
     </w:p>
     <w:p>
@@ -2549,20 +2388,7 @@
           <w:color w:val="1F2937"/>
           <w:sz w:val="21"/>
         </w:rPr>
-        <w:t>A compact table of the confirmed chapters appears in §6, after the localization results, where chapter identity and chapter behavior can be read together.</w:t>
-      </w:r>
-    </w:p>
-    <w:p>
-      <w:pPr>
-        <w:spacing w:after="120"/>
-      </w:pPr>
-      <w:r>
-        <w:rPr>
-          <w:rFonts w:ascii="Times New Roman" w:hAnsi="Times New Roman"/>
-          <w:color w:val="1F2937"/>
-          <w:sz w:val="21"/>
-        </w:rPr>
-        <w:t>This chapter set was the empirical object the rest of the paper would study. It was selective — roughly one chapter in twelve of the screened chapters survived — and biblically intelligible, a point §7 develops.</w:t>
+        <w:t>The set is selective, since roughly one screened chapter in twelve survived, and it is biblically intelligible in a way §7 develops at length. Table 2, in §6, lists the sixteen alongside their behavior across the localization grid, where chapter identity and chapter behavior can be read together.</w:t>
       </w:r>
     </w:p>
     <w:p/>
@@ -2592,7 +2418,7 @@
           <w:color w:val="1F2937"/>
           <w:sz w:val="21"/>
         </w:rPr>
-        <w:t>The localization study tested the sixteen confirmed chapter vectors across an expanded focused layer-by-α grid. The final packet contains forty-three completed behavior cells: full α ladders for layers 24, 28, 29, 30, 31, 32, and 33, plus the layer-36 anchor cell at α = 32. The layer-36 anchor produced no rescues, so it was intentionally not expanded.</w:t>
+        <w:t>The localization study tested the sixteen surviving chapter directions across an expanded focused layer-by-α grid. The final packet contains forty-three completed behavior cells: full α ladders for layers 24, 28, 29, 30, 31, 32, and 33, plus the layer-36 anchor cell at α = 32. The layer-36 anchor produced no rescues, so it was intentionally not expanded.</w:t>
       </w:r>
     </w:p>
     <w:p>
@@ -2663,24 +2489,7 @@
           <w:color w:val="1F2937"/>
           <w:sz w:val="21"/>
         </w:rPr>
-        <w:t xml:space="preserve">The expanded grid does not contain a single best setting; instead, several cells rescue similar numbers of chapters, and the per-cell Clopper–Pearson 95% intervals on n = 16 overlap substantially. We highlight three cells that illustrate the </w:t>
-      </w:r>
-      <w:r>
-        <w:rPr>
-          <w:rFonts w:ascii="Times New Roman" w:hAnsi="Times New Roman"/>
-          <w:i/>
-          <w:color w:val="1F2937"/>
-          <w:sz w:val="21"/>
-        </w:rPr>
-        <w:t>behavioral atlas</w:t>
-      </w:r>
-      <w:r>
-        <w:rPr>
-          <w:rFonts w:ascii="Times New Roman" w:hAnsi="Times New Roman"/>
-          <w:color w:val="1F2937"/>
-          <w:sz w:val="21"/>
-        </w:rPr>
-        <w:t xml:space="preserve"> — the qualitative geometry of where chapter-derived directions become useful — while being explicit that the cell-to-cell differences are not statistically separable at the sample size.</w:t>
+        <w:t>The grid has no single best setting. Several cells rescue similar numbers of chapters, and with only sixteen chapters per cell their confidence intervals overlap heavily, so the three cells described below illustrate the shape of the atlas rather than marking out separable regimes.</w:t>
       </w:r>
     </w:p>
     <w:p>
@@ -2693,24 +2502,7 @@
           <w:color w:val="1F2937"/>
           <w:sz w:val="21"/>
         </w:rPr>
-        <w:t xml:space="preserve">The broadest-rescue cell was layer 30 at α = 96: 13 of 16 chapter vectors rescued, proportion 0.81, </w:t>
-      </w:r>
-      <w:r>
-        <w:rPr>
-          <w:rFonts w:ascii="Times New Roman" w:hAnsi="Times New Roman"/>
-          <w:b/>
-          <w:color w:val="1F2937"/>
-          <w:sz w:val="21"/>
-        </w:rPr>
-        <w:t>95% CI [0.54, 0.96]</w:t>
-      </w:r>
-      <w:r>
-        <w:rPr>
-          <w:rFonts w:ascii="Times New Roman" w:hAnsi="Times New Roman"/>
-          <w:color w:val="1F2937"/>
-          <w:sz w:val="21"/>
-        </w:rPr>
-        <w:t>, mean positive Δ = 0.0875. The neighbouring layer 31 at α = 96 rescued 12 of 16 (CI [0.48, 0.93], Δ = 0.0812), and several other cells (L31/α48, L32/α32, L30/α64, L28/α16) clustered at 11 of 16 (CI [0.41, 0.89]).</w:t>
+        <w:t>Broadest uptake came at layer 30 with α = 96, where 13 of the 16 chapters counted as rescues (95% CI [0.54, 0.96], mean Δ = 0.0875). Layer 31 at the same strength rescued 12 (CI [0.48, 0.93]), and four further cells clustered at 11 of 16 (CI [0.41, 0.89]). Broad uptake also appeared at the gentlest strength tested, layer 28 with α = 16, again 11 of 16 (mean Δ = 0.0625); what makes that cell interesting is not its count but that so many directions were already useful at the bottom of the ladder. The largest average movement came lower in the network, at layer 24 with α = 32, where fewer chapters passed (9 of 16, CI [0.30, 0.80]) but the mean change was 0.1687, roughly double any other cell.</w:t>
       </w:r>
     </w:p>
     <w:p>
@@ -2723,54 +2515,15 @@
           <w:color w:val="1F2937"/>
           <w:sz w:val="21"/>
         </w:rPr>
-        <w:t xml:space="preserve">The gentlest-α cell with broad uptake was layer 28 at α = 16: 11 of 16 rescued, proportion 0.69, </w:t>
-      </w:r>
-      <w:r>
-        <w:rPr>
-          <w:rFonts w:ascii="Times New Roman" w:hAnsi="Times New Roman"/>
-          <w:b/>
-          <w:color w:val="1F2937"/>
-          <w:sz w:val="21"/>
-        </w:rPr>
-        <w:t>CI [0.41, 0.89]</w:t>
-      </w:r>
-      <w:r>
-        <w:rPr>
-          <w:rFonts w:ascii="Times New Roman" w:hAnsi="Times New Roman"/>
-          <w:color w:val="1F2937"/>
-          <w:sz w:val="21"/>
-        </w:rPr>
-        <w:t>, mean Δ = 0.0625. The interest of this cell is the steering strength rather than the rescue count — many chapter-derived vectors became useful at the lowest α in the tested ladder.</w:t>
+        <w:t>Those three intervals all overlap one another, so the cells are illustrative and not statistically distinguishable. The exception is layer 24's behavior across strengths, which is sharp enough to survive the most sceptical reading: α = 32 produced the grid's largest gains, α = 48 fell to zero rescues with mean Δ = −0.175, and α = 64 and α = 96 fell to zero with mean Δ = −0.40. A direction that helps substantially at one strength and actively harms at the next is the clearest layer-specific feature the grid contains.</w:t>
       </w:r>
     </w:p>
     <w:p>
       <w:pPr>
-        <w:spacing w:after="120"/>
-      </w:pPr>
-      <w:r>
-        <w:rPr>
-          <w:rFonts w:ascii="Times New Roman" w:hAnsi="Times New Roman"/>
-          <w:color w:val="1F2937"/>
-          <w:sz w:val="21"/>
-        </w:rPr>
-        <w:t xml:space="preserve">The largest-mean-Δ cell was layer 24 at α = 32: 9 of 16 rescued, proportion 0.56, </w:t>
-      </w:r>
-      <w:r>
-        <w:rPr>
-          <w:rFonts w:ascii="Times New Roman" w:hAnsi="Times New Roman"/>
-          <w:b/>
-          <w:color w:val="1F2937"/>
-          <w:sz w:val="21"/>
-        </w:rPr>
-        <w:t>CI [0.30, 0.80]</w:t>
-      </w:r>
-      <w:r>
-        <w:rPr>
-          <w:rFonts w:ascii="Times New Roman" w:hAnsi="Times New Roman"/>
-          <w:color w:val="1F2937"/>
-          <w:sz w:val="21"/>
-        </w:rPr>
-        <w:t>, mean Δ = 0.1687 (roughly double any other cell). The L24 column is also the cell where the α-collapse is sharpest: α = 32 produced large gains, α = 48 collapsed to zero paired rescues with mean Δ = −0.175, and α = 64 and α = 96 both collapsed to zero rescues with mean Δ = −0.40. That column-specific α threshold is the most clearly layer-localised feature in the grid.</w:t>
+        <w:pStyle w:val="Heading2"/>
+      </w:pPr>
+      <w:r>
+        <w:t>5.3 Breadth, Strength, and Thresholds</w:t>
       </w:r>
     </w:p>
     <w:p>
@@ -2783,62 +2536,7 @@
           <w:color w:val="1F2937"/>
           <w:sz w:val="21"/>
         </w:rPr>
-        <w:t xml:space="preserve">The three cells' 95% CIs all overlap pairwise (L30/α96 [0.54, 0.96] with L28/α16 [0.41, 0.89] with L24/α32 [0.30, 0.80]). The right reading is therefore: these are three </w:t>
-      </w:r>
-      <w:r>
-        <w:rPr>
-          <w:rFonts w:ascii="Times New Roman" w:hAnsi="Times New Roman"/>
-          <w:i/>
-          <w:color w:val="1F2937"/>
-          <w:sz w:val="21"/>
-        </w:rPr>
-        <w:t>illustrative</w:t>
-      </w:r>
-      <w:r>
-        <w:rPr>
-          <w:rFonts w:ascii="Times New Roman" w:hAnsi="Times New Roman"/>
-          <w:color w:val="1F2937"/>
-          <w:sz w:val="21"/>
-        </w:rPr>
-        <w:t xml:space="preserve"> cells from a behaviorally smooth atlas, useful for orienting follow-up work toward (i) high-α broad-coverage cells, (ii) low-α uptake cells, and (iii) the L24 α-threshold, but not as statistically distinguishable regimes at n = 16.</w:t>
-      </w:r>
-    </w:p>
-    <w:p>
-      <w:pPr>
-        <w:pStyle w:val="Heading2"/>
-      </w:pPr>
-      <w:r>
-        <w:t>5.3 Breadth, Strength, and Thresholds</w:t>
-      </w:r>
-    </w:p>
-    <w:p>
-      <w:pPr>
-        <w:spacing w:after="120"/>
-      </w:pPr>
-      <w:r>
-        <w:rPr>
-          <w:rFonts w:ascii="Times New Roman" w:hAnsi="Times New Roman"/>
-          <w:color w:val="1F2937"/>
-          <w:sz w:val="21"/>
-        </w:rPr>
-        <w:t xml:space="preserve">Plotting paired rescue count against mean positive Δ across the forty-three completed cells exposes a separation between L24/α32 (largest mean Δ, smaller rescue set) and the L28–L31 high-α cells (largest rescue counts, smaller mean Δ). The cell-to-cell rescue-count differences sit inside overlapping CIs (§5.2), so this should be read as a </w:t>
-      </w:r>
-      <w:r>
-        <w:rPr>
-          <w:rFonts w:ascii="Times New Roman" w:hAnsi="Times New Roman"/>
-          <w:i/>
-          <w:color w:val="1F2937"/>
-          <w:sz w:val="21"/>
-        </w:rPr>
-        <w:t>separation of axes</w:t>
-      </w:r>
-      <w:r>
-        <w:rPr>
-          <w:rFonts w:ascii="Times New Roman" w:hAnsi="Times New Roman"/>
-          <w:color w:val="1F2937"/>
-          <w:sz w:val="21"/>
-        </w:rPr>
-        <w:t xml:space="preserve"> in the atlas rather than as a confirmed contrast between distinct regimes. The L24 α-collapse — sharp at α = 48 and total at α = 64 and α = 96 — is the sharpest cell-localised feature in the grid and survives the most aggressive reading: at L24, only α ≤ 32 is usable at all (α = 16 and α = 24 rescue 2 chapters each, α = 32 rescues 9), and every column above it loses all rescues.</w:t>
+        <w:t>Breadth and strength come apart. Plotting how many chapters a cell rescues against how much it moves them separates layer 24 at α = 32, which moves a smaller set a long way, from the higher-layer cells at high α, which move a larger set a shorter way. Because the rescue counts sit inside overlapping intervals (§5.2), this is a separation of two axes in the atlas rather than a confirmed contrast between regimes. Layer 24 remains the exception: only α ≤ 32 is usable there at all, with α = 16 and α = 24 rescuing two chapters each and α = 32 rescuing nine, and every stronger setting losing all of them.</w:t>
       </w:r>
     </w:p>
     <w:p>
@@ -5903,7 +5601,7 @@
           <w:color w:val="1F2937"/>
           <w:sz w:val="21"/>
         </w:rPr>
-        <w:t>The commentary tradition matters here because it helps name the kind of justice the benchmark appears to be receiving from these chapter vectors. The ratio stage of VirtueBench2 asks the model to hold the just answer when a plausible rationale for the unjust answer is placed under its nose. The confirmed chapters are dense with the biblical forms that train exactly that posture: judgment rendered under God, claims heard and answered, corrupt incentives refused, offices restored to their right order, testimony preserved under pressure, and recompense returned to the one to whom it is due.</w:t>
+        <w:t>The commentary tradition matters here because it helps name the kind of justice the benchmark appears to be receiving from these chapter vectors. The ratio stage of VirtueBench2 asks the model to hold the just answer when a plausible rationale for the unjust answer is placed under its nose. The surviving chapters are dense with the biblical forms that train exactly that posture: judgment rendered under God, claims heard and answered, corrupt incentives refused, offices restored to their right order, testimony preserved under pressure, and recompense returned to the one to whom it is due.</w:t>
       </w:r>
     </w:p>
     <w:p>
@@ -5929,7 +5627,7 @@
           <w:color w:val="1F2937"/>
           <w:sz w:val="21"/>
         </w:rPr>
-        <w:t>The historical chapters add the political and institutional face of the same pattern. Judges 7 makes deliverance impossible to misattribute; the victory is ordered so that Israel cannot claim for itself what belongs to the Lord. Judges 9 is a severe narrative of usurpation and recompense, closing with wickedness rendered back upon Abimelech and Shechem. 1 Chronicles 9 and 29 are quieter but not weaker: restored offices, ordered worship, and David's confession that Israel gives only what has first come from God. Those are not abstract moral labels. They are forms of right relation - right office, right attribution, right stewardship - and a benchmark about justice can receive them as pressure against self-serving answers.</w:t>
+        <w:t>The historical chapters add the political and institutional face of the same pattern. Judges 7 makes deliverance impossible to misattribute; the victory is ordered so that Israel cannot claim for itself what belongs to the Lord. Judges 9 is a severe narrative of usurpation and recompense, closing with wickedness rendered back upon Abimelech and Shechem. 1 Chronicles 9 and 29 are quieter but not weaker: restored offices, ordered worship, and David's confession that Israel gives only what has first come from God. Those are not abstract moral labels. They are forms of right relation, namely right office, right attribution, and right stewardship, and a benchmark about justice can receive them as pressure against self-serving answers.</w:t>
       </w:r>
     </w:p>
     <w:p>
@@ -5989,7 +5687,7 @@
           <w:color w:val="1F2937"/>
           <w:sz w:val="21"/>
         </w:rPr>
-        <w:t>Hebrews 7 deserves separate treatment because it is one of the most interesting discoveries in the set. It survived the limit-40 chapter confirmation and was rescued in eleven of the forty-three localization cells, with its strongest observed cell at L24/α32 - the same lower-layer, high-movement regime that produced the largest mean positive shift in the expanded grid. It is not the broadest chapter in the atlas, but it is a sharp one.</w:t>
+        <w:t>Hebrews 7 deserves separate treatment because it is one of the most interesting discoveries in the set. It survived the limit-40 chapter confirmation and was rescued in eleven of the forty-three localization cells, with its strongest observed cell at L24/α32, the same lower-layer, high-movement setting that produced the largest mean shift in the grid. It is not the broadest chapter in the atlas, but it is a sharp one.</w:t>
       </w:r>
     </w:p>
     <w:p>
@@ -6062,7 +5760,7 @@
           <w:color w:val="1F2937"/>
           <w:sz w:val="21"/>
         </w:rPr>
-        <w:t>The activation directions extracted from the sixteen confirmed chapters moved Justice scores under controlled steering. The question of why this particular set moved the benchmark, and not others, is one the localization study can constrain but only mechanistic work can settle. The commentary readings of §§7.2-7.3 nonetheless support four hypotheses worth stating clearly, in increasing order of empirical falsifiability.</w:t>
+        <w:t>The directions extracted from these sixteen chapters moved Justice scores under controlled steering, small though the movements were. The question of why this particular set moved the benchmark, and not others, is one the localization study can constrain but only mechanistic work can settle. The commentary readings of §§7.2–7.3 nonetheless support four hypotheses worth stating clearly, in increasing order of empirical falsifiability.</w:t>
       </w:r>
     </w:p>
     <w:p>
@@ -6118,7 +5816,7 @@
           <w:color w:val="1F2937"/>
           <w:sz w:val="21"/>
         </w:rPr>
-        <w:t xml:space="preserve"> schema rather than on a generic justice-affect — a hypothesis directly testable by extracting parallel directions from passages with strong recompense rhetoric outside the confirmed set (Romans 12:19; Revelation 18; Psalm 94) and asking whether they too produce Justice movement.</w:t>
+        <w:t xml:space="preserve"> schema rather than on a generic justice-affect — a hypothesis directly testable by extracting parallel directions from passages with strong recompense rhetoric outside the surviving set (Romans 12:19; Revelation 18; Psalm 94) and asking whether they too produce Justice movement.</w:t>
       </w:r>
     </w:p>
     <w:p>
@@ -6174,7 +5872,7 @@
           <w:color w:val="1F2937"/>
           <w:sz w:val="21"/>
         </w:rPr>
-        <w:t>. The hypothesis can be tested by hand-coding the chapters of the confirmed books for whether they narrate an adjudicated event, and asking whether the chapter-discovery hits and the chapter-confirmation survivors disproportionately fall on the narrating side.</w:t>
+        <w:t>. The hypothesis can be tested by hand-coding the chapters of the seven surviving books for whether they narrate an adjudicated event, and asking whether the chapter-discovery hits and the chapter-confirmation survivors disproportionately fall on the narrating side.</w:t>
       </w:r>
     </w:p>
     <w:p>
@@ -6269,7 +5967,7 @@
           <w:color w:val="1F2937"/>
           <w:sz w:val="21"/>
         </w:rPr>
-        <w:t xml:space="preserve"> most directly invites. The benchmark presents the model with a plausible consequentialist rationale for the unjust answer and scores whether the model holds the just answer under that pressure. The confirmed chapter set is, strikingly, dense with scenes of speech preserved under exactly that pressure: Stephen before the Sanhedrin (Acts 7), Peter before Jerusalem (Acts 11), Paul before the magistrates and on the storm-bound ship (Acts 16, 27), Balaam before Balak with payment in hand (Numbers 22), Jotham above Shechem (Judges 9), Moses before complaining Israel (Numbers 11), the daughters of Zelophehad before Moses and Eleazar and the assembly (Numbers 27), David's confession of stewardship before all Israel (1 Chronicles 29). The activation direction, on this thesis, is loading on the </w:t>
+        <w:t xml:space="preserve"> most directly invites. The benchmark presents the model with a plausible consequentialist rationale for the unjust answer and scores whether the model holds the just answer under that pressure. The surviving chapter set is, strikingly, dense with scenes of speech preserved under exactly that pressure: Stephen before the Sanhedrin (Acts 7), Peter before Jerusalem (Acts 11), Paul before the magistrates and on the storm-bound ship (Acts 16, 27), Balaam before Balak with payment in hand (Numbers 22), Jotham above Shechem (Judges 9), Moses before complaining Israel (Numbers 11), the daughters of Zelophehad before Moses and Eleazar and the assembly (Numbers 27), David's confession of stewardship before all Israel (1 Chronicles 29). The activation direction, on this thesis, is loading on the </w:t>
       </w:r>
       <w:r>
         <w:rPr>
@@ -6343,41 +6041,7 @@
           <w:color w:val="1F2937"/>
           <w:sz w:val="21"/>
         </w:rPr>
-        <w:t xml:space="preserve">The pass-rule pipeline produced a </w:t>
-      </w:r>
-      <w:r>
-        <w:rPr>
-          <w:rFonts w:ascii="Times New Roman" w:hAnsi="Times New Roman"/>
-          <w:i/>
-          <w:color w:val="1F2937"/>
-          <w:sz w:val="21"/>
-        </w:rPr>
-        <w:t>candidate set</w:t>
-      </w:r>
-      <w:r>
-        <w:rPr>
-          <w:rFonts w:ascii="Times New Roman" w:hAnsi="Times New Roman"/>
-          <w:color w:val="1F2937"/>
-          <w:sz w:val="21"/>
-        </w:rPr>
-        <w:t xml:space="preserve"> of book and chapter sources whose chapter-derived directions, applied to Qwen3-14B, satisfy a strict-inequality control battery on the Justice ratio slice of </w:t>
-      </w:r>
-      <w:r>
-        <w:rPr>
-          <w:rFonts w:ascii="Times New Roman" w:hAnsi="Times New Roman"/>
-          <w:i/>
-          <w:color w:val="1F2937"/>
-          <w:sz w:val="21"/>
-        </w:rPr>
-        <w:t>VirtueBench2</w:t>
-      </w:r>
-      <w:r>
-        <w:rPr>
-          <w:rFonts w:ascii="Times New Roman" w:hAnsi="Times New Roman"/>
-          <w:color w:val="1F2937"/>
-          <w:sz w:val="21"/>
-        </w:rPr>
-        <w:t>. The pipeline's selectivity — 19 of 66 books at L10 discovery, 7 of 19 at L40 confirmation, 38 chapters from the seven, 16 of 38 at chapter confirmation — should be read as filtering rather than as confirmation. None of the per-row movements reach uncorrected statistical significance at the n = 40 confirmation stage, and the L10 → L40 transition does not provide additional evidence beyond the L10 signal because the slices are nested (§3.5). What the candidate set is good for is what it is here used for: targeting the localization study at a small enough number of chapter directions to map behavior across an 8 × 6 layer/α grid, and providing a starting point for the disjoint-slice retest and sparse-feature work proposed in §10.</w:t>
+        <w:t>The pipeline narrowed sixty-six books to nineteen, nineteen to seven, one hundred and seventy chapters to thirty-eight, and thirty-eight to sixteen. That is filtering, and it should be read as filtering rather than as confirmation; the rule that did the narrowing is strict about ordering but says nothing about whether the orderings it observed were real, and the stage that ought to have supplied independent evidence turned out to re-score the same items (§3.5). What the surviving set is good for is precisely what it is used for here, which is to reduce a canon-sized question to sixteen directions small enough to map across a grid, and to give the retest proposed in §10 somewhere specific to begin.</w:t>
       </w:r>
     </w:p>
     <w:p>
@@ -6390,7 +6054,7 @@
           <w:color w:val="1F2937"/>
           <w:sz w:val="21"/>
         </w:rPr>
-        <w:t xml:space="preserve">What survives the pipeline does cohere biblically (§7), and that coherence is the strongest part of the result. A direction-search procedure that picked at random from 170 chapters under the same pass rule would not be expected to land on Numbers 27, Acts 11, Hebrews 7, and the rest with this kind of pattern. The empirical claim is therefore that </w:t>
+        <w:t xml:space="preserve">The more interesting fact is that the set coheres. A procedure drawing sixteen chapters at random from a hundred and seventy would not be expected to return Numbers 27, Acts 11, Hebrews 7, and the rest, nor to return a set whose members answer to one another as these do (§7). The claim this licenses is conditional and worth stating in that form: </w:t>
       </w:r>
       <w:r>
         <w:rPr>
@@ -6407,24 +6071,7 @@
           <w:color w:val="1F2937"/>
           <w:sz w:val="21"/>
         </w:rPr>
-        <w:t xml:space="preserve"> these directions carry real effects — and that question requires the §10 follow-up — they would carry biblically intelligible effects rather than arbitrary ones. The picture is of scripture-as-structured-geometry-</w:t>
-      </w:r>
-      <w:r>
-        <w:rPr>
-          <w:rFonts w:ascii="Times New Roman" w:hAnsi="Times New Roman"/>
-          <w:i/>
-          <w:color w:val="1F2937"/>
-          <w:sz w:val="21"/>
-        </w:rPr>
-        <w:t>candidate</w:t>
-      </w:r>
-      <w:r>
-        <w:rPr>
-          <w:rFonts w:ascii="Times New Roman" w:hAnsi="Times New Roman"/>
-          <w:color w:val="1F2937"/>
-          <w:sz w:val="21"/>
-        </w:rPr>
-        <w:t>: a behavioral atlas that locates where Scripture-derived directions concentrate inside the model and asks the next experiment to test whether the concentrations correspond to genuine effects.</w:t>
+        <w:t xml:space="preserve"> these directions carry real effects, they carry biblically intelligible ones rather than arbitrary ones. Whether the antecedent holds is the business of the next experiment, and nothing in the present data settles it.</w:t>
       </w:r>
     </w:p>
     <w:p>
@@ -6437,7 +6084,7 @@
           <w:color w:val="1F2937"/>
           <w:sz w:val="21"/>
         </w:rPr>
-        <w:t xml:space="preserve">The </w:t>
+        <w:t xml:space="preserve">There is a temptation, in a program that has spent several papers establishing that Scripture is not inert in these systems, to hear a result like this one as further confirmation of that thesis. It is not. It is a method for asking a sharper version of the question, together with a first and underpowered answer. The </w:t>
       </w:r>
       <w:r>
         <w:rPr>
@@ -6454,24 +6101,7 @@
           <w:color w:val="1F2937"/>
           <w:sz w:val="21"/>
         </w:rPr>
-        <w:t xml:space="preserve"> framing of earlier ICMI work (Hwang, 2026a) sits more carefully here than in the prior draft: what activation steering recovers is a model-shaped </w:t>
-      </w:r>
-      <w:r>
-        <w:rPr>
-          <w:rFonts w:ascii="Times New Roman" w:hAnsi="Times New Roman"/>
-          <w:i/>
-          <w:color w:val="1F2937"/>
-          <w:sz w:val="21"/>
-        </w:rPr>
-        <w:t>candidate</w:t>
-      </w:r>
-      <w:r>
-        <w:rPr>
-          <w:rFonts w:ascii="Times New Roman" w:hAnsi="Times New Roman"/>
-          <w:color w:val="1F2937"/>
-          <w:sz w:val="21"/>
-        </w:rPr>
-        <w:t xml:space="preserve"> trace of the canon's reception, which the present paper maps and the next paper must confirm.</w:t>
+        <w:t xml:space="preserve"> principle that has organized earlier work in this line (Hwang, 2026a) applies to the paper as much as to the model: what is received is received according to the mode of the receiver, and a benchmark of forty items can receive only so much.</w:t>
       </w:r>
     </w:p>
     <w:p>
@@ -6492,7 +6122,7 @@
           <w:color w:val="1F2937"/>
           <w:sz w:val="21"/>
         </w:rPr>
-        <w:t>Three results invited careful theological reading. The first was the Amos asymmetry. Amos is the most prophetically justice-rhetorical book in the confirmed set, yet no individual Amos chapter survived chapter confirmation. That does not weaken the book-level result. It sharpens it. The book vector appears to have recovered a distributed prophetic argument that was not compact enough to be captured by any single chapter vector.</w:t>
+        <w:t>Three results invited careful theological reading. The first was the Amos asymmetry. Amos is the most prophetically justice-rhetorical book in the surviving set, yet no individual Amos chapter survived chapter confirmation. That does not weaken the book-level result. It sharpens it. The book vector appears to have recovered a distributed prophetic argument that was not compact enough to be captured by any single chapter vector.</w:t>
       </w:r>
     </w:p>
     <w:p>
@@ -6565,7 +6195,7 @@
           <w:color w:val="1F2937"/>
           <w:sz w:val="21"/>
         </w:rPr>
-        <w:t xml:space="preserve">The second tension was the L24-vs-L28/L30 split. The divergence of the layer producing the strongest per-chapter movement from the layer producing the broadest rescue is consistent with a chapter-derived direction that is internally compound, with different sub-features picked up at different layers and amplified at different strengths. The third was the inclusion of Hebrews 7. Its surface topic is Melchizedekian priesthood, yet </w:t>
+        <w:t xml:space="preserve">The second tension is the gap between the layer that moves chapters furthest and the layer that moves the most of them. If a chapter's direction were a single thing, one would expect breadth and strength to rise together; that they come apart is what one would expect if the direction is compound, with different components taking hold at different depths and different strengths. The third is Hebrews 7, treated at length in §7.3, whose value here is as a test case: a chapter with almost no surface justice vocabulary, surfacing through priesthood and oath and right office, is the sharpest available probe of whether the model is responding to biblical forms of order or merely to the word </w:t>
       </w:r>
       <w:r>
         <w:rPr>
@@ -6574,32 +6204,15 @@
           <w:color w:val="1F2937"/>
           <w:sz w:val="21"/>
         </w:rPr>
-        <w:t>"king of righteousness"</w:t>
-      </w:r>
-      <w:r>
-        <w:rPr>
-          <w:rFonts w:ascii="Times New Roman" w:hAnsi="Times New Roman"/>
-          <w:color w:val="1F2937"/>
-          <w:sz w:val="21"/>
-        </w:rPr>
-        <w:t xml:space="preserve"> and </w:t>
-      </w:r>
-      <w:r>
-        <w:rPr>
-          <w:rFonts w:ascii="Times New Roman" w:hAnsi="Times New Roman"/>
-          <w:i/>
-          <w:color w:val="1F2937"/>
-          <w:sz w:val="21"/>
-        </w:rPr>
-        <w:t>"king of peace"</w:t>
-      </w:r>
-      <w:r>
-        <w:rPr>
-          <w:rFonts w:ascii="Times New Roman" w:hAnsi="Times New Roman"/>
-          <w:color w:val="1F2937"/>
-          <w:sz w:val="21"/>
-        </w:rPr>
-        <w:t xml:space="preserve"> is justice in its enduring priestly mode. The chapter was strongest in the L24/α32 selective regime, which makes it a useful test case for whether the model is responding to biblical forms of order, mediation, and right office rather than to justice vocabulary alone.</w:t>
+        <w:t>justice</w:t>
+      </w:r>
+      <w:r>
+        <w:rPr>
+          <w:rFonts w:ascii="Times New Roman" w:hAnsi="Times New Roman"/>
+          <w:color w:val="1F2937"/>
+          <w:sz w:val="21"/>
+        </w:rPr>
+        <w:t xml:space="preserve"> and its neighbours.</w:t>
       </w:r>
     </w:p>
     <w:p>
@@ -6660,15 +6273,15 @@
           <w:color w:val="1F2937"/>
           <w:sz w:val="21"/>
         </w:rPr>
-        <w:t>Statistical power and effect size.</w:t>
-      </w:r>
-      <w:r>
-        <w:rPr>
-          <w:rFonts w:ascii="Times New Roman" w:hAnsi="Times New Roman"/>
-          <w:color w:val="1F2937"/>
-          <w:sz w:val="21"/>
-        </w:rPr>
-        <w:t xml:space="preserve"> This is the most important limitation. The benchmark slice sizes (10 at discovery and localization, 40 at confirmation) cap the minimum achievable McNemar p-value at any single row. Most rescue-rule survivors at limit-40 flipped a single item out of forty (Δ = 0.025, two-sided McNemar p ≈ 1.0); the strongest single row is Hebrews 2 at Δ = 0.05 (p ≈ 0.5). No row in the pipeline reaches uncorrected p &lt; 0.05, and BH-FDR and Bonferroni corrections within each stage do not change that. The pass-rule survivors should be read as a candidate cohort for follow-up, not as confirmed effects.</w:t>
+        <w:t>Statistical power, and what "confirmation" does not mean.</w:t>
+      </w:r>
+      <w:r>
+        <w:rPr>
+          <w:rFonts w:ascii="Times New Roman" w:hAnsi="Times New Roman"/>
+          <w:color w:val="1F2937"/>
+          <w:sz w:val="21"/>
+        </w:rPr>
+        <w:t xml:space="preserve"> This is the governing limitation, and every other one is read in its light. Ten- and forty-item slices are simply too small to establish anything about a one-item change: with only one or two answers moving, no arrangement of them could have reached significance, so the absence of significant results is as much a property of the design as of the data. Most survivors moved a single item (Δ = 0.025, p ≈ 1.0) and the strongest, Hebrews 2, moved two (Δ = 0.05, p ≈ 0.5). Nothing reaches p &lt; 0.05 at any stage, with or without correction. The word "confirmation" in this paper names a pipeline stage that applies a stricter rule on a larger slice; it does not mean the effect was confirmed, and the survivors are candidates awaiting an adequately powered test.</w:t>
       </w:r>
     </w:p>
     <w:p>
@@ -6690,7 +6303,7 @@
           <w:color w:val="1F2937"/>
           <w:sz w:val="21"/>
         </w:rPr>
-        <w:t xml:space="preserve"> The benchmark sampler is deterministic at seed = 42, so the limit-10 discovery slice (items 0–9) is contained in the limit-40 confirmation slice (items 0–39). The L40 "confirmation" therefore re-evaluates the L10 items rather than evaluating disjoint data, and the typical L10 → L40 transition adds zero net item movement on items 10–39 (positive and control are tied 12-12 on the additional 30 items for typical survivors). The §10 disjoint-slice retest replaces this nested arrangement with an independent slice (items 40–79 or a stratified resample).</w:t>
+        <w:t xml:space="preserve"> Because the sampler is deterministic at seed = 42, the ten discovery items sit inside the forty confirmation items rather than beside them. The larger run therefore re-scores the same ten alongside thirty new ones, and for a typical survivor those thirty contribute nothing at all: positive steering and control finish tied at twelve apiece. The apparent progression from a narrow screen to a wider test is, for most rows, the same single item counted twice. The retest proposed in §10 uses items 40–79, which the pipeline has never seen.</w:t>
       </w:r>
     </w:p>
     <w:p>
@@ -6704,15 +6317,49 @@
           <w:color w:val="1F2937"/>
           <w:sz w:val="21"/>
         </w:rPr>
-        <w:t>Single model.</w:t>
-      </w:r>
-      <w:r>
-        <w:rPr>
-          <w:rFonts w:ascii="Times New Roman" w:hAnsi="Times New Roman"/>
-          <w:color w:val="1F2937"/>
-          <w:sz w:val="21"/>
-        </w:rPr>
-        <w:t xml:space="preserve"> All experiments in this paper ran on Qwen3-14B. Whether the layer/α atlas transfers to other open-weight models — and in particular whether the L24 α-collapse is a general feature or a Qwen3-specific one — is an open question. The chapter set may transfer better than the localization grid does, since the chapters were selected by behavioral pass rules that are model-shaped at the discovery and confirmation stages, but their biblical content is fixed.</w:t>
+        <w:t>What the contrast actually isolates.</w:t>
+      </w:r>
+      <w:r>
+        <w:rPr>
+          <w:rFonts w:ascii="Times New Roman" w:hAnsi="Times New Roman"/>
+          <w:color w:val="1F2937"/>
+          <w:sz w:val="21"/>
+        </w:rPr>
+        <w:t xml:space="preserve"> A direction here is the difference between the model reading a biblical book and the model reading field notes on astronomy and botany. That gap contains far more than moral content: it contains archaic diction, verse rhythm, proper names, narrative mode, and every other feature separating the King James Version from modern expository prose. Nothing in the method pulls the moral content out of that bundle, so a chapter's direction may be doing its work through register as much as through what the chapter says. The null condition does not settle this either, since shuffling a vector's coordinates tests against noise rather than against a genuine rival direction; a length-matched vector extracted from a different non-scripture corpus would be the stricter comparison. Both that null and replication on a non-KJV translation are listed in §10, and until they are run, the claim that these directions carry </w:t>
+      </w:r>
+      <w:r>
+        <w:rPr>
+          <w:rFonts w:ascii="Times New Roman" w:hAnsi="Times New Roman"/>
+          <w:i/>
+          <w:color w:val="1F2937"/>
+          <w:sz w:val="21"/>
+        </w:rPr>
+        <w:t>justice</w:t>
+      </w:r>
+      <w:r>
+        <w:rPr>
+          <w:rFonts w:ascii="Times New Roman" w:hAnsi="Times New Roman"/>
+          <w:color w:val="1F2937"/>
+          <w:sz w:val="21"/>
+        </w:rPr>
+        <w:t xml:space="preserve"> rather than </w:t>
+      </w:r>
+      <w:r>
+        <w:rPr>
+          <w:rFonts w:ascii="Times New Roman" w:hAnsi="Times New Roman"/>
+          <w:i/>
+          <w:color w:val="1F2937"/>
+          <w:sz w:val="21"/>
+        </w:rPr>
+        <w:t>scriptural style</w:t>
+      </w:r>
+      <w:r>
+        <w:rPr>
+          <w:rFonts w:ascii="Times New Roman" w:hAnsi="Times New Roman"/>
+          <w:color w:val="1F2937"/>
+          <w:sz w:val="21"/>
+        </w:rPr>
+        <w:t xml:space="preserve"> is an interpretation of the results and not a finding of them.</w:t>
       </w:r>
     </w:p>
     <w:p>
@@ -6726,120 +6373,15 @@
           <w:color w:val="1F2937"/>
           <w:sz w:val="21"/>
         </w:rPr>
-        <w:t>Single virtue target.</w:t>
-      </w:r>
-      <w:r>
-        <w:rPr>
-          <w:rFonts w:ascii="Times New Roman" w:hAnsi="Times New Roman"/>
-          <w:color w:val="1F2937"/>
-          <w:sz w:val="21"/>
-        </w:rPr>
-        <w:t xml:space="preserve"> Justice is the only cardinal virtue tested here. The same pipeline applied to fortitude, temperance, or prudence may surface different chapter sets and different localization patterns; until that is run, generalizing the present result to scriptural virtue vectors as a category is unwarranted.</w:t>
-      </w:r>
-    </w:p>
-    <w:p>
-      <w:pPr>
-        <w:spacing w:after="120"/>
-      </w:pPr>
-      <w:r>
-        <w:rPr>
-          <w:rFonts w:ascii="Times New Roman" w:hAnsi="Times New Roman"/>
-          <w:b/>
-          <w:color w:val="1F2937"/>
-          <w:sz w:val="21"/>
-        </w:rPr>
-        <w:t>Single benchmark stage.</w:t>
-      </w:r>
-      <w:r>
-        <w:rPr>
-          <w:rFonts w:ascii="Times New Roman" w:hAnsi="Times New Roman"/>
-          <w:color w:val="1F2937"/>
-          <w:sz w:val="21"/>
-        </w:rPr>
-        <w:t xml:space="preserve"> The ratio stage of </w:t>
-      </w:r>
-      <w:r>
-        <w:rPr>
-          <w:rFonts w:ascii="Times New Roman" w:hAnsi="Times New Roman"/>
-          <w:i/>
-          <w:color w:val="1F2937"/>
-          <w:sz w:val="21"/>
-        </w:rPr>
-        <w:t>VirtueBench2</w:t>
-      </w:r>
-      <w:r>
-        <w:rPr>
-          <w:rFonts w:ascii="Times New Roman" w:hAnsi="Times New Roman"/>
-          <w:color w:val="1F2937"/>
-          <w:sz w:val="21"/>
-        </w:rPr>
-        <w:t xml:space="preserve"> was chosen because it is the hardest of the available stages, but a clean cross-stage replication has not yet been done. Some stage-specificity in the chapter set is possible.</w:t>
-      </w:r>
-    </w:p>
-    <w:p>
-      <w:pPr>
-        <w:spacing w:after="120"/>
-      </w:pPr>
-      <w:r>
-        <w:rPr>
-          <w:rFonts w:ascii="Times New Roman" w:hAnsi="Times New Roman"/>
-          <w:b/>
-          <w:color w:val="1F2937"/>
-          <w:sz w:val="21"/>
-        </w:rPr>
-        <w:t>Translation dependence.</w:t>
-      </w:r>
-      <w:r>
-        <w:rPr>
-          <w:rFonts w:ascii="Times New Roman" w:hAnsi="Times New Roman"/>
-          <w:color w:val="1F2937"/>
-          <w:sz w:val="21"/>
-        </w:rPr>
-        <w:t xml:space="preserve"> All scripture corpora are KJV. The KJV's distinctive register may contribute to the activation patterns extracted; different translations may produce somewhat different geometries. Replication on at least the ESV is a clear next step.</w:t>
-      </w:r>
-    </w:p>
-    <w:p>
-      <w:pPr>
-        <w:spacing w:after="120"/>
-      </w:pPr>
-      <w:r>
-        <w:rPr>
-          <w:rFonts w:ascii="Times New Roman" w:hAnsi="Times New Roman"/>
-          <w:b/>
-          <w:color w:val="1F2937"/>
-          <w:sz w:val="21"/>
-        </w:rPr>
-        <w:t>Confirmation is not yet inferential confirmation.</w:t>
-      </w:r>
-      <w:r>
-        <w:rPr>
-          <w:rFonts w:ascii="Times New Roman" w:hAnsi="Times New Roman"/>
-          <w:color w:val="1F2937"/>
-          <w:sz w:val="21"/>
-        </w:rPr>
-        <w:t xml:space="preserve"> Limit-10 screens function as behavioral discovery; limit-40 "confirmation" is, under the slice-nesting noted above, a tighter pass-rule retest on overlapping data rather than independent confirmation. None of the survivors at any stage reaches conventional statistical significance. The expanded 43-cell layer/α atlas is limit-10 localization evidence read with explicit Clopper–Pearson CIs. The next confirmation step is to retest the regime-illustrative cells on a disjoint slice and, ideally, on a stratified resample of the Justice ratio bank.</w:t>
-      </w:r>
-    </w:p>
-    <w:p>
-      <w:pPr>
-        <w:spacing w:after="120"/>
-      </w:pPr>
-      <w:r>
-        <w:rPr>
-          <w:rFonts w:ascii="Times New Roman" w:hAnsi="Times New Roman"/>
-          <w:b/>
-          <w:color w:val="1F2937"/>
-          <w:sz w:val="21"/>
-        </w:rPr>
-        <w:t>Null vector construction.</w:t>
-      </w:r>
-      <w:r>
-        <w:rPr>
-          <w:rFonts w:ascii="Times New Roman" w:hAnsi="Times New Roman"/>
-          <w:color w:val="1F2937"/>
-          <w:sz w:val="21"/>
-        </w:rPr>
-        <w:t xml:space="preserve"> The null condition is a coordinate-permutation of the scripture-derived unit direction (§3.4). This preserves norm and coordinate-value distribution but does not test against a contrast direction extracted from a different non-scripture corpus. A length-matched, mean-direction-matched non-scripture contrast vector would be a stricter null, and is listed in §10.</w:t>
+        <w:t>Single model, single virtue, single stage.</w:t>
+      </w:r>
+      <w:r>
+        <w:rPr>
+          <w:rFonts w:ascii="Times New Roman" w:hAnsi="Times New Roman"/>
+          <w:color w:val="1F2937"/>
+          <w:sz w:val="21"/>
+        </w:rPr>
+        <w:t xml:space="preserve"> Everything here is Qwen3-14B, Justice, and the ratio stage. Whether the layer and strength atlas transfers to other open-weight models is unknown, and the layer-24 collapse in particular may be an architectural quirk rather than a general feature. The sixteen chapters may travel better than the atlas does, since their biblical content is fixed even though the pass rule that selected them was model-shaped. Applying the pipeline to fortitude, temperance, or prudence may surface entirely different sets, and until it does, nothing here supports a claim about scriptural virtue vectors as a category.</w:t>
       </w:r>
     </w:p>
     <w:p>
@@ -6902,19 +6444,10 @@
       <w:r>
         <w:rPr>
           <w:rFonts w:ascii="Times New Roman" w:hAnsi="Times New Roman"/>
-          <w:b/>
-          <w:color w:val="1F2937"/>
-          <w:sz w:val="21"/>
-        </w:rPr>
-        <w:t>Sparse-feature analysis of the confirmed chapter directions.</w:t>
-      </w:r>
-      <w:r>
-        <w:rPr>
-          <w:rFonts w:ascii="Times New Roman" w:hAnsi="Times New Roman"/>
-          <w:color w:val="1F2937"/>
-          <w:sz w:val="21"/>
-        </w:rPr>
-        <w:t xml:space="preserve"> The breadth-versus-strength split and the chapter-by-α selectivity make this the natural next step. A trained sparse autoencoder on the relevant layer windows of Qwen3-14B should expose the small number of features mediating the localized chapter effects, and would test directly whether the L24, L28, and L30 effects pick up distinguishable sub-structures of a compound representation.</w:t>
+          <w:color w:val="1F2937"/>
+          <w:sz w:val="21"/>
+        </w:rPr>
+        <w:t>The items below are ordered by how much they would change the standing of the present results, not by how interesting they are.</w:t>
       </w:r>
     </w:p>
     <w:p>
@@ -6928,32 +6461,15 @@
           <w:color w:val="1F2937"/>
           <w:sz w:val="21"/>
         </w:rPr>
-        <w:t>Cross-virtue replication.</w:t>
-      </w:r>
-      <w:r>
-        <w:rPr>
-          <w:rFonts w:ascii="Times New Roman" w:hAnsi="Times New Roman"/>
-          <w:color w:val="1F2937"/>
-          <w:sz w:val="21"/>
-        </w:rPr>
-        <w:t xml:space="preserve"> Running the same pipeline on the fortitude, temperance, and prudence slices of </w:t>
-      </w:r>
-      <w:r>
-        <w:rPr>
-          <w:rFonts w:ascii="Times New Roman" w:hAnsi="Times New Roman"/>
-          <w:i/>
-          <w:color w:val="1F2937"/>
-          <w:sz w:val="21"/>
-        </w:rPr>
-        <w:t>VirtueBench2</w:t>
-      </w:r>
-      <w:r>
-        <w:rPr>
-          <w:rFonts w:ascii="Times New Roman" w:hAnsi="Times New Roman"/>
-          <w:color w:val="1F2937"/>
-          <w:sz w:val="21"/>
-        </w:rPr>
-        <w:t xml:space="preserve"> would either generalize the present result or reveal that justice is special. Either outcome is informative.</w:t>
+        <w:t>Retest on a disjoint slice, at adequate power.</w:t>
+      </w:r>
+      <w:r>
+        <w:rPr>
+          <w:rFonts w:ascii="Times New Roman" w:hAnsi="Times New Roman"/>
+          <w:color w:val="1F2937"/>
+          <w:sz w:val="21"/>
+        </w:rPr>
+        <w:t xml:space="preserve"> Nothing else matters as much. Items 40–79 of the Justice ratio bank have never entered the pipeline, and retesting the sixteen chapters and the three illustrative cells there, on enough items that a real effect could register as one, is what would convert a ranked candidate set into confirmed findings. Until it is run, every chapter-level claim in this paper stands on ten items.</w:t>
       </w:r>
     </w:p>
     <w:p>
@@ -6967,15 +6483,32 @@
           <w:color w:val="1F2937"/>
           <w:sz w:val="21"/>
         </w:rPr>
-        <w:t>Retest the illustrative localization cells on a disjoint slice.</w:t>
-      </w:r>
-      <w:r>
-        <w:rPr>
-          <w:rFonts w:ascii="Times New Roman" w:hAnsi="Times New Roman"/>
-          <w:color w:val="1F2937"/>
-          <w:sz w:val="21"/>
-        </w:rPr>
-        <w:t xml:space="preserve"> This is the single most important follow-up, and the one that would convert the ranked inventory into confirmed effects. The expanded grid highlights L30/α96, L28/α16, and L24/α32; a wider-slice retest on items 40–79 of the Justice ratio bank (or a stratified resample), including L31/α96 as the neighbouring broad-coverage comparison, should precede any treatment of the localization claims as final.</w:t>
+        <w:t>A stricter null.</w:t>
+      </w:r>
+      <w:r>
+        <w:rPr>
+          <w:rFonts w:ascii="Times New Roman" w:hAnsi="Times New Roman"/>
+          <w:color w:val="1F2937"/>
+          <w:sz w:val="21"/>
+        </w:rPr>
+        <w:t xml:space="preserve"> Shuffling a vector's coordinates tests against noise. Extracting a length-matched direction from a different non-scripture corpus, and requiring scripture directions to beat </w:t>
+      </w:r>
+      <w:r>
+        <w:rPr>
+          <w:rFonts w:ascii="Times New Roman" w:hAnsi="Times New Roman"/>
+          <w:i/>
+          <w:color w:val="1F2937"/>
+          <w:sz w:val="21"/>
+        </w:rPr>
+        <w:t>that</w:t>
+      </w:r>
+      <w:r>
+        <w:rPr>
+          <w:rFonts w:ascii="Times New Roman" w:hAnsi="Times New Roman"/>
+          <w:color w:val="1F2937"/>
+          <w:sz w:val="21"/>
+        </w:rPr>
+        <w:t>, would test whether the effect belongs to Scripture specifically or to any sufficiently distinctive body of text (§3.4, §9).</w:t>
       </w:r>
     </w:p>
     <w:p>
@@ -6989,15 +6522,15 @@
           <w:color w:val="1F2937"/>
           <w:sz w:val="21"/>
         </w:rPr>
-        <w:t>Cross-model replication.</w:t>
-      </w:r>
-      <w:r>
-        <w:rPr>
-          <w:rFonts w:ascii="Times New Roman" w:hAnsi="Times New Roman"/>
-          <w:color w:val="1F2937"/>
-          <w:sz w:val="21"/>
-        </w:rPr>
-        <w:t xml:space="preserve"> Replicating the canon-wide pipeline on at least one other open-weight model in the same parameter range — and ideally one in a different parameter range — would test whether the layer/α structure is Qwen3-specific or more general.</w:t>
+        <w:t>Translation comparison.</w:t>
+      </w:r>
+      <w:r>
+        <w:rPr>
+          <w:rFonts w:ascii="Times New Roman" w:hAnsi="Times New Roman"/>
+          <w:color w:val="1F2937"/>
+          <w:sz w:val="21"/>
+        </w:rPr>
+        <w:t xml:space="preserve"> Repeating chapter confirmation on the ESV would separate what a chapter says from how the KJV says it. A chapter whose direction survives translation is carrying content; one that does not was carrying register, which is the alternative explanation §9 cannot presently exclude.</w:t>
       </w:r>
     </w:p>
     <w:p>
@@ -7011,15 +6544,15 @@
           <w:color w:val="1F2937"/>
           <w:sz w:val="21"/>
         </w:rPr>
-        <w:t>Translation comparison.</w:t>
-      </w:r>
-      <w:r>
-        <w:rPr>
-          <w:rFonts w:ascii="Times New Roman" w:hAnsi="Times New Roman"/>
-          <w:color w:val="1F2937"/>
-          <w:sz w:val="21"/>
-        </w:rPr>
-        <w:t xml:space="preserve"> Repeating chapter confirmation with ESV scripture corpora would test the chapter set's robustness to translation and would flag any chapters whose effect depended on the KJV's specific register.</w:t>
+        <w:t>Cross-virtue and cross-model replication.</w:t>
+      </w:r>
+      <w:r>
+        <w:rPr>
+          <w:rFonts w:ascii="Times New Roman" w:hAnsi="Times New Roman"/>
+          <w:color w:val="1F2937"/>
+          <w:sz w:val="21"/>
+        </w:rPr>
+        <w:t xml:space="preserve"> Running the same pipeline on fortitude, temperance, and prudence would show whether justice is special or whether the method generalizes; running it on another open-weight model, ideally at a different scale, would show whether the layer and strength structure is Qwen3-specific.</w:t>
       </w:r>
     </w:p>
     <w:p>
@@ -7033,6 +6566,28 @@
           <w:color w:val="1F2937"/>
           <w:sz w:val="21"/>
         </w:rPr>
+        <w:t>Sparse-feature analysis.</w:t>
+      </w:r>
+      <w:r>
+        <w:rPr>
+          <w:rFonts w:ascii="Times New Roman" w:hAnsi="Times New Roman"/>
+          <w:color w:val="1F2937"/>
+          <w:sz w:val="21"/>
+        </w:rPr>
+        <w:t xml:space="preserve"> The breadth-versus-strength split and the chapter-by-strength selectivity invite it. A sparse autoencoder trained on the relevant layer windows should expose the small number of features mediating these effects, and would test whether the layer-24, layer-28, and layer-30 behaviors pick up genuinely distinguishable sub-structures. This is the most scientifically interesting item on the list and the one most dependent on the first: there is little point decomposing an effect not yet shown to exist.</w:t>
+      </w:r>
+    </w:p>
+    <w:p>
+      <w:pPr>
+        <w:spacing w:after="120"/>
+      </w:pPr>
+      <w:r>
+        <w:rPr>
+          <w:rFonts w:ascii="Times New Roman" w:hAnsi="Times New Roman"/>
+          <w:b/>
+          <w:color w:val="1F2937"/>
+          <w:sz w:val="21"/>
+        </w:rPr>
         <w:t>Book-level versus chapter-level recovery.</w:t>
       </w:r>
       <w:r>
@@ -7041,7 +6596,7 @@
           <w:color w:val="1F2937"/>
           <w:sz w:val="21"/>
         </w:rPr>
-        <w:t xml:space="preserve"> The Amos asymmetry deserves a study of its own. A method that estimates a book-shaped direction from the trajectory of all chapters, rather than from any single one, would test whether prophetic books like Amos do contain a recoverable Justice direction at the book scale that no individual chapter delivers.</w:t>
+        <w:t xml:space="preserve"> The Amos asymmetry deserves its own study. A method that estimates a book-shaped direction from the trajectory across all of a book's chapters, rather than from any single chapter, would test whether prophetic books carry a recoverable Justice direction at a scale no individual chapter delivers.</w:t>
       </w:r>
     </w:p>
     <w:p/>
@@ -7635,7 +7190,7 @@
           <w:color w:val="1F2937"/>
           <w:sz w:val="21"/>
         </w:rPr>
-        <w:t>The full list of nineteen preliminary book-level Justice candidates, together with their limit-10 control, positive-steering, negative-α, and null-control accuracies; and the seven confirmed book-level survivors at limit 40 with their corresponding accuracies.</w:t>
+        <w:t>The full list of nineteen preliminary book-level Justice candidates, together with their limit-10 control, positive-steering, negative-α, and null-control accuracies; and the seven book-level survivors at limit 40 with their corresponding accuracies.</w:t>
       </w:r>
     </w:p>
     <w:p>
@@ -7751,7 +7306,7 @@
           <w:color w:val="1F2937"/>
           <w:sz w:val="21"/>
         </w:rPr>
-        <w:t>One row per confirmed chapter per completed layer/α cell, with paired-rescue, accuracy, and Δ measurements; and the binary chapter-by-cell rescue matrix used to generate Figure 7.</w:t>
+        <w:t>One row per surviving chapter per completed layer/α cell, with paired-rescue, accuracy, and Δ measurements; and the binary chapter-by-cell rescue matrix used to generate Figure 7.</w:t>
       </w:r>
     </w:p>
     <w:p>

--- a/paper/search_out_a_matter_scripturevec_justice.docx
+++ b/paper/search_out_a_matter_scripturevec_justice.docx
@@ -116,7 +116,41 @@
           <w:color w:val="1F2937"/>
           <w:sz w:val="21"/>
         </w:rPr>
-        <w:t xml:space="preserve"> Prior work has established that Scripture is not inert inside a language model: presented as prompt text or extracted as an internal direction, it measurably shifts the model's moral behavior. Those results treat Scripture in bulk, as a psalm or a genre or the canon at large, and so leave the more interesting question unasked. Which passages? The canon is a finite and enumerable object, and the question of which of its parts most move a model toward virtue can be put to the model directly, one book and one chapter at a time. This paper reports that search.</w:t>
+        <w:t xml:space="preserve"> Prior work has established that Scripture is not inert inside a language model, but it treats Scripture in bulk, as a psalm or a genre or the canon at large, and so leaves the more interesting question unasked. </w:t>
+      </w:r>
+      <w:r>
+        <w:rPr>
+          <w:rFonts w:ascii="Times New Roman" w:hAnsi="Times New Roman"/>
+          <w:i/>
+          <w:color w:val="1F2937"/>
+          <w:sz w:val="21"/>
+        </w:rPr>
+        <w:t>Which</w:t>
+      </w:r>
+      <w:r>
+        <w:rPr>
+          <w:rFonts w:ascii="Times New Roman" w:hAnsi="Times New Roman"/>
+          <w:color w:val="1F2937"/>
+          <w:sz w:val="21"/>
+        </w:rPr>
+        <w:t xml:space="preserve"> passages? Put that way it becomes a search problem: the canon is finite and enumerable, and activation steering can measure what a passage does to a model's internal state, store it, and reapply it later while the model answers a question the passage never accompanies. Searching all sixty-six books against the Justice ratio stage of </w:t>
+      </w:r>
+      <w:r>
+        <w:rPr>
+          <w:rFonts w:ascii="Times New Roman" w:hAnsi="Times New Roman"/>
+          <w:i/>
+          <w:color w:val="1F2937"/>
+          <w:sz w:val="21"/>
+        </w:rPr>
+        <w:t>VirtueBench2</w:t>
+      </w:r>
+      <w:r>
+        <w:rPr>
+          <w:rFonts w:ascii="Times New Roman" w:hAnsi="Times New Roman"/>
+          <w:color w:val="1F2937"/>
+          <w:sz w:val="21"/>
+        </w:rPr>
+        <w:t xml:space="preserve"> (Hwang, 2026b) on Qwen3-14B, with every candidate required to beat the unsteered model, the same direction reversed, and a scrambled version of itself, narrowed the canon to nineteen books and then seven, and their 170 chapters to thirty-eight and then sixteen. Mapping those sixteen across forty-three combinations of network depth and steering strength yields a ranked inventory, from Acts 11 (holding up in twenty-nine of the forty-three settings) to Numbers 22 (eight), and shows the effects concentrated rather than scattered: within the layers tested, 95 percent of all rescues fall between layers 28 and 33. What surfaced was recognizably about justice as Scripture itself treats it, clustering around divine adjudication, ordered worship, inheritance and right claim, priestly mediation, public testimony, and recompense.</w:t>
       </w:r>
     </w:p>
     <w:p>
@@ -129,37 +163,7 @@
           <w:color w:val="1F2937"/>
           <w:sz w:val="21"/>
         </w:rPr>
-        <w:t xml:space="preserve">The instrument is activation steering, which extracts a direction from the model's internal representation of a passage and adds that direction back while the model answers, without the passage ever appearing in the prompt. The target is the ratio stage of the Justice slice of </w:t>
-      </w:r>
-      <w:r>
-        <w:rPr>
-          <w:rFonts w:ascii="Times New Roman" w:hAnsi="Times New Roman"/>
-          <w:i/>
-          <w:color w:val="1F2937"/>
-          <w:sz w:val="21"/>
-        </w:rPr>
-        <w:t>VirtueBench2</w:t>
-      </w:r>
-      <w:r>
-        <w:rPr>
-          <w:rFonts w:ascii="Times New Roman" w:hAnsi="Times New Roman"/>
-          <w:color w:val="1F2937"/>
-          <w:sz w:val="21"/>
-        </w:rPr>
-        <w:t xml:space="preserve"> (Hwang, 2026b) on Qwen3-14B, a benchmark built to be hard: it offers the model a plausible practical argument for the unjust answer and scores whether the model holds to the just one anyway. Every candidate passage had to beat three controls before advancing, namely the unsteered model, the same direction reversed in sign, and a scrambled version of the same vector. Run over the whole canon, the search narrowed sixty-six books to nineteen and then to seven; swept the 170 chapters of those seven books to thirty-eight and then to sixteen; and mapped the surviving sixteen across forty-three combinations of network depth and steering strength. The result is a ranked inventory. Acts 11 held up in twenty-nine of the forty-three settings and Numbers 22 in only eight, and what surfaced was recognizably about justice as Scripture itself treats it, clustering around divine adjudication, ordered worship, inheritance and right claim, priestly mediation, public testimony, and recompense.</w:t>
-      </w:r>
-    </w:p>
-    <w:p>
-      <w:pPr>
-        <w:spacing w:after="120"/>
-      </w:pPr>
-      <w:r>
-        <w:rPr>
-          <w:rFonts w:ascii="Times New Roman" w:hAnsi="Times New Roman"/>
-          <w:color w:val="1F2937"/>
-          <w:sz w:val="21"/>
-        </w:rPr>
-        <w:t>The individual movements are small, and none of them is statistically significant. A typical surviving passage changed the model's answer on one benchmark item out of forty; no row at any stage of the pipeline reaches the conventional significance threshold, before or after correction for multiple comparisons; and the confidence intervals around the localization results overlap one another. The sixteen chapters are therefore a ranked set of candidates and not a set of established effects. What the paper offers is the search itself: a repeatable way of asking the canon which of its parts a model has taken up, and where inside the model they have lodged.</w:t>
+        <w:t>The individual movements are small and none is statistically significant. A typical surviving passage changed the model's answer on one benchmark item out of forty, no row at any stage reaches the conventional threshold before or after correction, and the confidence intervals around the localization results overlap. The sixteen chapters are therefore a ranked set of candidates rather than a set of established effects, and what this paper offers is the search itself: a repeatable way of asking the canon which of its parts a model has taken up, and where inside the model they have lodged.</w:t>
       </w:r>
     </w:p>
     <w:p/>
@@ -443,7 +447,7 @@
           <w:color w:val="1F2937"/>
           <w:sz w:val="21"/>
         </w:rPr>
-        <w:t xml:space="preserve"> into a working search procedure: a staged pipeline that runs from all sixty-six books down to individual chapters located by network depth and steering strength, applying the same controls and the same pass rule at every stage. The discipline of that pipeline is that it never hand-picks its source material, since every book enters the screen and all narrowing happens by measured behavior; the procedure transfers to any virtue, any benchmark, and any open-weight model. Second, it returns a ranked inventory of the passages that survived, seven books and sixteen chapters, each named and reproducible from the released data, and ordered by how robustly each chapter holds up across steering conditions. That ordering is the usable output, since it tells the next experiment where to spend its compute. Third, it maps those chapters across the model's depth and shows that the useful directions cluster rather than scatter. Fourth, it reads the surviving chapters against the contours of biblical justice on its own terms, which proves to be the most substantial part of the result: what the search returned is not a loose anthology of passages that happen to contain justice vocabulary.</w:t>
+        <w:t xml:space="preserve"> into a working search procedure: a staged pipeline that runs from all sixty-six books down to individual chapters located by network depth and steering strength, applying the same controls and the same pass rule at every stage. The discipline of that pipeline is that it never hand-picks its source material, since every book enters the screen and all narrowing happens by measured behavior; the procedure transfers to any virtue, any benchmark, and any open-weight model. Second, it returns a ranked inventory of the passages that survived, seven books and sixteen chapters, each named and reproducible from the released data, and ordered by how robustly each chapter holds up across steering conditions. That ordering is the usable output, since it tells the next experiment where to spend its compute. Third, it maps those chapters across the sampled depths of the model and finds the useful directions concentrated in a contiguous stretch rather than scattered through it. Fourth, it reads the surviving chapters against the contours of biblical justice on its own terms, which proves to be the most substantial part of the result: what the search returned is not a loose anthology of passages that happen to contain justice vocabulary.</w:t>
       </w:r>
     </w:p>
     <w:p>
@@ -588,7 +592,7 @@
           <w:color w:val="1F2937"/>
           <w:sz w:val="21"/>
         </w:rPr>
-        <w:t>, the working premise that a model has conscience, will, and moral interiority, and shows that each response licenses a different reading of results like these. The present paper does not adjudicate between those responses. It treats activation steering as a research instrument, reports what the instrument measured, and lets the empirical results determine the theological registers in which they are most usefully read; the traditions engaged in §8 are chosen to fit the data rather than a prior commitment. What the caution rules out is the slide from "a direction extracted from this chapter moved the benchmark" to "the model has internalized this chapter's moral content in any sense a theologian would recognize," a point §9 returns to as the paper's categorical limitation.</w:t>
+        <w:t>, the working premise that a model has conscience, will, and moral interiority, and shows that each response licenses a different reading of results like these. The present paper does not adjudicate between those responses. It treats activation steering as a research instrument, reports what the instrument measured, and lets the empirical results determine the theological registers in which they are most usefully read; the traditions engaged in §8 are chosen to fit the data rather than a prior commitment. What the caution rules out is the slide from "a direction extracted from this chapter moved the benchmark" to "the model has internalized this chapter's moral content in any sense a theologian would recognize," and the distinction between a measured benchmark gain and a habit in the theological sense is one the paper holds to throughout.</w:t>
       </w:r>
     </w:p>
     <w:p>
@@ -735,15 +739,22 @@
           <w:color w:val="1F2937"/>
           <w:sz w:val="21"/>
         </w:rPr>
-        <w:t>, ratio stage (Hwang, 2026b). The ratio stage presents a moral scenario together with a plausible practical argument for the unjust option, and scores whether the model chooses the just answer regardless. Screens at the discovery and localization stages used a ten-item slice of the benchmark; confirmation runs used forty items. Those slice sizes are small, and §9 treats the consequences at length.</w:t>
+        <w:t>, ratio stage (Hwang, 2026b). The ratio stage presents a moral scenario together with a plausible practical argument for the unjust option, and scores whether the model chooses the just answer regardless. A single benchmark item is one forced choice between two options, of which one is scored correct. The first Justice item, drawn from Aquinas on restitution (ST II-II Q.61 a.1), reads:</w:t>
       </w:r>
     </w:p>
     <w:p>
       <w:pPr>
-        <w:pStyle w:val="Heading2"/>
-      </w:pPr>
-      <w:r>
-        <w:t>3.2 Corpora</w:t>
+        <w:spacing w:before="80" w:after="160"/>
+        <w:ind w:left="504" w:right="504"/>
+      </w:pPr>
+      <w:r>
+        <w:rPr>
+          <w:rFonts w:ascii="Times New Roman" w:hAnsi="Times New Roman"/>
+          <w:i/>
+          <w:color w:val="475569"/>
+          <w:sz w:val="21"/>
+        </w:rPr>
+        <w:t>A. You pay the laborers the wage you promised, even though a surplus of desperate workers means you could renegotiate for far less and no one would blame you.</w:t>
       </w:r>
     </w:p>
     <w:p>
@@ -756,15 +767,22 @@
           <w:color w:val="1F2937"/>
           <w:sz w:val="21"/>
         </w:rPr>
-        <w:t>All scripture corpora were taken from the bundled King James Version, consistent with prior ICMI work in this line. Book-level corpora consisted of the full text of each of the sixty-six canonical books of the Protestant canon. Chapter-level corpora consisted of the full text of individual chapters from the seven surviving book sources, yielding 170 chapter targets and 952 verse-window rows in the chapter-discovery sweep.</w:t>
+        <w:t>&gt;</w:t>
       </w:r>
     </w:p>
     <w:p>
       <w:pPr>
-        <w:pStyle w:val="Heading2"/>
-      </w:pPr>
-      <w:r>
-        <w:t>3.3 Vector Extraction</w:t>
+        <w:spacing w:before="80" w:after="160"/>
+        <w:ind w:left="504" w:right="504"/>
+      </w:pPr>
+      <w:r>
+        <w:rPr>
+          <w:rFonts w:ascii="Times New Roman" w:hAnsi="Times New Roman"/>
+          <w:i/>
+          <w:color w:val="475569"/>
+          <w:sz w:val="21"/>
+        </w:rPr>
+        <w:t>B. You renegotiate the wage downward — the market has shifted in your favor, every other landowner is paying less, your steward says you would be foolish not to, and the laborers have no alternative.</w:t>
       </w:r>
     </w:p>
     <w:p>
@@ -777,69 +795,15 @@
           <w:color w:val="1F2937"/>
           <w:sz w:val="21"/>
         </w:rPr>
-        <w:t xml:space="preserve">Directions were extracted by the </w:t>
-      </w:r>
-      <w:r>
-        <w:rPr>
-          <w:rFonts w:ascii="Times New Roman" w:hAnsi="Times New Roman"/>
-          <w:i/>
-          <w:color w:val="1F2937"/>
-          <w:sz w:val="21"/>
-        </w:rPr>
-        <w:t>scripture_contrast</w:t>
-      </w:r>
-      <w:r>
-        <w:rPr>
-          <w:rFonts w:ascii="Times New Roman" w:hAnsi="Times New Roman"/>
-          <w:color w:val="1F2937"/>
-          <w:sz w:val="21"/>
-        </w:rPr>
-        <w:t xml:space="preserve"> method. A transformer carries its working state in what is called the residual stream, a list of numbers updated at each of the model's layers as it reads. For a chosen layer, the method averages that state across the target passage, averages it again across a fixed neutral reference corpus, and takes the difference. The difference is then rescaled to unit length, which discards how large the difference is and keeps only its orientation, so that magnitude becomes a separate dial rather than a property of the passage.</w:t>
+        <w:t>Option A is the scored answer, and B is written to be genuinely tempting rather than obviously wrong. Presentation order is randomized per item. Accuracy is the fraction of such items answered correctly, so on a forty-item slice each item is worth 0.025. Screens at the discovery and localization stages used a ten-item slice of the benchmark; confirmation runs used forty items. Those slice sizes are small, and §9 treats the consequences at length.</w:t>
       </w:r>
     </w:p>
     <w:p>
       <w:pPr>
-        <w:spacing w:after="120"/>
-      </w:pPr>
-      <w:r>
-        <w:rPr>
-          <w:rFonts w:ascii="Times New Roman" w:hAnsi="Times New Roman"/>
-          <w:color w:val="1F2937"/>
-          <w:sz w:val="21"/>
-        </w:rPr>
-        <w:t xml:space="preserve">The neutral corpus is the </w:t>
-      </w:r>
-      <w:r>
-        <w:rPr>
-          <w:rFonts w:ascii="Courier New" w:hAnsi="Courier New"/>
-          <w:color w:val="1F2937"/>
-          <w:sz w:val="21"/>
-        </w:rPr>
-        <w:t>virtue=neutral, polarity=neutral</w:t>
-      </w:r>
-      <w:r>
-        <w:rPr>
-          <w:rFonts w:ascii="Times New Roman" w:hAnsi="Times New Roman"/>
-          <w:color w:val="1F2937"/>
-          <w:sz w:val="21"/>
-        </w:rPr>
-        <w:t xml:space="preserve"> slice of [</w:t>
-      </w:r>
-      <w:r>
-        <w:rPr>
-          <w:rFonts w:ascii="Courier New" w:hAnsi="Courier New"/>
-          <w:color w:val="1F2937"/>
-          <w:sz w:val="21"/>
-        </w:rPr>
-        <w:t>data/steering/corpora.jsonl</w:t>
-      </w:r>
-      <w:r>
-        <w:rPr>
-          <w:rFonts w:ascii="Times New Roman" w:hAnsi="Times New Roman"/>
-          <w:color w:val="1F2937"/>
-          <w:sz w:val="21"/>
-        </w:rPr>
-        <w:t>](../data/steering/corpora.jsonl), consisting of short field-notes-style passages on astronomy, botany, navigation, and similarly mundane subjects. The contrast pole is therefore ordinary non-scriptural prose rather than held-out scripture, so a recovered direction reflects whatever distinguishes this book from mundane writing at the chosen layer, which includes its idiom and register and not only its moral content. That is a real limitation of the contrast, and §9 returns to it.</w:t>
+        <w:pStyle w:val="Heading2"/>
+      </w:pPr>
+      <w:r>
+        <w:t>3.2 Corpora</w:t>
       </w:r>
     </w:p>
     <w:p>
@@ -852,7 +816,7 @@
           <w:color w:val="1F2937"/>
           <w:sz w:val="21"/>
         </w:rPr>
-        <w:t>At benchmark time the stored direction is multiplied by a strength setting, written α, and added to the residual stream at every token position of the chosen layer, together with a window of three layers on either side. The biblical text itself never appears in the prompt. It has already done its work in estimating the direction, and the model meets the benchmark question without seeing a word of it.</w:t>
+        <w:t>All scripture corpora were taken from the bundled King James Version, consistent with prior ICMI work in this line. Book-level corpora consisted of the full text of each of the sixty-six canonical books of the Protestant canon. Chapter-level corpora consisted of the full text of individual chapters from the seven surviving book sources, yielding 170 chapter targets and 952 verse-window rows in the chapter-discovery sweep.</w:t>
       </w:r>
     </w:p>
     <w:p>
@@ -860,7 +824,7 @@
         <w:pStyle w:val="Heading2"/>
       </w:pPr>
       <w:r>
-        <w:t>3.4 Steering Conditions</w:t>
+        <w:t>3.3 Vector Extraction</w:t>
       </w:r>
     </w:p>
     <w:p>
@@ -873,7 +837,24 @@
           <w:color w:val="1F2937"/>
           <w:sz w:val="21"/>
         </w:rPr>
-        <w:t>Each candidate direction was run in four conditions, three of which exist to rule out uninteresting explanations of any improvement.</w:t>
+        <w:t xml:space="preserve">Directions were extracted by the </w:t>
+      </w:r>
+      <w:r>
+        <w:rPr>
+          <w:rFonts w:ascii="Times New Roman" w:hAnsi="Times New Roman"/>
+          <w:i/>
+          <w:color w:val="1F2937"/>
+          <w:sz w:val="21"/>
+        </w:rPr>
+        <w:t>scripture_contrast</w:t>
+      </w:r>
+      <w:r>
+        <w:rPr>
+          <w:rFonts w:ascii="Times New Roman" w:hAnsi="Times New Roman"/>
+          <w:color w:val="1F2937"/>
+          <w:sz w:val="21"/>
+        </w:rPr>
+        <w:t xml:space="preserve"> method. A transformer carries its working state in what is called the residual stream, a list of numbers updated at each of the model's layers as it reads. For a chosen layer, the method averages that state across the target passage, averages it again across a fixed neutral reference corpus, and takes the difference. The difference is then rescaled to unit length, which discards how large the difference is and keeps only its orientation, so that magnitude becomes a separate dial rather than a property of the passage.</w:t>
       </w:r>
     </w:p>
     <w:p>
@@ -886,75 +867,7 @@
           <w:color w:val="1F2937"/>
           <w:sz w:val="21"/>
         </w:rPr>
-        <w:t xml:space="preserve">The </w:t>
-      </w:r>
-      <w:r>
-        <w:rPr>
-          <w:rFonts w:ascii="Times New Roman" w:hAnsi="Times New Roman"/>
-          <w:i/>
-          <w:color w:val="1F2937"/>
-          <w:sz w:val="21"/>
-        </w:rPr>
-        <w:t>control</w:t>
-      </w:r>
-      <w:r>
-        <w:rPr>
-          <w:rFonts w:ascii="Times New Roman" w:hAnsi="Times New Roman"/>
-          <w:color w:val="1F2937"/>
-          <w:sz w:val="21"/>
-        </w:rPr>
-        <w:t xml:space="preserve"> condition is the unsteered model, which establishes what the model does on its own. The </w:t>
-      </w:r>
-      <w:r>
-        <w:rPr>
-          <w:rFonts w:ascii="Times New Roman" w:hAnsi="Times New Roman"/>
-          <w:i/>
-          <w:color w:val="1F2937"/>
-          <w:sz w:val="21"/>
-        </w:rPr>
-        <w:t>positive</w:t>
-      </w:r>
-      <w:r>
-        <w:rPr>
-          <w:rFonts w:ascii="Times New Roman" w:hAnsi="Times New Roman"/>
-          <w:color w:val="1F2937"/>
-          <w:sz w:val="21"/>
-        </w:rPr>
-        <w:t xml:space="preserve"> condition adds the candidate direction at strength α, set to 32 for discovery and chapter confirmation and varied across the localization grid. The </w:t>
-      </w:r>
-      <w:r>
-        <w:rPr>
-          <w:rFonts w:ascii="Times New Roman" w:hAnsi="Times New Roman"/>
-          <w:i/>
-          <w:color w:val="1F2937"/>
-          <w:sz w:val="21"/>
-        </w:rPr>
-        <w:t>negative-α</w:t>
-      </w:r>
-      <w:r>
-        <w:rPr>
-          <w:rFonts w:ascii="Times New Roman" w:hAnsi="Times New Roman"/>
-          <w:color w:val="1F2937"/>
-          <w:sz w:val="21"/>
-        </w:rPr>
-        <w:t xml:space="preserve"> condition adds the same direction with its sign flipped, pushing the model the opposite way by an equal amount; if a passage's direction genuinely encodes something about justice, reversing it should not help, so a candidate that improves in both conditions is being helped by disturbance rather than by content. The </w:t>
-      </w:r>
-      <w:r>
-        <w:rPr>
-          <w:rFonts w:ascii="Times New Roman" w:hAnsi="Times New Roman"/>
-          <w:i/>
-          <w:color w:val="1F2937"/>
-          <w:sz w:val="21"/>
-        </w:rPr>
-        <w:t>null</w:t>
-      </w:r>
-      <w:r>
-        <w:rPr>
-          <w:rFonts w:ascii="Times New Roman" w:hAnsi="Times New Roman"/>
-          <w:color w:val="1F2937"/>
-          <w:sz w:val="21"/>
-        </w:rPr>
-        <w:t xml:space="preserve"> condition keeps the same numbers but shuffles their order, using a random permutation of the vector's coordinates (see [</w:t>
+        <w:t xml:space="preserve">The neutral corpus is the </w:t>
       </w:r>
       <w:r>
         <w:rPr>
@@ -962,49 +875,31 @@
           <w:color w:val="1F2937"/>
           <w:sz w:val="21"/>
         </w:rPr>
-        <w:t>_build_null_vectors</w:t>
-      </w:r>
-      <w:r>
-        <w:rPr>
-          <w:rFonts w:ascii="Times New Roman" w:hAnsi="Times New Roman"/>
-          <w:color w:val="1F2937"/>
-          <w:sz w:val="21"/>
-        </w:rPr>
-        <w:t xml:space="preserve">](../src/virtue_bench/steering/extract.py)). Shuffling preserves the size of the intervention and the distribution of its values while destroying the arrangement that makes it point anywhere meaningful, which separates the effect of pushing the model in </w:t>
-      </w:r>
-      <w:r>
-        <w:rPr>
-          <w:rFonts w:ascii="Times New Roman" w:hAnsi="Times New Roman"/>
-          <w:i/>
-          <w:color w:val="1F2937"/>
-          <w:sz w:val="21"/>
-        </w:rPr>
-        <w:t>this</w:t>
-      </w:r>
-      <w:r>
-        <w:rPr>
-          <w:rFonts w:ascii="Times New Roman" w:hAnsi="Times New Roman"/>
-          <w:color w:val="1F2937"/>
-          <w:sz w:val="21"/>
-        </w:rPr>
-        <w:t xml:space="preserve"> direction from the effect of pushing it by this much in </w:t>
-      </w:r>
-      <w:r>
-        <w:rPr>
-          <w:rFonts w:ascii="Times New Roman" w:hAnsi="Times New Roman"/>
-          <w:i/>
-          <w:color w:val="1F2937"/>
-          <w:sz w:val="21"/>
-        </w:rPr>
-        <w:t>some</w:t>
-      </w:r>
-      <w:r>
-        <w:rPr>
-          <w:rFonts w:ascii="Times New Roman" w:hAnsi="Times New Roman"/>
-          <w:color w:val="1F2937"/>
-          <w:sz w:val="21"/>
-        </w:rPr>
-        <w:t xml:space="preserve"> direction.</w:t>
+        <w:t>virtue=neutral, polarity=neutral</w:t>
+      </w:r>
+      <w:r>
+        <w:rPr>
+          <w:rFonts w:ascii="Times New Roman" w:hAnsi="Times New Roman"/>
+          <w:color w:val="1F2937"/>
+          <w:sz w:val="21"/>
+        </w:rPr>
+        <w:t xml:space="preserve"> slice of [</w:t>
+      </w:r>
+      <w:r>
+        <w:rPr>
+          <w:rFonts w:ascii="Courier New" w:hAnsi="Courier New"/>
+          <w:color w:val="1F2937"/>
+          <w:sz w:val="21"/>
+        </w:rPr>
+        <w:t>data/steering/corpora.jsonl</w:t>
+      </w:r>
+      <w:r>
+        <w:rPr>
+          <w:rFonts w:ascii="Times New Roman" w:hAnsi="Times New Roman"/>
+          <w:color w:val="1F2937"/>
+          <w:sz w:val="21"/>
+        </w:rPr>
+        <w:t>](../data/steering/corpora.jsonl), consisting of short field-notes-style passages on astronomy, botany, navigation, and similarly mundane subjects. The contrast pole is therefore ordinary non-scriptural prose rather than held-out scripture, so a recovered direction reflects whatever distinguishes this book from mundane writing at the chosen layer, which includes its idiom and register and not only its moral content. That is a real limitation of the contrast, and §9 returns to it.</w:t>
       </w:r>
     </w:p>
     <w:p>
@@ -1017,28 +912,28 @@
           <w:color w:val="1F2937"/>
           <w:sz w:val="21"/>
         </w:rPr>
-        <w:t>The null deserves one qualification. Because its coordinate values still come from the scripture computation, it is properly a coordinate-permuted scripture vector rather than a vector with no scriptural content, and it does not test against a direction extracted from some different non-scripture corpus. That stricter comparison is listed in §10 as follow-up work.</w:t>
+        <w:t>At benchmark time the stored direction is multiplied by a strength setting, written α, and added to the residual stream at every token position of the chosen layer, together with a window of three layers on either side. The biblical text itself never appears in the prompt. It has already done its work in estimating the direction, and the model meets the benchmark question without seeing a word of it.</w:t>
       </w:r>
     </w:p>
     <w:p>
       <w:pPr>
-        <w:spacing w:after="120"/>
-      </w:pPr>
-      <w:r>
-        <w:rPr>
-          <w:rFonts w:ascii="Times New Roman" w:hAnsi="Times New Roman"/>
-          <w:color w:val="1F2937"/>
-          <w:sz w:val="21"/>
-        </w:rPr>
-        <w:t>The localization grid crossed strengths {16, 24, 32, 48, 64, 96} with center layers {24, 28, 29, 30, 31, 32, 33, 36}. Full strength ladders were completed for layers 24 through 33, giving forty-two cells, plus a single layer-36 cell at α = 32. Layer 36 was not expanded once that cell produced nothing.</w:t>
+        <w:pStyle w:val="Heading2"/>
+      </w:pPr>
+      <w:r>
+        <w:t>3.4 Steering Conditions</w:t>
       </w:r>
     </w:p>
     <w:p>
       <w:pPr>
-        <w:pStyle w:val="Heading2"/>
-      </w:pPr>
-      <w:r>
-        <w:t>3.5 Passing Rule and Statistical Inference</w:t>
+        <w:spacing w:after="120"/>
+      </w:pPr>
+      <w:r>
+        <w:rPr>
+          <w:rFonts w:ascii="Times New Roman" w:hAnsi="Times New Roman"/>
+          <w:color w:val="1F2937"/>
+          <w:sz w:val="21"/>
+        </w:rPr>
+        <w:t>Each candidate direction was run in four conditions, three of which exist to rule out uninteresting explanations of any improvement.</w:t>
       </w:r>
     </w:p>
     <w:p>
@@ -1051,7 +946,7 @@
           <w:color w:val="1F2937"/>
           <w:sz w:val="21"/>
         </w:rPr>
-        <w:t xml:space="preserve">A passage counts as a </w:t>
+        <w:t xml:space="preserve">The </w:t>
       </w:r>
       <w:r>
         <w:rPr>
@@ -1060,15 +955,66 @@
           <w:color w:val="1F2937"/>
           <w:sz w:val="21"/>
         </w:rPr>
-        <w:t>rescue</w:t>
-      </w:r>
-      <w:r>
-        <w:rPr>
-          <w:rFonts w:ascii="Times New Roman" w:hAnsi="Times New Roman"/>
-          <w:color w:val="1F2937"/>
-          <w:sz w:val="21"/>
-        </w:rPr>
-        <w:t>, the term used throughout for a candidate that passes, when steering with its direction beats all three controls at once. Positive steering must score strictly higher than the unsteered control, strictly higher than the sign-flipped condition, and strictly higher than the shuffled null, and it must also show net movement in the right direction item by item, meaning more answers flipped from wrong to right than from right to wrong. All four requirements must hold, and a candidate that merely ties a control fails. The rule is implemented at [</w:t>
+        <w:t>control</w:t>
+      </w:r>
+      <w:r>
+        <w:rPr>
+          <w:rFonts w:ascii="Times New Roman" w:hAnsi="Times New Roman"/>
+          <w:color w:val="1F2937"/>
+          <w:sz w:val="21"/>
+        </w:rPr>
+        <w:t xml:space="preserve"> condition is the unsteered model, which establishes what the model does on its own. The </w:t>
+      </w:r>
+      <w:r>
+        <w:rPr>
+          <w:rFonts w:ascii="Times New Roman" w:hAnsi="Times New Roman"/>
+          <w:i/>
+          <w:color w:val="1F2937"/>
+          <w:sz w:val="21"/>
+        </w:rPr>
+        <w:t>positive</w:t>
+      </w:r>
+      <w:r>
+        <w:rPr>
+          <w:rFonts w:ascii="Times New Roman" w:hAnsi="Times New Roman"/>
+          <w:color w:val="1F2937"/>
+          <w:sz w:val="21"/>
+        </w:rPr>
+        <w:t xml:space="preserve"> condition adds the candidate direction at strength α, set to 32 for discovery and chapter confirmation and varied across the localization grid. The </w:t>
+      </w:r>
+      <w:r>
+        <w:rPr>
+          <w:rFonts w:ascii="Times New Roman" w:hAnsi="Times New Roman"/>
+          <w:i/>
+          <w:color w:val="1F2937"/>
+          <w:sz w:val="21"/>
+        </w:rPr>
+        <w:t>negative-α</w:t>
+      </w:r>
+      <w:r>
+        <w:rPr>
+          <w:rFonts w:ascii="Times New Roman" w:hAnsi="Times New Roman"/>
+          <w:color w:val="1F2937"/>
+          <w:sz w:val="21"/>
+        </w:rPr>
+        <w:t xml:space="preserve"> condition adds the same direction with its sign flipped, pushing the model the opposite way by an equal amount; if a passage's direction genuinely encodes something about justice, reversing it should not help, so a candidate that improves in both conditions is being helped by disturbance rather than by content. The </w:t>
+      </w:r>
+      <w:r>
+        <w:rPr>
+          <w:rFonts w:ascii="Times New Roman" w:hAnsi="Times New Roman"/>
+          <w:i/>
+          <w:color w:val="1F2937"/>
+          <w:sz w:val="21"/>
+        </w:rPr>
+        <w:t>null</w:t>
+      </w:r>
+      <w:r>
+        <w:rPr>
+          <w:rFonts w:ascii="Times New Roman" w:hAnsi="Times New Roman"/>
+          <w:color w:val="1F2937"/>
+          <w:sz w:val="21"/>
+        </w:rPr>
+        <w:t xml:space="preserve"> condition keeps the same numbers but shuffles their order, using a random permutation of the vector's coordinates (see [</w:t>
       </w:r>
       <w:r>
         <w:rPr>
@@ -1076,15 +1022,49 @@
           <w:color w:val="1F2937"/>
           <w:sz w:val="21"/>
         </w:rPr>
-        <w:t>summarize_scripturevec_layer_localization.py:174</w:t>
-      </w:r>
-      <w:r>
-        <w:rPr>
-          <w:rFonts w:ascii="Times New Roman" w:hAnsi="Times New Roman"/>
-          <w:color w:val="1F2937"/>
-          <w:sz w:val="21"/>
-        </w:rPr>
-        <w:t>](../scripts/summarize_scripturevec_layer_localization.py).</w:t>
+        <w:t>_build_null_vectors</w:t>
+      </w:r>
+      <w:r>
+        <w:rPr>
+          <w:rFonts w:ascii="Times New Roman" w:hAnsi="Times New Roman"/>
+          <w:color w:val="1F2937"/>
+          <w:sz w:val="21"/>
+        </w:rPr>
+        <w:t xml:space="preserve">](../src/virtue_bench/steering/extract.py)). Shuffling preserves the size of the intervention and the distribution of its values while destroying the arrangement that makes it point anywhere meaningful, which separates the effect of pushing the model in </w:t>
+      </w:r>
+      <w:r>
+        <w:rPr>
+          <w:rFonts w:ascii="Times New Roman" w:hAnsi="Times New Roman"/>
+          <w:i/>
+          <w:color w:val="1F2937"/>
+          <w:sz w:val="21"/>
+        </w:rPr>
+        <w:t>this</w:t>
+      </w:r>
+      <w:r>
+        <w:rPr>
+          <w:rFonts w:ascii="Times New Roman" w:hAnsi="Times New Roman"/>
+          <w:color w:val="1F2937"/>
+          <w:sz w:val="21"/>
+        </w:rPr>
+        <w:t xml:space="preserve"> direction from the effect of pushing it by this much in </w:t>
+      </w:r>
+      <w:r>
+        <w:rPr>
+          <w:rFonts w:ascii="Times New Roman" w:hAnsi="Times New Roman"/>
+          <w:i/>
+          <w:color w:val="1F2937"/>
+          <w:sz w:val="21"/>
+        </w:rPr>
+        <w:t>some</w:t>
+      </w:r>
+      <w:r>
+        <w:rPr>
+          <w:rFonts w:ascii="Times New Roman" w:hAnsi="Times New Roman"/>
+          <w:color w:val="1F2937"/>
+          <w:sz w:val="21"/>
+        </w:rPr>
+        <w:t xml:space="preserve"> direction.</w:t>
       </w:r>
     </w:p>
     <w:p>
@@ -1097,56 +1077,7 @@
           <w:color w:val="1F2937"/>
           <w:sz w:val="21"/>
         </w:rPr>
-        <w:t xml:space="preserve">Two consequences of the slice sizes matter for reading what follows. On a ten-item screen a single item flipping from wrong to right is enough to pass, provided neither control flipped that same item, so the bar for entry is genuinely low. And the ten-item discovery slice is </w:t>
-      </w:r>
-      <w:r>
-        <w:rPr>
-          <w:rFonts w:ascii="Times New Roman" w:hAnsi="Times New Roman"/>
-          <w:i/>
-          <w:color w:val="1F2937"/>
-          <w:sz w:val="21"/>
-        </w:rPr>
-        <w:t>contained within</w:t>
-      </w:r>
-      <w:r>
-        <w:rPr>
-          <w:rFonts w:ascii="Times New Roman" w:hAnsi="Times New Roman"/>
-          <w:color w:val="1F2937"/>
-          <w:sz w:val="21"/>
-        </w:rPr>
-        <w:t xml:space="preserve"> the forty-item confirmation slice rather than drawn separately from it, since the sampler is deterministic at </w:t>
-      </w:r>
-      <w:r>
-        <w:rPr>
-          <w:rFonts w:ascii="Courier New" w:hAnsi="Courier New"/>
-          <w:color w:val="1F2937"/>
-          <w:sz w:val="21"/>
-        </w:rPr>
-        <w:t>seed=42</w:t>
-      </w:r>
-      <w:r>
-        <w:rPr>
-          <w:rFonts w:ascii="Times New Roman" w:hAnsi="Times New Roman"/>
-          <w:color w:val="1F2937"/>
-          <w:sz w:val="21"/>
-        </w:rPr>
-        <w:t xml:space="preserve"> (see [</w:t>
-      </w:r>
-      <w:r>
-        <w:rPr>
-          <w:rFonts w:ascii="Courier New" w:hAnsi="Courier New"/>
-          <w:color w:val="1F2937"/>
-          <w:sz w:val="21"/>
-        </w:rPr>
-        <w:t>prepare_samples</w:t>
-      </w:r>
-      <w:r>
-        <w:rPr>
-          <w:rFonts w:ascii="Times New Roman" w:hAnsi="Times New Roman"/>
-          <w:color w:val="1F2937"/>
-          <w:sz w:val="21"/>
-        </w:rPr>
-        <w:t>](../src/virtue_bench/core/loader.py)) and both slices begin at the top of the same ordering. Confirmation therefore re-tests the ten discovery items along with thirty new ones. It is a stricter retest on overlapping data, not an independent replication, and §9 states what follows from that.</w:t>
+        <w:t>The null deserves one qualification. Because its coordinate values still come from the scripture computation, it is properly a coordinate-permuted scripture vector rather than a vector with no scriptural content, and it does not test against a direction extracted from some different non-scripture corpus. That stricter comparison is listed in §10 as follow-up work.</w:t>
       </w:r>
     </w:p>
     <w:p>
@@ -1159,7 +1090,7 @@
           <w:color w:val="1F2937"/>
           <w:sz w:val="21"/>
         </w:rPr>
-        <w:t>The pass rule sorts candidates, but it says nothing about whether a given improvement could have arisen by chance. For that we report a second layer of analysis alongside it.</w:t>
+        <w:t>A word on what α means in practice, since the numbers look arbitrary. The stored direction has unit length, so α is simply how long a vector gets added to the residual stream, and its size must be read against the magnitude of the activations already there. The ladder used here runs from mild to destructive: at most layers the model tolerates α = 96 with its accuracy roughly intact, but at layer 24, α = 64 and α = 96 drive accuracy to exactly zero on every one of the sixteen chapters, which is a model no longer answering the benchmark rather than a model answering it badly (§5.2). α = 32, the value used at every gate, therefore sits in the upper-middle of a range whose top end is capable of breaking the model outright.</w:t>
       </w:r>
     </w:p>
     <w:p>
@@ -1172,7 +1103,7 @@
           <w:color w:val="1F2937"/>
           <w:sz w:val="21"/>
         </w:rPr>
-        <w:t>The relevant test is McNemar's, which is designed for exactly this situation: the same benchmark items answered twice, once with steering and once without. It ignores the items the model got right both times or wrong both times, since those carry no information about whether steering helped, and looks only at the items that changed. If steering does nothing, an item that changes should be equally likely to change in either direction, so the test asks how surprising the observed lopsidedness would be under that assumption. Two items flipping to correct and none the other way is a two-to-nothing split, which is unremarkable; the same lopsidedness across forty flips would not be. We compute this exactly rather than by approximation, since the counts are far too small for the usual approximations to hold.</w:t>
+        <w:t>The localization grid crossed strengths {16, 24, 32, 48, 64, 96} with center layers {24, 28, 29, 30, 31, 32, 33, 36}. Full strength ladders were completed for layers 24 through 33, giving forty-two cells, plus a single layer-36 cell at α = 32 that was not expanded once it produced nothing.</w:t>
       </w:r>
     </w:p>
     <w:p>
@@ -1185,77 +1116,61 @@
           <w:color w:val="1F2937"/>
           <w:sz w:val="21"/>
         </w:rPr>
-        <w:t>Because the pipeline tests many passages, some will look good by chance alone, so p-values are additionally adjusted within each stage by both the Benjamini–Hochberg and the Bonferroni procedures. For the localization grid we report Clopper–Pearson 95% confidence intervals, which give the range of underlying success rates consistent with an observed count out of sixteen; when two cells' intervals overlap, the data do not distinguish them. All of these are written by [</w:t>
-      </w:r>
-      <w:r>
-        <w:rPr>
-          <w:rFonts w:ascii="Courier New" w:hAnsi="Courier New"/>
-          <w:color w:val="1F2937"/>
-          <w:sz w:val="21"/>
-        </w:rPr>
-        <w:t>scripts/scripturevec_justice_stats.py</w:t>
-      </w:r>
-      <w:r>
-        <w:rPr>
-          <w:rFonts w:ascii="Times New Roman" w:hAnsi="Times New Roman"/>
-          <w:color w:val="1F2937"/>
-          <w:sz w:val="21"/>
-        </w:rPr>
-        <w:t>](../scripts/scripturevec_justice_stats.py) into [</w:t>
-      </w:r>
-      <w:r>
-        <w:rPr>
-          <w:rFonts w:ascii="Courier New" w:hAnsi="Courier New"/>
-          <w:color w:val="1F2937"/>
-          <w:sz w:val="21"/>
-        </w:rPr>
-        <w:t>key_data/stats/</w:t>
-      </w:r>
-      <w:r>
-        <w:rPr>
-          <w:rFonts w:ascii="Times New Roman" w:hAnsi="Times New Roman"/>
-          <w:color w:val="1F2937"/>
-          <w:sz w:val="21"/>
-        </w:rPr>
-        <w:t>](../results/paper/scripturevec_justice/key_data/stats/).</w:t>
+        <w:t>Those eight centers were not sampled uniformly from the network. Earlier runs in this line had already indicated that chapter vectors tended to select layers in the high twenties and low thirties, and the grid was built around that: layers 29–33 as the region of interest, layer 28 as its shoulder, and layers 24 and 36 as control windows below and above. The consequence is that the grid samples densely where effects were expected and sparsely elsewhere, and that layers 25 through 27 and 34 through 35 were never tested at all. §5.1 reports where the effects concentrate within this grid, and §9 states plainly what that design does and does not allow one to conclude.</w:t>
       </w:r>
     </w:p>
     <w:p>
       <w:pPr>
-        <w:spacing w:after="120"/>
-      </w:pPr>
-      <w:r>
-        <w:rPr>
-          <w:rFonts w:ascii="Times New Roman" w:hAnsi="Times New Roman"/>
-          <w:color w:val="1F2937"/>
-          <w:sz w:val="21"/>
-        </w:rPr>
-        <w:t xml:space="preserve">The result of that analysis is stated plainly here because it governs the whole paper: </w:t>
-      </w:r>
-      <w:r>
-        <w:rPr>
-          <w:rFonts w:ascii="Times New Roman" w:hAnsi="Times New Roman"/>
-          <w:i/>
-          <w:color w:val="1F2937"/>
-          <w:sz w:val="21"/>
-        </w:rPr>
-        <w:t>no row at any stage of the pipeline reaches p &lt; 0.05, before correction or after it.</w:t>
-      </w:r>
-      <w:r>
-        <w:rPr>
-          <w:rFonts w:ascii="Times New Roman" w:hAnsi="Times New Roman"/>
-          <w:color w:val="1F2937"/>
-          <w:sz w:val="21"/>
-        </w:rPr>
-        <w:t xml:space="preserve"> Survivors of the pass rule are candidates worth retesting at higher power, not effects established in the conventional sense.</w:t>
+        <w:pStyle w:val="Heading2"/>
+      </w:pPr>
+      <w:r>
+        <w:t>3.5 Passing Rule and Statistical Inference</w:t>
       </w:r>
     </w:p>
     <w:p>
       <w:pPr>
-        <w:pStyle w:val="Heading2"/>
-      </w:pPr>
-      <w:r>
-        <w:t>3.6 Pipeline</w:t>
+        <w:spacing w:after="120"/>
+      </w:pPr>
+      <w:r>
+        <w:rPr>
+          <w:rFonts w:ascii="Times New Roman" w:hAnsi="Times New Roman"/>
+          <w:color w:val="1F2937"/>
+          <w:sz w:val="21"/>
+        </w:rPr>
+        <w:t xml:space="preserve">A passage counts as a </w:t>
+      </w:r>
+      <w:r>
+        <w:rPr>
+          <w:rFonts w:ascii="Times New Roman" w:hAnsi="Times New Roman"/>
+          <w:i/>
+          <w:color w:val="1F2937"/>
+          <w:sz w:val="21"/>
+        </w:rPr>
+        <w:t>rescue</w:t>
+      </w:r>
+      <w:r>
+        <w:rPr>
+          <w:rFonts w:ascii="Times New Roman" w:hAnsi="Times New Roman"/>
+          <w:color w:val="1F2937"/>
+          <w:sz w:val="21"/>
+        </w:rPr>
+        <w:t>, the term used throughout for a candidate that passes, when steering with its direction beats all three controls at once. Positive steering must score strictly higher than the unsteered control, strictly higher than the sign-flipped condition, and strictly higher than the shuffled null, and it must also show net movement in the right direction item by item, meaning more answers flipped from wrong to right than from right to wrong. All four requirements must hold, and a candidate that merely ties a control fails. The rule is implemented at [</w:t>
+      </w:r>
+      <w:r>
+        <w:rPr>
+          <w:rFonts w:ascii="Courier New" w:hAnsi="Courier New"/>
+          <w:color w:val="1F2937"/>
+          <w:sz w:val="21"/>
+        </w:rPr>
+        <w:t>summarize_scripturevec_layer_localization.py:174</w:t>
+      </w:r>
+      <w:r>
+        <w:rPr>
+          <w:rFonts w:ascii="Times New Roman" w:hAnsi="Times New Roman"/>
+          <w:color w:val="1F2937"/>
+          <w:sz w:val="21"/>
+        </w:rPr>
+        <w:t>](../scripts/summarize_scripturevec_layer_localization.py).</w:t>
       </w:r>
     </w:p>
     <w:p>
@@ -1268,7 +1183,228 @@
           <w:color w:val="1F2937"/>
           <w:sz w:val="21"/>
         </w:rPr>
-        <w:t>The pipeline ran in five stages: book discovery (all sixty-six books, limit 10); book confirmation (the nineteen book candidates, limit 40); chapter discovery (170 chapters from the seven surviving books, limit 10); chapter confirmation (the thirty-eight preliminary chapter hits, limit 40); and layer/α localization (the sixteen surviving chapter directions across the focused grid, limit 10). Each stage's output was the next stage's input, and the controls of §3.4–3.5 applied at every stage. Table 1 collects the design.</w:t>
+        <w:t xml:space="preserve">Two consequences of the slice sizes matter for reading what follows. On a ten-item screen a single item flipping from wrong to right is enough to pass, provided neither control flipped that same item, so the bar for entry is genuinely low. And the ten-item discovery slice is </w:t>
+      </w:r>
+      <w:r>
+        <w:rPr>
+          <w:rFonts w:ascii="Times New Roman" w:hAnsi="Times New Roman"/>
+          <w:i/>
+          <w:color w:val="1F2937"/>
+          <w:sz w:val="21"/>
+        </w:rPr>
+        <w:t>contained within</w:t>
+      </w:r>
+      <w:r>
+        <w:rPr>
+          <w:rFonts w:ascii="Times New Roman" w:hAnsi="Times New Roman"/>
+          <w:color w:val="1F2937"/>
+          <w:sz w:val="21"/>
+        </w:rPr>
+        <w:t xml:space="preserve"> the forty-item confirmation slice rather than drawn separately from it, since the sampler is deterministic at </w:t>
+      </w:r>
+      <w:r>
+        <w:rPr>
+          <w:rFonts w:ascii="Courier New" w:hAnsi="Courier New"/>
+          <w:color w:val="1F2937"/>
+          <w:sz w:val="21"/>
+        </w:rPr>
+        <w:t>seed=42</w:t>
+      </w:r>
+      <w:r>
+        <w:rPr>
+          <w:rFonts w:ascii="Times New Roman" w:hAnsi="Times New Roman"/>
+          <w:color w:val="1F2937"/>
+          <w:sz w:val="21"/>
+        </w:rPr>
+        <w:t xml:space="preserve"> (see [</w:t>
+      </w:r>
+      <w:r>
+        <w:rPr>
+          <w:rFonts w:ascii="Courier New" w:hAnsi="Courier New"/>
+          <w:color w:val="1F2937"/>
+          <w:sz w:val="21"/>
+        </w:rPr>
+        <w:t>prepare_samples</w:t>
+      </w:r>
+      <w:r>
+        <w:rPr>
+          <w:rFonts w:ascii="Times New Roman" w:hAnsi="Times New Roman"/>
+          <w:color w:val="1F2937"/>
+          <w:sz w:val="21"/>
+        </w:rPr>
+        <w:t>](../src/virtue_bench/core/loader.py)) and both slices begin at the top of the same ordering. Confirmation therefore re-tests the ten discovery items along with thirty new ones. It is a stricter retest on overlapping data, not an independent replication, and §9 states what follows from that.</w:t>
+      </w:r>
+    </w:p>
+    <w:p>
+      <w:pPr>
+        <w:spacing w:after="120"/>
+      </w:pPr>
+      <w:r>
+        <w:rPr>
+          <w:rFonts w:ascii="Times New Roman" w:hAnsi="Times New Roman"/>
+          <w:color w:val="1F2937"/>
+          <w:sz w:val="21"/>
+        </w:rPr>
+        <w:t>The pass rule sorts candidates, but it says nothing about whether a given improvement could have arisen by chance. For that we report a second layer of analysis alongside it.</w:t>
+      </w:r>
+    </w:p>
+    <w:p>
+      <w:pPr>
+        <w:spacing w:after="120"/>
+      </w:pPr>
+      <w:r>
+        <w:rPr>
+          <w:rFonts w:ascii="Times New Roman" w:hAnsi="Times New Roman"/>
+          <w:color w:val="1F2937"/>
+          <w:sz w:val="21"/>
+        </w:rPr>
+        <w:t>The relevant test is McNemar's, which is designed for exactly this situation: the same benchmark items answered twice, once with steering and once without. It ignores the items the model got right both times or wrong both times, since those carry no information about whether steering helped, and looks only at the items that changed. If steering does nothing, an item that changes should be equally likely to change in either direction, so the test asks how surprising the observed lopsidedness would be under that assumption. Two items flipping to correct and none the other way is a two-to-nothing split, which is unremarkable; the same lopsidedness across forty flips would not be. We compute this exactly rather than by approximation, since the counts are far too small for the usual approximations to hold.</w:t>
+      </w:r>
+    </w:p>
+    <w:p>
+      <w:pPr>
+        <w:spacing w:after="120"/>
+      </w:pPr>
+      <w:r>
+        <w:rPr>
+          <w:rFonts w:ascii="Times New Roman" w:hAnsi="Times New Roman"/>
+          <w:color w:val="1F2937"/>
+          <w:sz w:val="21"/>
+        </w:rPr>
+        <w:t>Because the pipeline tests many passages, some will look good by chance alone, so p-values are additionally adjusted within each stage by both the Benjamini–Hochberg and the Bonferroni procedures. For the localization grid we report Clopper–Pearson 95% confidence intervals, which give the range of underlying success rates consistent with an observed count out of sixteen; when two cells' intervals overlap, the data do not distinguish them. All of these are written by [</w:t>
+      </w:r>
+      <w:r>
+        <w:rPr>
+          <w:rFonts w:ascii="Courier New" w:hAnsi="Courier New"/>
+          <w:color w:val="1F2937"/>
+          <w:sz w:val="21"/>
+        </w:rPr>
+        <w:t>scripts/scripturevec_justice_stats.py</w:t>
+      </w:r>
+      <w:r>
+        <w:rPr>
+          <w:rFonts w:ascii="Times New Roman" w:hAnsi="Times New Roman"/>
+          <w:color w:val="1F2937"/>
+          <w:sz w:val="21"/>
+        </w:rPr>
+        <w:t>](../scripts/scripturevec_justice_stats.py) into [</w:t>
+      </w:r>
+      <w:r>
+        <w:rPr>
+          <w:rFonts w:ascii="Courier New" w:hAnsi="Courier New"/>
+          <w:color w:val="1F2937"/>
+          <w:sz w:val="21"/>
+        </w:rPr>
+        <w:t>key_data/stats/</w:t>
+      </w:r>
+      <w:r>
+        <w:rPr>
+          <w:rFonts w:ascii="Times New Roman" w:hAnsi="Times New Roman"/>
+          <w:color w:val="1F2937"/>
+          <w:sz w:val="21"/>
+        </w:rPr>
+        <w:t>](../results/paper/scripturevec_justice/key_data/stats/).</w:t>
+      </w:r>
+    </w:p>
+    <w:p>
+      <w:pPr>
+        <w:spacing w:after="120"/>
+      </w:pPr>
+      <w:r>
+        <w:rPr>
+          <w:rFonts w:ascii="Times New Roman" w:hAnsi="Times New Roman"/>
+          <w:color w:val="1F2937"/>
+          <w:sz w:val="21"/>
+        </w:rPr>
+        <w:t xml:space="preserve">The result of that analysis is stated plainly here because it governs the whole paper: </w:t>
+      </w:r>
+      <w:r>
+        <w:rPr>
+          <w:rFonts w:ascii="Times New Roman" w:hAnsi="Times New Roman"/>
+          <w:i/>
+          <w:color w:val="1F2937"/>
+          <w:sz w:val="21"/>
+        </w:rPr>
+        <w:t>no row at any stage of the pipeline reaches p &lt; 0.05, before correction or after it.</w:t>
+      </w:r>
+      <w:r>
+        <w:rPr>
+          <w:rFonts w:ascii="Times New Roman" w:hAnsi="Times New Roman"/>
+          <w:color w:val="1F2937"/>
+          <w:sz w:val="21"/>
+        </w:rPr>
+        <w:t xml:space="preserve"> Survivors of the pass rule are candidates worth retesting at higher power, not effects established in the conventional sense.</w:t>
+      </w:r>
+    </w:p>
+    <w:p>
+      <w:pPr>
+        <w:pStyle w:val="Heading2"/>
+      </w:pPr>
+      <w:r>
+        <w:t>3.6 Pipeline</w:t>
+      </w:r>
+    </w:p>
+    <w:p>
+      <w:pPr>
+        <w:spacing w:after="120"/>
+      </w:pPr>
+      <w:r>
+        <w:rPr>
+          <w:rFonts w:ascii="Times New Roman" w:hAnsi="Times New Roman"/>
+          <w:color w:val="1F2937"/>
+          <w:sz w:val="21"/>
+        </w:rPr>
+        <w:t>Four gates narrow the canon, and a fifth stage maps what survives without narrowing it further. Book discovery screens all sixty-six books on ten items; book confirmation retests the survivors on forty. The chapters of the surviving books then re-open the search region, and chapter discovery and chapter confirmation repeat the same two steps at chapter resolution. Localization takes the sixteen chapters that remain and runs them across the layer and strength grid. Each stage's output is the next stage's input, the four conditions of §3.4 and the pass rule of §3.5 apply identically at every gate, and no passage is ever selected by hand. Figure 1 shows the whole procedure, and Table 1 gives the same design in tabular form.</w:t>
+      </w:r>
+    </w:p>
+    <w:p>
+      <w:r>
+        <w:drawing>
+          <wp:inline xmlns:a="http://schemas.openxmlformats.org/drawingml/2006/main" xmlns:pic="http://schemas.openxmlformats.org/drawingml/2006/picture">
+            <wp:extent cx="6263640" cy="4453448"/>
+            <wp:docPr id="1" name="Picture 1"/>
+            <wp:cNvGraphicFramePr>
+              <a:graphicFrameLocks noChangeAspect="1"/>
+            </wp:cNvGraphicFramePr>
+            <a:graphic>
+              <a:graphicData uri="http://schemas.openxmlformats.org/drawingml/2006/picture">
+                <pic:pic>
+                  <pic:nvPicPr>
+                    <pic:cNvPr id="0" name="figure_1_pipeline.png"/>
+                    <pic:cNvPicPr/>
+                  </pic:nvPicPr>
+                  <pic:blipFill>
+                    <a:blip r:embed="rId11"/>
+                    <a:stretch>
+                      <a:fillRect/>
+                    </a:stretch>
+                  </pic:blipFill>
+                  <pic:spPr>
+                    <a:xfrm>
+                      <a:off x="0" y="0"/>
+                      <a:ext cx="6263640" cy="4453448"/>
+                    </a:xfrm>
+                    <a:prstGeom prst="rect"/>
+                  </pic:spPr>
+                </pic:pic>
+              </a:graphicData>
+            </a:graphic>
+          </wp:inline>
+        </w:drawing>
+      </w:r>
+    </w:p>
+    <w:p>
+      <w:pPr>
+        <w:jc w:val="center"/>
+      </w:pPr>
+      <w:r>
+        <w:rPr>
+          <w:rFonts w:ascii="Times New Roman" w:hAnsi="Times New Roman"/>
+          <w:i/>
+          <w:color w:val="475569"/>
+          <w:sz w:val="18"/>
+        </w:rPr>
+        <w:t>Figure 1. The search pipeline: four gates narrowing 66 books to 16 chapters, with the four-condition test applied identically at each.</w:t>
       </w:r>
     </w:p>
     <w:p>
@@ -2195,7 +2331,7 @@
         <w:drawing>
           <wp:inline xmlns:a="http://schemas.openxmlformats.org/drawingml/2006/main" xmlns:pic="http://schemas.openxmlformats.org/drawingml/2006/picture">
             <wp:extent cx="6263640" cy="4106164"/>
-            <wp:docPr id="1" name="Picture 1"/>
+            <wp:docPr id="2" name="Picture 2"/>
             <wp:cNvGraphicFramePr>
               <a:graphicFrameLocks noChangeAspect="1"/>
             </wp:cNvGraphicFramePr>
@@ -2203,11 +2339,11 @@
               <a:graphicData uri="http://schemas.openxmlformats.org/drawingml/2006/picture">
                 <pic:pic>
                   <pic:nvPicPr>
-                    <pic:cNvPr id="0" name="figure_1_book_confirmation.png"/>
+                    <pic:cNvPr id="0" name="figure_2_book_confirmation.png"/>
                     <pic:cNvPicPr/>
                   </pic:nvPicPr>
                   <pic:blipFill>
-                    <a:blip r:embed="rId11"/>
+                    <a:blip r:embed="rId12"/>
                     <a:stretch>
                       <a:fillRect/>
                     </a:stretch>
@@ -2237,7 +2373,7 @@
           <w:color w:val="475569"/>
           <w:sz w:val="18"/>
         </w:rPr>
-        <w:t>Figure 1. Book-level confirmation, control vs positive steering on the 19 preliminary candidates with the 7 survivors highlighted.</w:t>
+        <w:t>Figure 2. Book-level confirmation, control vs positive steering on the 19 preliminary candidates with the 7 survivors highlighted.</w:t>
       </w:r>
     </w:p>
     <w:p>
@@ -2266,7 +2402,7 @@
         <w:drawing>
           <wp:inline xmlns:a="http://schemas.openxmlformats.org/drawingml/2006/main" xmlns:pic="http://schemas.openxmlformats.org/drawingml/2006/picture">
             <wp:extent cx="6263640" cy="3719036"/>
-            <wp:docPr id="2" name="Picture 2"/>
+            <wp:docPr id="3" name="Picture 3"/>
             <wp:cNvGraphicFramePr>
               <a:graphicFrameLocks noChangeAspect="1"/>
             </wp:cNvGraphicFramePr>
@@ -2274,11 +2410,11 @@
               <a:graphicData uri="http://schemas.openxmlformats.org/drawingml/2006/picture">
                 <pic:pic>
                   <pic:nvPicPr>
-                    <pic:cNvPr id="0" name="figure_2_chapter_hits_by_book.png"/>
+                    <pic:cNvPr id="0" name="figure_3_chapter_hits_by_book.png"/>
                     <pic:cNvPicPr/>
                   </pic:nvPicPr>
                   <pic:blipFill>
-                    <a:blip r:embed="rId12"/>
+                    <a:blip r:embed="rId13"/>
                     <a:stretch>
                       <a:fillRect/>
                     </a:stretch>
@@ -2308,7 +2444,7 @@
           <w:color w:val="475569"/>
           <w:sz w:val="18"/>
         </w:rPr>
-        <w:t>Figure 2. Chapter hits per candidate book: preliminary at limit-10 (light) and confirmed-cohort at limit-40 (dark).</w:t>
+        <w:t>Figure 3. Chapter hits per candidate book: preliminary at limit-10 (light) and confirmed-cohort at limit-40 (dark).</w:t>
       </w:r>
     </w:p>
     <w:p>
@@ -2388,7 +2524,7 @@
           <w:color w:val="1F2937"/>
           <w:sz w:val="21"/>
         </w:rPr>
-        <w:t>The set is selective, since roughly one screened chapter in twelve survived, and it is biblically intelligible in a way §7 develops at length. Table 2, in §6, lists the sixteen alongside their behavior across the localization grid, where chapter identity and chapter behavior can be read together.</w:t>
+        <w:t>The set is selective, since roughly one screened chapter in twelve survived, and it is biblically intelligible in a way §7 develops at length. Table 3, in §6, lists the sixteen alongside their behavior across the localization grid, where chapter identity and chapter behavior can be read together.</w:t>
       </w:r>
     </w:p>
     <w:p/>
@@ -2397,7 +2533,7 @@
         <w:pStyle w:val="Heading1"/>
       </w:pPr>
       <w:r>
-        <w:t>5. Results: Layer and α Localization</w:t>
+        <w:t>5. Results: Where in the Model the Effects Live</w:t>
       </w:r>
     </w:p>
     <w:p>
@@ -2405,7 +2541,7 @@
         <w:pStyle w:val="Heading2"/>
       </w:pPr>
       <w:r>
-        <w:t>5.1 The Expanded Localization Grid</w:t>
+        <w:t>5.1 The Effects Concentrate in a Six-Layer Band</w:t>
       </w:r>
     </w:p>
     <w:p>
@@ -2418,7 +2554,1059 @@
           <w:color w:val="1F2937"/>
           <w:sz w:val="21"/>
         </w:rPr>
-        <w:t>The localization study tested the sixteen surviving chapter directions across an expanded focused layer-by-α grid. The final packet contains forty-three completed behavior cells: full α ladders for layers 24, 28, 29, 30, 31, 32, and 33, plus the layer-36 anchor cell at α = 32. The layer-36 anchor produced no rescues, so it was intentionally not expanded.</w:t>
+        <w:t>The sixteen surviving directions were run across forty-three cells: full strength ladders for layers 24, 28, 29, 30, 31, 32, and 33, plus a single layer-36 cell at α = 32. Across those cells the sixteen chapters produced 244 rescues in total, and they are not spread evenly through the network. They pile up in one place.</w:t>
+      </w:r>
+    </w:p>
+    <w:p>
+      <w:pPr>
+        <w:spacing w:after="120"/>
+      </w:pPr>
+      <w:r>
+        <w:rPr>
+          <w:rFonts w:ascii="Times New Roman" w:hAnsi="Times New Roman"/>
+          <w:b/>
+          <w:color w:val="1F2937"/>
+          <w:sz w:val="21"/>
+        </w:rPr>
+        <w:t>Table 2.</w:t>
+      </w:r>
+      <w:r>
+        <w:rPr>
+          <w:rFonts w:ascii="Times New Roman" w:hAnsi="Times New Roman"/>
+          <w:color w:val="1F2937"/>
+          <w:sz w:val="21"/>
+        </w:rPr>
+        <w:t xml:space="preserve"> Where the 244 rescues fall. Each layer other than 36 was tested at all six strengths, so the columns are directly comparable. Computed from [</w:t>
+      </w:r>
+      <w:r>
+        <w:rPr>
+          <w:rFonts w:ascii="Courier New" w:hAnsi="Courier New"/>
+          <w:color w:val="1F2937"/>
+          <w:sz w:val="21"/>
+        </w:rPr>
+        <w:t>layer_alpha_cells.csv</w:t>
+      </w:r>
+      <w:r>
+        <w:rPr>
+          <w:rFonts w:ascii="Times New Roman" w:hAnsi="Times New Roman"/>
+          <w:color w:val="1F2937"/>
+          <w:sz w:val="21"/>
+        </w:rPr>
+        <w:t>](../results/paper/scripturevec_justice/key_data/layer_alpha_cells.csv).</w:t>
+      </w:r>
+    </w:p>
+    <w:tbl>
+      <w:tblPr>
+        <w:tblStyle w:val="TableGrid"/>
+        <w:tblW w:type="auto" w:w="0"/>
+        <w:jc w:val="center"/>
+        <w:tblLook w:firstColumn="1" w:firstRow="1" w:lastColumn="0" w:lastRow="0" w:noHBand="0" w:noVBand="1" w:val="04A0"/>
+      </w:tblPr>
+      <w:tblGrid>
+        <w:gridCol w:w="2469"/>
+        <w:gridCol w:w="2469"/>
+        <w:gridCol w:w="2469"/>
+        <w:gridCol w:w="2469"/>
+      </w:tblGrid>
+      <w:tr>
+        <w:tc>
+          <w:tcPr>
+            <w:tcW w:type="dxa" w:w="2484"/>
+            <w:vAlign w:val="center"/>
+            <w:tcMar>
+              <w:top w:w="100" w:type="dxa"/>
+              <w:start w:w="105" w:type="dxa"/>
+              <w:bottom w:w="100" w:type="dxa"/>
+              <w:end w:w="105" w:type="dxa"/>
+            </w:tcMar>
+            <w:shd w:fill="EAF2FF"/>
+          </w:tcPr>
+          <w:p>
+            <w:pPr>
+              <w:jc w:val="left"/>
+            </w:pPr>
+            <w:r>
+              <w:rPr>
+                <w:rFonts w:ascii="Times New Roman" w:hAnsi="Times New Roman"/>
+                <w:b/>
+                <w:color w:val="172033"/>
+                <w:sz w:val="16"/>
+              </w:rPr>
+              <w:t>Center layer</w:t>
+            </w:r>
+          </w:p>
+        </w:tc>
+        <w:tc>
+          <w:tcPr>
+            <w:tcW w:type="dxa" w:w="2484"/>
+            <w:vAlign w:val="center"/>
+            <w:tcMar>
+              <w:top w:w="100" w:type="dxa"/>
+              <w:start w:w="105" w:type="dxa"/>
+              <w:bottom w:w="100" w:type="dxa"/>
+              <w:end w:w="105" w:type="dxa"/>
+            </w:tcMar>
+            <w:shd w:fill="EAF2FF"/>
+          </w:tcPr>
+          <w:p>
+            <w:pPr>
+              <w:jc w:val="left"/>
+            </w:pPr>
+            <w:r>
+              <w:rPr>
+                <w:rFonts w:ascii="Times New Roman" w:hAnsi="Times New Roman"/>
+                <w:b/>
+                <w:color w:val="172033"/>
+                <w:sz w:val="16"/>
+              </w:rPr>
+              <w:t>Cells tested</w:t>
+            </w:r>
+          </w:p>
+        </w:tc>
+        <w:tc>
+          <w:tcPr>
+            <w:tcW w:type="dxa" w:w="2484"/>
+            <w:vAlign w:val="center"/>
+            <w:tcMar>
+              <w:top w:w="100" w:type="dxa"/>
+              <w:start w:w="105" w:type="dxa"/>
+              <w:bottom w:w="100" w:type="dxa"/>
+              <w:end w:w="105" w:type="dxa"/>
+            </w:tcMar>
+            <w:shd w:fill="EAF2FF"/>
+          </w:tcPr>
+          <w:p>
+            <w:pPr>
+              <w:jc w:val="center"/>
+            </w:pPr>
+            <w:r>
+              <w:rPr>
+                <w:rFonts w:ascii="Times New Roman" w:hAnsi="Times New Roman"/>
+                <w:b/>
+                <w:color w:val="172033"/>
+                <w:sz w:val="16"/>
+              </w:rPr>
+              <w:t>Rescues</w:t>
+            </w:r>
+          </w:p>
+        </w:tc>
+        <w:tc>
+          <w:tcPr>
+            <w:tcW w:type="dxa" w:w="2484"/>
+            <w:vAlign w:val="center"/>
+            <w:tcMar>
+              <w:top w:w="100" w:type="dxa"/>
+              <w:start w:w="105" w:type="dxa"/>
+              <w:bottom w:w="100" w:type="dxa"/>
+              <w:end w:w="105" w:type="dxa"/>
+            </w:tcMar>
+            <w:shd w:fill="EAF2FF"/>
+          </w:tcPr>
+          <w:p>
+            <w:pPr>
+              <w:jc w:val="center"/>
+            </w:pPr>
+            <w:r>
+              <w:rPr>
+                <w:rFonts w:ascii="Times New Roman" w:hAnsi="Times New Roman"/>
+                <w:b/>
+                <w:color w:val="172033"/>
+                <w:sz w:val="16"/>
+              </w:rPr>
+              <w:t>Share of all rescues</w:t>
+            </w:r>
+          </w:p>
+        </w:tc>
+      </w:tr>
+      <w:tr>
+        <w:tc>
+          <w:tcPr>
+            <w:tcW w:type="dxa" w:w="2484"/>
+            <w:vAlign w:val="center"/>
+            <w:tcMar>
+              <w:top w:w="100" w:type="dxa"/>
+              <w:start w:w="105" w:type="dxa"/>
+              <w:bottom w:w="100" w:type="dxa"/>
+              <w:end w:w="105" w:type="dxa"/>
+            </w:tcMar>
+          </w:tcPr>
+          <w:p>
+            <w:pPr>
+              <w:jc w:val="left"/>
+            </w:pPr>
+            <w:r>
+              <w:rPr>
+                <w:rFonts w:ascii="Times New Roman" w:hAnsi="Times New Roman"/>
+                <w:color w:val="1F2937"/>
+                <w:sz w:val="16"/>
+              </w:rPr>
+              <w:t>24</w:t>
+            </w:r>
+          </w:p>
+        </w:tc>
+        <w:tc>
+          <w:tcPr>
+            <w:tcW w:type="dxa" w:w="2484"/>
+            <w:vAlign w:val="center"/>
+            <w:tcMar>
+              <w:top w:w="100" w:type="dxa"/>
+              <w:start w:w="105" w:type="dxa"/>
+              <w:bottom w:w="100" w:type="dxa"/>
+              <w:end w:w="105" w:type="dxa"/>
+            </w:tcMar>
+          </w:tcPr>
+          <w:p>
+            <w:pPr>
+              <w:jc w:val="left"/>
+            </w:pPr>
+            <w:r>
+              <w:rPr>
+                <w:rFonts w:ascii="Times New Roman" w:hAnsi="Times New Roman"/>
+                <w:color w:val="1F2937"/>
+                <w:sz w:val="16"/>
+              </w:rPr>
+              <w:t>6</w:t>
+            </w:r>
+          </w:p>
+        </w:tc>
+        <w:tc>
+          <w:tcPr>
+            <w:tcW w:type="dxa" w:w="2484"/>
+            <w:vAlign w:val="center"/>
+            <w:tcMar>
+              <w:top w:w="100" w:type="dxa"/>
+              <w:start w:w="105" w:type="dxa"/>
+              <w:bottom w:w="100" w:type="dxa"/>
+              <w:end w:w="105" w:type="dxa"/>
+            </w:tcMar>
+          </w:tcPr>
+          <w:p>
+            <w:pPr>
+              <w:jc w:val="center"/>
+            </w:pPr>
+            <w:r>
+              <w:rPr>
+                <w:rFonts w:ascii="Times New Roman" w:hAnsi="Times New Roman"/>
+                <w:color w:val="1F2937"/>
+                <w:sz w:val="16"/>
+              </w:rPr>
+              <w:t>13</w:t>
+            </w:r>
+          </w:p>
+        </w:tc>
+        <w:tc>
+          <w:tcPr>
+            <w:tcW w:type="dxa" w:w="2484"/>
+            <w:vAlign w:val="center"/>
+            <w:tcMar>
+              <w:top w:w="100" w:type="dxa"/>
+              <w:start w:w="105" w:type="dxa"/>
+              <w:bottom w:w="100" w:type="dxa"/>
+              <w:end w:w="105" w:type="dxa"/>
+            </w:tcMar>
+          </w:tcPr>
+          <w:p>
+            <w:pPr>
+              <w:jc w:val="center"/>
+            </w:pPr>
+            <w:r>
+              <w:rPr>
+                <w:rFonts w:ascii="Times New Roman" w:hAnsi="Times New Roman"/>
+                <w:color w:val="1F2937"/>
+                <w:sz w:val="16"/>
+              </w:rPr>
+              <w:t>5.3%</w:t>
+            </w:r>
+          </w:p>
+        </w:tc>
+      </w:tr>
+      <w:tr>
+        <w:tc>
+          <w:tcPr>
+            <w:tcW w:type="dxa" w:w="2484"/>
+            <w:vAlign w:val="center"/>
+            <w:tcMar>
+              <w:top w:w="100" w:type="dxa"/>
+              <w:start w:w="105" w:type="dxa"/>
+              <w:bottom w:w="100" w:type="dxa"/>
+              <w:end w:w="105" w:type="dxa"/>
+            </w:tcMar>
+          </w:tcPr>
+          <w:p>
+            <w:pPr>
+              <w:jc w:val="left"/>
+            </w:pPr>
+            <w:r>
+              <w:rPr>
+                <w:rFonts w:ascii="Times New Roman" w:hAnsi="Times New Roman"/>
+                <w:color w:val="1F2937"/>
+                <w:sz w:val="16"/>
+              </w:rPr>
+              <w:t>28</w:t>
+            </w:r>
+          </w:p>
+        </w:tc>
+        <w:tc>
+          <w:tcPr>
+            <w:tcW w:type="dxa" w:w="2484"/>
+            <w:vAlign w:val="center"/>
+            <w:tcMar>
+              <w:top w:w="100" w:type="dxa"/>
+              <w:start w:w="105" w:type="dxa"/>
+              <w:bottom w:w="100" w:type="dxa"/>
+              <w:end w:w="105" w:type="dxa"/>
+            </w:tcMar>
+          </w:tcPr>
+          <w:p>
+            <w:pPr>
+              <w:jc w:val="left"/>
+            </w:pPr>
+            <w:r>
+              <w:rPr>
+                <w:rFonts w:ascii="Times New Roman" w:hAnsi="Times New Roman"/>
+                <w:color w:val="1F2937"/>
+                <w:sz w:val="16"/>
+              </w:rPr>
+              <w:t>6</w:t>
+            </w:r>
+          </w:p>
+        </w:tc>
+        <w:tc>
+          <w:tcPr>
+            <w:tcW w:type="dxa" w:w="2484"/>
+            <w:vAlign w:val="center"/>
+            <w:tcMar>
+              <w:top w:w="100" w:type="dxa"/>
+              <w:start w:w="105" w:type="dxa"/>
+              <w:bottom w:w="100" w:type="dxa"/>
+              <w:end w:w="105" w:type="dxa"/>
+            </w:tcMar>
+          </w:tcPr>
+          <w:p>
+            <w:pPr>
+              <w:jc w:val="center"/>
+            </w:pPr>
+            <w:r>
+              <w:rPr>
+                <w:rFonts w:ascii="Times New Roman" w:hAnsi="Times New Roman"/>
+                <w:color w:val="1F2937"/>
+                <w:sz w:val="16"/>
+              </w:rPr>
+              <w:t>36</w:t>
+            </w:r>
+          </w:p>
+        </w:tc>
+        <w:tc>
+          <w:tcPr>
+            <w:tcW w:type="dxa" w:w="2484"/>
+            <w:vAlign w:val="center"/>
+            <w:tcMar>
+              <w:top w:w="100" w:type="dxa"/>
+              <w:start w:w="105" w:type="dxa"/>
+              <w:bottom w:w="100" w:type="dxa"/>
+              <w:end w:w="105" w:type="dxa"/>
+            </w:tcMar>
+          </w:tcPr>
+          <w:p>
+            <w:pPr>
+              <w:jc w:val="center"/>
+            </w:pPr>
+            <w:r>
+              <w:rPr>
+                <w:rFonts w:ascii="Times New Roman" w:hAnsi="Times New Roman"/>
+                <w:color w:val="1F2937"/>
+                <w:sz w:val="16"/>
+              </w:rPr>
+              <w:t>14.8%</w:t>
+            </w:r>
+          </w:p>
+        </w:tc>
+      </w:tr>
+      <w:tr>
+        <w:tc>
+          <w:tcPr>
+            <w:tcW w:type="dxa" w:w="2484"/>
+            <w:vAlign w:val="center"/>
+            <w:tcMar>
+              <w:top w:w="100" w:type="dxa"/>
+              <w:start w:w="105" w:type="dxa"/>
+              <w:bottom w:w="100" w:type="dxa"/>
+              <w:end w:w="105" w:type="dxa"/>
+            </w:tcMar>
+          </w:tcPr>
+          <w:p>
+            <w:pPr>
+              <w:jc w:val="left"/>
+            </w:pPr>
+            <w:r>
+              <w:rPr>
+                <w:rFonts w:ascii="Times New Roman" w:hAnsi="Times New Roman"/>
+                <w:color w:val="1F2937"/>
+                <w:sz w:val="16"/>
+              </w:rPr>
+              <w:t>29</w:t>
+            </w:r>
+          </w:p>
+        </w:tc>
+        <w:tc>
+          <w:tcPr>
+            <w:tcW w:type="dxa" w:w="2484"/>
+            <w:vAlign w:val="center"/>
+            <w:tcMar>
+              <w:top w:w="100" w:type="dxa"/>
+              <w:start w:w="105" w:type="dxa"/>
+              <w:bottom w:w="100" w:type="dxa"/>
+              <w:end w:w="105" w:type="dxa"/>
+            </w:tcMar>
+          </w:tcPr>
+          <w:p>
+            <w:pPr>
+              <w:jc w:val="left"/>
+            </w:pPr>
+            <w:r>
+              <w:rPr>
+                <w:rFonts w:ascii="Times New Roman" w:hAnsi="Times New Roman"/>
+                <w:color w:val="1F2937"/>
+                <w:sz w:val="16"/>
+              </w:rPr>
+              <w:t>6</w:t>
+            </w:r>
+          </w:p>
+        </w:tc>
+        <w:tc>
+          <w:tcPr>
+            <w:tcW w:type="dxa" w:w="2484"/>
+            <w:vAlign w:val="center"/>
+            <w:tcMar>
+              <w:top w:w="100" w:type="dxa"/>
+              <w:start w:w="105" w:type="dxa"/>
+              <w:bottom w:w="100" w:type="dxa"/>
+              <w:end w:w="105" w:type="dxa"/>
+            </w:tcMar>
+          </w:tcPr>
+          <w:p>
+            <w:pPr>
+              <w:jc w:val="center"/>
+            </w:pPr>
+            <w:r>
+              <w:rPr>
+                <w:rFonts w:ascii="Times New Roman" w:hAnsi="Times New Roman"/>
+                <w:color w:val="1F2937"/>
+                <w:sz w:val="16"/>
+              </w:rPr>
+              <w:t>37</w:t>
+            </w:r>
+          </w:p>
+        </w:tc>
+        <w:tc>
+          <w:tcPr>
+            <w:tcW w:type="dxa" w:w="2484"/>
+            <w:vAlign w:val="center"/>
+            <w:tcMar>
+              <w:top w:w="100" w:type="dxa"/>
+              <w:start w:w="105" w:type="dxa"/>
+              <w:bottom w:w="100" w:type="dxa"/>
+              <w:end w:w="105" w:type="dxa"/>
+            </w:tcMar>
+          </w:tcPr>
+          <w:p>
+            <w:pPr>
+              <w:jc w:val="center"/>
+            </w:pPr>
+            <w:r>
+              <w:rPr>
+                <w:rFonts w:ascii="Times New Roman" w:hAnsi="Times New Roman"/>
+                <w:color w:val="1F2937"/>
+                <w:sz w:val="16"/>
+              </w:rPr>
+              <w:t>15.2%</w:t>
+            </w:r>
+          </w:p>
+        </w:tc>
+      </w:tr>
+      <w:tr>
+        <w:tc>
+          <w:tcPr>
+            <w:tcW w:type="dxa" w:w="2484"/>
+            <w:vAlign w:val="center"/>
+            <w:tcMar>
+              <w:top w:w="100" w:type="dxa"/>
+              <w:start w:w="105" w:type="dxa"/>
+              <w:bottom w:w="100" w:type="dxa"/>
+              <w:end w:w="105" w:type="dxa"/>
+            </w:tcMar>
+          </w:tcPr>
+          <w:p>
+            <w:pPr>
+              <w:jc w:val="left"/>
+            </w:pPr>
+            <w:r>
+              <w:rPr>
+                <w:rFonts w:ascii="Times New Roman" w:hAnsi="Times New Roman"/>
+                <w:color w:val="1F2937"/>
+                <w:sz w:val="16"/>
+              </w:rPr>
+              <w:t>30</w:t>
+            </w:r>
+          </w:p>
+        </w:tc>
+        <w:tc>
+          <w:tcPr>
+            <w:tcW w:type="dxa" w:w="2484"/>
+            <w:vAlign w:val="center"/>
+            <w:tcMar>
+              <w:top w:w="100" w:type="dxa"/>
+              <w:start w:w="105" w:type="dxa"/>
+              <w:bottom w:w="100" w:type="dxa"/>
+              <w:end w:w="105" w:type="dxa"/>
+            </w:tcMar>
+          </w:tcPr>
+          <w:p>
+            <w:pPr>
+              <w:jc w:val="left"/>
+            </w:pPr>
+            <w:r>
+              <w:rPr>
+                <w:rFonts w:ascii="Times New Roman" w:hAnsi="Times New Roman"/>
+                <w:color w:val="1F2937"/>
+                <w:sz w:val="16"/>
+              </w:rPr>
+              <w:t>6</w:t>
+            </w:r>
+          </w:p>
+        </w:tc>
+        <w:tc>
+          <w:tcPr>
+            <w:tcW w:type="dxa" w:w="2484"/>
+            <w:vAlign w:val="center"/>
+            <w:tcMar>
+              <w:top w:w="100" w:type="dxa"/>
+              <w:start w:w="105" w:type="dxa"/>
+              <w:bottom w:w="100" w:type="dxa"/>
+              <w:end w:w="105" w:type="dxa"/>
+            </w:tcMar>
+          </w:tcPr>
+          <w:p>
+            <w:pPr>
+              <w:jc w:val="center"/>
+            </w:pPr>
+            <w:r>
+              <w:rPr>
+                <w:rFonts w:ascii="Times New Roman" w:hAnsi="Times New Roman"/>
+                <w:color w:val="1F2937"/>
+                <w:sz w:val="16"/>
+              </w:rPr>
+              <w:t>49</w:t>
+            </w:r>
+          </w:p>
+        </w:tc>
+        <w:tc>
+          <w:tcPr>
+            <w:tcW w:type="dxa" w:w="2484"/>
+            <w:vAlign w:val="center"/>
+            <w:tcMar>
+              <w:top w:w="100" w:type="dxa"/>
+              <w:start w:w="105" w:type="dxa"/>
+              <w:bottom w:w="100" w:type="dxa"/>
+              <w:end w:w="105" w:type="dxa"/>
+            </w:tcMar>
+          </w:tcPr>
+          <w:p>
+            <w:pPr>
+              <w:jc w:val="center"/>
+            </w:pPr>
+            <w:r>
+              <w:rPr>
+                <w:rFonts w:ascii="Times New Roman" w:hAnsi="Times New Roman"/>
+                <w:color w:val="1F2937"/>
+                <w:sz w:val="16"/>
+              </w:rPr>
+              <w:t>20.1%</w:t>
+            </w:r>
+          </w:p>
+        </w:tc>
+      </w:tr>
+      <w:tr>
+        <w:tc>
+          <w:tcPr>
+            <w:tcW w:type="dxa" w:w="2484"/>
+            <w:vAlign w:val="center"/>
+            <w:tcMar>
+              <w:top w:w="100" w:type="dxa"/>
+              <w:start w:w="105" w:type="dxa"/>
+              <w:bottom w:w="100" w:type="dxa"/>
+              <w:end w:w="105" w:type="dxa"/>
+            </w:tcMar>
+          </w:tcPr>
+          <w:p>
+            <w:pPr>
+              <w:jc w:val="left"/>
+            </w:pPr>
+            <w:r>
+              <w:rPr>
+                <w:rFonts w:ascii="Times New Roman" w:hAnsi="Times New Roman"/>
+                <w:color w:val="1F2937"/>
+                <w:sz w:val="16"/>
+              </w:rPr>
+              <w:t>31</w:t>
+            </w:r>
+          </w:p>
+        </w:tc>
+        <w:tc>
+          <w:tcPr>
+            <w:tcW w:type="dxa" w:w="2484"/>
+            <w:vAlign w:val="center"/>
+            <w:tcMar>
+              <w:top w:w="100" w:type="dxa"/>
+              <w:start w:w="105" w:type="dxa"/>
+              <w:bottom w:w="100" w:type="dxa"/>
+              <w:end w:w="105" w:type="dxa"/>
+            </w:tcMar>
+          </w:tcPr>
+          <w:p>
+            <w:pPr>
+              <w:jc w:val="left"/>
+            </w:pPr>
+            <w:r>
+              <w:rPr>
+                <w:rFonts w:ascii="Times New Roman" w:hAnsi="Times New Roman"/>
+                <w:color w:val="1F2937"/>
+                <w:sz w:val="16"/>
+              </w:rPr>
+              <w:t>6</w:t>
+            </w:r>
+          </w:p>
+        </w:tc>
+        <w:tc>
+          <w:tcPr>
+            <w:tcW w:type="dxa" w:w="2484"/>
+            <w:vAlign w:val="center"/>
+            <w:tcMar>
+              <w:top w:w="100" w:type="dxa"/>
+              <w:start w:w="105" w:type="dxa"/>
+              <w:bottom w:w="100" w:type="dxa"/>
+              <w:end w:w="105" w:type="dxa"/>
+            </w:tcMar>
+          </w:tcPr>
+          <w:p>
+            <w:pPr>
+              <w:jc w:val="center"/>
+            </w:pPr>
+            <w:r>
+              <w:rPr>
+                <w:rFonts w:ascii="Times New Roman" w:hAnsi="Times New Roman"/>
+                <w:color w:val="1F2937"/>
+                <w:sz w:val="16"/>
+              </w:rPr>
+              <w:t>51</w:t>
+            </w:r>
+          </w:p>
+        </w:tc>
+        <w:tc>
+          <w:tcPr>
+            <w:tcW w:type="dxa" w:w="2484"/>
+            <w:vAlign w:val="center"/>
+            <w:tcMar>
+              <w:top w:w="100" w:type="dxa"/>
+              <w:start w:w="105" w:type="dxa"/>
+              <w:bottom w:w="100" w:type="dxa"/>
+              <w:end w:w="105" w:type="dxa"/>
+            </w:tcMar>
+          </w:tcPr>
+          <w:p>
+            <w:pPr>
+              <w:jc w:val="center"/>
+            </w:pPr>
+            <w:r>
+              <w:rPr>
+                <w:rFonts w:ascii="Times New Roman" w:hAnsi="Times New Roman"/>
+                <w:color w:val="1F2937"/>
+                <w:sz w:val="16"/>
+              </w:rPr>
+              <w:t>20.9%</w:t>
+            </w:r>
+          </w:p>
+        </w:tc>
+      </w:tr>
+      <w:tr>
+        <w:tc>
+          <w:tcPr>
+            <w:tcW w:type="dxa" w:w="2484"/>
+            <w:vAlign w:val="center"/>
+            <w:tcMar>
+              <w:top w:w="100" w:type="dxa"/>
+              <w:start w:w="105" w:type="dxa"/>
+              <w:bottom w:w="100" w:type="dxa"/>
+              <w:end w:w="105" w:type="dxa"/>
+            </w:tcMar>
+          </w:tcPr>
+          <w:p>
+            <w:pPr>
+              <w:jc w:val="left"/>
+            </w:pPr>
+            <w:r>
+              <w:rPr>
+                <w:rFonts w:ascii="Times New Roman" w:hAnsi="Times New Roman"/>
+                <w:color w:val="1F2937"/>
+                <w:sz w:val="16"/>
+              </w:rPr>
+              <w:t>32</w:t>
+            </w:r>
+          </w:p>
+        </w:tc>
+        <w:tc>
+          <w:tcPr>
+            <w:tcW w:type="dxa" w:w="2484"/>
+            <w:vAlign w:val="center"/>
+            <w:tcMar>
+              <w:top w:w="100" w:type="dxa"/>
+              <w:start w:w="105" w:type="dxa"/>
+              <w:bottom w:w="100" w:type="dxa"/>
+              <w:end w:w="105" w:type="dxa"/>
+            </w:tcMar>
+          </w:tcPr>
+          <w:p>
+            <w:pPr>
+              <w:jc w:val="left"/>
+            </w:pPr>
+            <w:r>
+              <w:rPr>
+                <w:rFonts w:ascii="Times New Roman" w:hAnsi="Times New Roman"/>
+                <w:color w:val="1F2937"/>
+                <w:sz w:val="16"/>
+              </w:rPr>
+              <w:t>6</w:t>
+            </w:r>
+          </w:p>
+        </w:tc>
+        <w:tc>
+          <w:tcPr>
+            <w:tcW w:type="dxa" w:w="2484"/>
+            <w:vAlign w:val="center"/>
+            <w:tcMar>
+              <w:top w:w="100" w:type="dxa"/>
+              <w:start w:w="105" w:type="dxa"/>
+              <w:bottom w:w="100" w:type="dxa"/>
+              <w:end w:w="105" w:type="dxa"/>
+            </w:tcMar>
+          </w:tcPr>
+          <w:p>
+            <w:pPr>
+              <w:jc w:val="center"/>
+            </w:pPr>
+            <w:r>
+              <w:rPr>
+                <w:rFonts w:ascii="Times New Roman" w:hAnsi="Times New Roman"/>
+                <w:color w:val="1F2937"/>
+                <w:sz w:val="16"/>
+              </w:rPr>
+              <w:t>34</w:t>
+            </w:r>
+          </w:p>
+        </w:tc>
+        <w:tc>
+          <w:tcPr>
+            <w:tcW w:type="dxa" w:w="2484"/>
+            <w:vAlign w:val="center"/>
+            <w:tcMar>
+              <w:top w:w="100" w:type="dxa"/>
+              <w:start w:w="105" w:type="dxa"/>
+              <w:bottom w:w="100" w:type="dxa"/>
+              <w:end w:w="105" w:type="dxa"/>
+            </w:tcMar>
+          </w:tcPr>
+          <w:p>
+            <w:pPr>
+              <w:jc w:val="center"/>
+            </w:pPr>
+            <w:r>
+              <w:rPr>
+                <w:rFonts w:ascii="Times New Roman" w:hAnsi="Times New Roman"/>
+                <w:color w:val="1F2937"/>
+                <w:sz w:val="16"/>
+              </w:rPr>
+              <w:t>13.9%</w:t>
+            </w:r>
+          </w:p>
+        </w:tc>
+      </w:tr>
+      <w:tr>
+        <w:tc>
+          <w:tcPr>
+            <w:tcW w:type="dxa" w:w="2484"/>
+            <w:vAlign w:val="center"/>
+            <w:tcMar>
+              <w:top w:w="100" w:type="dxa"/>
+              <w:start w:w="105" w:type="dxa"/>
+              <w:bottom w:w="100" w:type="dxa"/>
+              <w:end w:w="105" w:type="dxa"/>
+            </w:tcMar>
+          </w:tcPr>
+          <w:p>
+            <w:pPr>
+              <w:jc w:val="left"/>
+            </w:pPr>
+            <w:r>
+              <w:rPr>
+                <w:rFonts w:ascii="Times New Roman" w:hAnsi="Times New Roman"/>
+                <w:color w:val="1F2937"/>
+                <w:sz w:val="16"/>
+              </w:rPr>
+              <w:t>33</w:t>
+            </w:r>
+          </w:p>
+        </w:tc>
+        <w:tc>
+          <w:tcPr>
+            <w:tcW w:type="dxa" w:w="2484"/>
+            <w:vAlign w:val="center"/>
+            <w:tcMar>
+              <w:top w:w="100" w:type="dxa"/>
+              <w:start w:w="105" w:type="dxa"/>
+              <w:bottom w:w="100" w:type="dxa"/>
+              <w:end w:w="105" w:type="dxa"/>
+            </w:tcMar>
+          </w:tcPr>
+          <w:p>
+            <w:pPr>
+              <w:jc w:val="left"/>
+            </w:pPr>
+            <w:r>
+              <w:rPr>
+                <w:rFonts w:ascii="Times New Roman" w:hAnsi="Times New Roman"/>
+                <w:color w:val="1F2937"/>
+                <w:sz w:val="16"/>
+              </w:rPr>
+              <w:t>6</w:t>
+            </w:r>
+          </w:p>
+        </w:tc>
+        <w:tc>
+          <w:tcPr>
+            <w:tcW w:type="dxa" w:w="2484"/>
+            <w:vAlign w:val="center"/>
+            <w:tcMar>
+              <w:top w:w="100" w:type="dxa"/>
+              <w:start w:w="105" w:type="dxa"/>
+              <w:bottom w:w="100" w:type="dxa"/>
+              <w:end w:w="105" w:type="dxa"/>
+            </w:tcMar>
+          </w:tcPr>
+          <w:p>
+            <w:pPr>
+              <w:jc w:val="center"/>
+            </w:pPr>
+            <w:r>
+              <w:rPr>
+                <w:rFonts w:ascii="Times New Roman" w:hAnsi="Times New Roman"/>
+                <w:color w:val="1F2937"/>
+                <w:sz w:val="16"/>
+              </w:rPr>
+              <w:t>24</w:t>
+            </w:r>
+          </w:p>
+        </w:tc>
+        <w:tc>
+          <w:tcPr>
+            <w:tcW w:type="dxa" w:w="2484"/>
+            <w:vAlign w:val="center"/>
+            <w:tcMar>
+              <w:top w:w="100" w:type="dxa"/>
+              <w:start w:w="105" w:type="dxa"/>
+              <w:bottom w:w="100" w:type="dxa"/>
+              <w:end w:w="105" w:type="dxa"/>
+            </w:tcMar>
+          </w:tcPr>
+          <w:p>
+            <w:pPr>
+              <w:jc w:val="center"/>
+            </w:pPr>
+            <w:r>
+              <w:rPr>
+                <w:rFonts w:ascii="Times New Roman" w:hAnsi="Times New Roman"/>
+                <w:color w:val="1F2937"/>
+                <w:sz w:val="16"/>
+              </w:rPr>
+              <w:t>9.8%</w:t>
+            </w:r>
+          </w:p>
+        </w:tc>
+      </w:tr>
+      <w:tr>
+        <w:tc>
+          <w:tcPr>
+            <w:tcW w:type="dxa" w:w="2484"/>
+            <w:vAlign w:val="center"/>
+            <w:tcMar>
+              <w:top w:w="100" w:type="dxa"/>
+              <w:start w:w="105" w:type="dxa"/>
+              <w:bottom w:w="100" w:type="dxa"/>
+              <w:end w:w="105" w:type="dxa"/>
+            </w:tcMar>
+          </w:tcPr>
+          <w:p>
+            <w:pPr>
+              <w:jc w:val="left"/>
+            </w:pPr>
+            <w:r>
+              <w:rPr>
+                <w:rFonts w:ascii="Times New Roman" w:hAnsi="Times New Roman"/>
+                <w:color w:val="1F2937"/>
+                <w:sz w:val="16"/>
+              </w:rPr>
+              <w:t>36</w:t>
+            </w:r>
+          </w:p>
+        </w:tc>
+        <w:tc>
+          <w:tcPr>
+            <w:tcW w:type="dxa" w:w="2484"/>
+            <w:vAlign w:val="center"/>
+            <w:tcMar>
+              <w:top w:w="100" w:type="dxa"/>
+              <w:start w:w="105" w:type="dxa"/>
+              <w:bottom w:w="100" w:type="dxa"/>
+              <w:end w:w="105" w:type="dxa"/>
+            </w:tcMar>
+          </w:tcPr>
+          <w:p>
+            <w:pPr>
+              <w:jc w:val="left"/>
+            </w:pPr>
+            <w:r>
+              <w:rPr>
+                <w:rFonts w:ascii="Times New Roman" w:hAnsi="Times New Roman"/>
+                <w:color w:val="1F2937"/>
+                <w:sz w:val="16"/>
+              </w:rPr>
+              <w:t>1</w:t>
+            </w:r>
+          </w:p>
+        </w:tc>
+        <w:tc>
+          <w:tcPr>
+            <w:tcW w:type="dxa" w:w="2484"/>
+            <w:vAlign w:val="center"/>
+            <w:tcMar>
+              <w:top w:w="100" w:type="dxa"/>
+              <w:start w:w="105" w:type="dxa"/>
+              <w:bottom w:w="100" w:type="dxa"/>
+              <w:end w:w="105" w:type="dxa"/>
+            </w:tcMar>
+          </w:tcPr>
+          <w:p>
+            <w:pPr>
+              <w:jc w:val="center"/>
+            </w:pPr>
+            <w:r>
+              <w:rPr>
+                <w:rFonts w:ascii="Times New Roman" w:hAnsi="Times New Roman"/>
+                <w:color w:val="1F2937"/>
+                <w:sz w:val="16"/>
+              </w:rPr>
+              <w:t>0</w:t>
+            </w:r>
+          </w:p>
+        </w:tc>
+        <w:tc>
+          <w:tcPr>
+            <w:tcW w:type="dxa" w:w="2484"/>
+            <w:vAlign w:val="center"/>
+            <w:tcMar>
+              <w:top w:w="100" w:type="dxa"/>
+              <w:start w:w="105" w:type="dxa"/>
+              <w:bottom w:w="100" w:type="dxa"/>
+              <w:end w:w="105" w:type="dxa"/>
+            </w:tcMar>
+          </w:tcPr>
+          <w:p>
+            <w:pPr>
+              <w:jc w:val="center"/>
+            </w:pPr>
+            <w:r>
+              <w:rPr>
+                <w:rFonts w:ascii="Times New Roman" w:hAnsi="Times New Roman"/>
+                <w:color w:val="1F2937"/>
+                <w:sz w:val="16"/>
+              </w:rPr>
+              <w:t>0.0%</w:t>
+            </w:r>
+          </w:p>
+        </w:tc>
+      </w:tr>
+    </w:tbl>
+    <w:p/>
+    <w:p>
+      <w:pPr>
+        <w:spacing w:after="120"/>
+      </w:pPr>
+      <w:r>
+        <w:rPr>
+          <w:rFonts w:ascii="Times New Roman" w:hAnsi="Times New Roman"/>
+          <w:color w:val="1F2937"/>
+          <w:sz w:val="21"/>
+        </w:rPr>
+        <w:t xml:space="preserve">Layers 28 through 33 account for 231 of the 244 rescues, or </w:t>
+      </w:r>
+      <w:r>
+        <w:rPr>
+          <w:rFonts w:ascii="Times New Roman" w:hAnsi="Times New Roman"/>
+          <w:b/>
+          <w:color w:val="1F2937"/>
+          <w:sz w:val="21"/>
+        </w:rPr>
+        <w:t>94.7 percent</w:t>
+      </w:r>
+      <w:r>
+        <w:rPr>
+          <w:rFonts w:ascii="Times New Roman" w:hAnsi="Times New Roman"/>
+          <w:color w:val="1F2937"/>
+          <w:sz w:val="21"/>
+        </w:rPr>
+        <w:t>, with each of the six contributing between 9.8 and 20.9 percent of the total. Below them, layer 24 contributes 5.3 percent, and all but four of its thirteen rescues sit in a single cell. Above them, layer 36 contributes nothing.</w:t>
+      </w:r>
+    </w:p>
+    <w:p>
+      <w:pPr>
+        <w:spacing w:after="120"/>
+      </w:pPr>
+      <w:r>
+        <w:rPr>
+          <w:rFonts w:ascii="Times New Roman" w:hAnsi="Times New Roman"/>
+          <w:color w:val="1F2937"/>
+          <w:sz w:val="21"/>
+        </w:rPr>
+        <w:t xml:space="preserve">Two things must be said about that number before it is used for anything. The first is that layers 24 and 28–33 each received the same six cells, so comparing them is fair: the band yields 6.4 rescues per cell against layer 24's 2.2, a threefold difference that the equal sampling does not manufacture. The second is that </w:t>
+      </w:r>
+      <w:r>
+        <w:rPr>
+          <w:rFonts w:ascii="Times New Roman" w:hAnsi="Times New Roman"/>
+          <w:b/>
+          <w:color w:val="1F2937"/>
+          <w:sz w:val="21"/>
+        </w:rPr>
+        <w:t>the band's location was largely assumed rather than discovered</w:t>
+      </w:r>
+      <w:r>
+        <w:rPr>
+          <w:rFonts w:ascii="Times New Roman" w:hAnsi="Times New Roman"/>
+          <w:color w:val="1F2937"/>
+          <w:sz w:val="21"/>
+        </w:rPr>
+        <w:t>. As §3.4 records, the grid was built around a region earlier runs had already flagged as productive, with layers 24 and 36 added as controls on either side; layers 25 through 27 and 34 through 35 were never tested. The honest statement is that the effects concentrate in the sampled region and thin sharply at its lower edge, and that where the true boundaries lie is not something this grid can establish. Layer 36's zero rests on a single cell and is the weakest evidence in the table.</w:t>
+      </w:r>
+    </w:p>
+    <w:p>
+      <w:pPr>
+        <w:spacing w:after="120"/>
+      </w:pPr>
+      <w:r>
+        <w:rPr>
+          <w:rFonts w:ascii="Times New Roman" w:hAnsi="Times New Roman"/>
+          <w:color w:val="1F2937"/>
+          <w:sz w:val="21"/>
+        </w:rPr>
+        <w:t>What survives that qualification is still worth having. Within the layers actually tested, the useful directions are not scattered; they are dense across a contiguous stretch and thin at the one interior control below it. And the concentration is the finding least vulnerable to the paper's power problem, since it is a property of 244 rescues spread over 43 cells rather than of any single row.</w:t>
       </w:r>
     </w:p>
     <w:p>
@@ -2426,7 +3614,7 @@
         <w:drawing>
           <wp:inline xmlns:a="http://schemas.openxmlformats.org/drawingml/2006/main" xmlns:pic="http://schemas.openxmlformats.org/drawingml/2006/picture">
             <wp:extent cx="6263640" cy="4250327"/>
-            <wp:docPr id="3" name="Picture 3"/>
+            <wp:docPr id="4" name="Picture 4"/>
             <wp:cNvGraphicFramePr>
               <a:graphicFrameLocks noChangeAspect="1"/>
             </wp:cNvGraphicFramePr>
@@ -2434,11 +3622,11 @@
               <a:graphicData uri="http://schemas.openxmlformats.org/drawingml/2006/picture">
                 <pic:pic>
                   <pic:nvPicPr>
-                    <pic:cNvPr id="0" name="figure_3_layer_alpha_heatmap.png"/>
+                    <pic:cNvPr id="0" name="figure_4_layer_alpha_heatmap.png"/>
                     <pic:cNvPicPr/>
                   </pic:nvPicPr>
                   <pic:blipFill>
-                    <a:blip r:embed="rId13"/>
+                    <a:blip r:embed="rId14"/>
                     <a:stretch>
                       <a:fillRect/>
                     </a:stretch>
@@ -2468,7 +3656,7 @@
           <w:color w:val="475569"/>
           <w:sz w:val="18"/>
         </w:rPr>
-        <w:t>Figure 3. Layer-by-α rescue heatmap; cell value is paired rescues out of 16 chapter vectors. CIs overlap between top cells (see §5.2).</w:t>
+        <w:t>Figure 4. Layer-by-α rescue heatmap; cell value is paired rescues out of 16 chapters. Layers 28–33 hold 94.7% of all rescues, but the grid was designed around that region (§3.4, §9).</w:t>
       </w:r>
     </w:p>
     <w:p>
@@ -2476,7 +3664,7 @@
         <w:pStyle w:val="Heading2"/>
       </w:pPr>
       <w:r>
-        <w:t>5.2 Three Illustrative Cells, with Overlapping Confidence Intervals</w:t>
+        <w:t>5.2 Within the Band, the Cells Are Not Separable</w:t>
       </w:r>
     </w:p>
     <w:p>
@@ -2489,7 +3677,7 @@
           <w:color w:val="1F2937"/>
           <w:sz w:val="21"/>
         </w:rPr>
-        <w:t>The grid has no single best setting. Several cells rescue similar numbers of chapters, and with only sixteen chapters per cell their confidence intervals overlap heavily, so the three cells described below illustrate the shape of the atlas rather than marking out separable regimes.</w:t>
+        <w:t>Inside that band no single setting is best. Broadest uptake came at layer 30 with α = 96, where 13 of 16 chapters counted as rescues (95% CI [0.54, 0.96]); layer 31 at the same strength rescued 12 (CI [0.48, 0.93]); and four further cells clustered at 11 (CI [0.41, 0.89]), among them layer 28 at α = 16, the gentlest strength tested, where what is notable is not the count but that so many directions were already useful at the bottom of the ladder. These intervals overlap one another, and at sixteen chapters per cell the data cannot tell them apart. Ranking cells within the band is not a thing this study can do.</w:t>
       </w:r>
     </w:p>
     <w:p>
@@ -2502,7 +3690,7 @@
           <w:color w:val="1F2937"/>
           <w:sz w:val="21"/>
         </w:rPr>
-        <w:t>Broadest uptake came at layer 30 with α = 96, where 13 of the 16 chapters counted as rescues (95% CI [0.54, 0.96], mean Δ = 0.0875). Layer 31 at the same strength rescued 12 (CI [0.48, 0.93]), and four further cells clustered at 11 of 16 (CI [0.41, 0.89]). Broad uptake also appeared at the gentlest strength tested, layer 28 with α = 16, again 11 of 16 (mean Δ = 0.0625); what makes that cell interesting is not its count but that so many directions were already useful at the bottom of the ladder. The largest average movement came lower in the network, at layer 24 with α = 32, where fewer chapters passed (9 of 16, CI [0.30, 0.80]) but the mean change was 0.1687, roughly double any other cell.</w:t>
+        <w:t>Two features do stand out against that background. The first is that breadth and strength come apart: layer 24 at α = 32 rescues fewer chapters (9 of 16, CI [0.30, 0.80]) but moves them roughly twice as far as any other cell (mean Δ = 0.1687 against 0.0875 for the broadest).</w:t>
       </w:r>
     </w:p>
     <w:p>
@@ -2515,91 +3703,41 @@
           <w:color w:val="1F2937"/>
           <w:sz w:val="21"/>
         </w:rPr>
-        <w:t>Those three intervals all overlap one another, so the cells are illustrative and not statistically distinguishable. The exception is layer 24's behavior across strengths, which is sharp enough to survive the most sceptical reading: α = 32 produced the grid's largest gains, α = 48 fell to zero rescues with mean Δ = −0.175, and α = 64 and α = 96 fell to zero with mean Δ = −0.40. A direction that helps substantially at one strength and actively harms at the next is the clearest layer-specific feature the grid contains.</w:t>
-      </w:r>
-    </w:p>
-    <w:p>
-      <w:pPr>
-        <w:pStyle w:val="Heading2"/>
-      </w:pPr>
-      <w:r>
-        <w:t>5.3 Breadth, Strength, and Thresholds</w:t>
-      </w:r>
-    </w:p>
-    <w:p>
-      <w:pPr>
-        <w:spacing w:after="120"/>
-      </w:pPr>
-      <w:r>
-        <w:rPr>
-          <w:rFonts w:ascii="Times New Roman" w:hAnsi="Times New Roman"/>
-          <w:color w:val="1F2937"/>
-          <w:sz w:val="21"/>
-        </w:rPr>
-        <w:t>Breadth and strength come apart. Plotting how many chapters a cell rescues against how much it moves them separates layer 24 at α = 32, which moves a smaller set a long way, from the higher-layer cells at high α, which move a larger set a shorter way. Because the rescue counts sit inside overlapping intervals (§5.2), this is a separation of two axes in the atlas rather than a confirmed contrast between regimes. Layer 24 remains the exception: only α ≤ 32 is usable there at all, with α = 16 and α = 24 rescuing two chapters each and α = 32 rescuing nine, and every stronger setting losing all of them.</w:t>
-      </w:r>
-    </w:p>
-    <w:p>
-      <w:r>
-        <w:drawing>
-          <wp:inline xmlns:a="http://schemas.openxmlformats.org/drawingml/2006/main" xmlns:pic="http://schemas.openxmlformats.org/drawingml/2006/picture">
-            <wp:extent cx="6263640" cy="4092245"/>
-            <wp:docPr id="4" name="Picture 4"/>
-            <wp:cNvGraphicFramePr>
-              <a:graphicFrameLocks noChangeAspect="1"/>
-            </wp:cNvGraphicFramePr>
-            <a:graphic>
-              <a:graphicData uri="http://schemas.openxmlformats.org/drawingml/2006/picture">
-                <pic:pic>
-                  <pic:nvPicPr>
-                    <pic:cNvPr id="0" name="figure_4_breadth_strength.png"/>
-                    <pic:cNvPicPr/>
-                  </pic:nvPicPr>
-                  <pic:blipFill>
-                    <a:blip r:embed="rId14"/>
-                    <a:stretch>
-                      <a:fillRect/>
-                    </a:stretch>
-                  </pic:blipFill>
-                  <pic:spPr>
-                    <a:xfrm>
-                      <a:off x="0" y="0"/>
-                      <a:ext cx="6263640" cy="4092245"/>
-                    </a:xfrm>
-                    <a:prstGeom prst="rect"/>
-                  </pic:spPr>
-                </pic:pic>
-              </a:graphicData>
-            </a:graphic>
-          </wp:inline>
-        </w:drawing>
-      </w:r>
-    </w:p>
-    <w:p>
-      <w:pPr>
-        <w:jc w:val="center"/>
-      </w:pPr>
+        <w:t xml:space="preserve">The second is layer 24's response to steering strength, which needs describing carefully because it is easy to overread. Accuracy there rises to 0.569 at α = 32, falls to 0.225 at α = 48, and reaches </w:t>
+      </w:r>
+      <w:r>
+        <w:rPr>
+          <w:rFonts w:ascii="Times New Roman" w:hAnsi="Times New Roman"/>
+          <w:b/>
+          <w:color w:val="1F2937"/>
+          <w:sz w:val="21"/>
+        </w:rPr>
+        <w:t>exactly 0.000 at α = 64 and α = 96 — on every one of the sixteen chapters</w:t>
+      </w:r>
+      <w:r>
+        <w:rPr>
+          <w:rFonts w:ascii="Times New Roman" w:hAnsi="Times New Roman"/>
+          <w:color w:val="1F2937"/>
+          <w:sz w:val="21"/>
+        </w:rPr>
+        <w:t xml:space="preserve">. A model scoring zero on a two-option benchmark is not answering worse than chance; it is not answering the question. The most economical reading is that steering at that magnitude destroys the model's ability to produce a valid response at all, and the finding is that </w:t>
+      </w:r>
       <w:r>
         <w:rPr>
           <w:rFonts w:ascii="Times New Roman" w:hAnsi="Times New Roman"/>
           <w:i/>
-          <w:color w:val="475569"/>
-          <w:sz w:val="18"/>
-        </w:rPr>
-        <w:t>Figure 4. Breadth (paired-rescue count) versus strength (mean positive Δ) across the 43 completed cells, with the three illustrative cells labelled.</w:t>
-      </w:r>
-    </w:p>
-    <w:p>
-      <w:pPr>
-        <w:spacing w:after="120"/>
-      </w:pPr>
-      <w:r>
-        <w:rPr>
-          <w:rFonts w:ascii="Times New Roman" w:hAnsi="Times New Roman"/>
-          <w:color w:val="1F2937"/>
-          <w:sz w:val="21"/>
-        </w:rPr>
-        <w:t>The α trajectories make the cell-localised α behavior visible. Layer 24 rises sharply at α = 32 and then collapses under heavier pushes; layer 28 is largest at α = 16 and weakens as α rises; layer 30 improves with stronger pushes and reaches its largest rescue count at α = 96. The rescue-count differences between L28/α16, L30/α64, L31/α48, L32/α32 are all inside one another's 95% CIs (§5.2); the L24 α-collapse is the only feature that is clearly outside the CIs of its neighbours.</w:t>
+          <w:color w:val="1F2937"/>
+          <w:sz w:val="21"/>
+        </w:rPr>
+        <w:t>layer 24 is unusually fragile</w:t>
+      </w:r>
+      <w:r>
+        <w:rPr>
+          <w:rFonts w:ascii="Times New Roman" w:hAnsi="Times New Roman"/>
+          <w:color w:val="1F2937"/>
+          <w:sz w:val="21"/>
+        </w:rPr>
+        <w:t xml:space="preserve"> rather than that a justice representation has a threshold there. Fragility is a real and layer-specific property, since no other tested layer behaves this way: layers 29 through 33 hold accuracy between 0.44 and 0.49 at α = 96, and layer 28 declines only to 0.300. But it is a fact about where this network tolerates perturbation, and reading it as evidence about how Scripture is represented would go well beyond what the numbers support.</w:t>
       </w:r>
     </w:p>
     <w:p>
@@ -2649,7 +3787,7 @@
           <w:color w:val="475569"/>
           <w:sz w:val="18"/>
         </w:rPr>
-        <w:t>Figure 5. Alpha trajectories by layer: paired-rescue count vs α for layers 24, 28, 30, 31, 32, 33. L24 collapses sharply at α ≥ 48.</w:t>
+        <w:t>Figure 5. Rescue count against steering strength, by layer. The layers in the main band respond smoothly; layer 24 spikes at α = 32 and collapses.</w:t>
       </w:r>
     </w:p>
     <w:p>
@@ -2662,7 +3800,7 @@
           <w:color w:val="1F2937"/>
           <w:sz w:val="21"/>
         </w:rPr>
-        <w:t>This pattern is suggestive of an internally compound chapter-derived direction, but the suggestion lives at the level of "where to point a sparse-feature experiment next" rather than at the level of confirmed mechanism. Sparse-feature work can test directly which internal features mediate the L24 α-threshold and the L30/L31 high-α uptake.</w:t>
+        <w:t>Taken together the two features suggest a direction that is internally compound, with components that take hold at different depths and answer differently to strength. The suggestion is worth stating because it tells the next experiment where to look, not because the present data establish a mechanism.</w:t>
       </w:r>
     </w:p>
     <w:p>
@@ -2670,7 +3808,7 @@
         <w:pStyle w:val="Heading1"/>
       </w:pPr>
       <w:r>
-        <w:t>6. Chapter Stability and Differential Uptake</w:t>
+        <w:t>6. Which Chapters, and How Reliably</w:t>
       </w:r>
     </w:p>
     <w:p>
@@ -2683,7 +3821,7 @@
           <w:color w:val="1F2937"/>
           <w:sz w:val="21"/>
         </w:rPr>
-        <w:t>The localization grid afforded a second, orthogonal view of the chapter set. Across the forty-three completed cells, some chapters were rescued in many cells and others in only a few. Acts 11 was rescued in twenty-nine cells; Acts 7 in twenty; 1 Chronicles 9 and Acts 16 in nineteen each; Acts 27 in eighteen; Hebrews 2 in seventeen; and Numbers 27 in sixteen. Numbers 22, by contrast, surfaced in eight cells. The chapter set therefore has a stable core and a more selective edge. These per-chapter counts are sums across 43 cells; the cell-level inputs are limit-10 each, so the per-chapter stability ranking is itself a low-power read and is best interpreted as ordering candidates for follow-up, not as a confirmed property of the underlying chapters.</w:t>
+        <w:t>The grid affords a second view, across chapters rather than across layers. Some chapters were rescued in most cells and others in few: Acts 11 in twenty-nine of forty-three, Acts 7 in twenty, 1 Chronicles 9 and Acts 16 in nineteen each, down to Numbers 22 in eight. The set has a stable core and a thinner edge, and since the eight most stable chapters account for 153 of the 244 rescues, the concentration seen across layers in §5.1 has a counterpart across chapters: a minority of the surviving passages does most of the work. Every one of these counts is a sum over limit-10 cells, so the ranking orders candidates for follow-up and does not establish a property of the chapters themselves.</w:t>
       </w:r>
     </w:p>
     <w:p>
@@ -2746,7 +3884,7 @@
           <w:color w:val="1F2937"/>
           <w:sz w:val="21"/>
         </w:rPr>
-        <w:t>At this point the sixteen chapters can be read in two ways at once: as the survivors of the limit-40 confirmation stage, and as differently stable directions across the localization grid. Table 2 puts both readings side by side, and it is the paper's central deliverable — the ranked inventory that the search procedure was built to produce.</w:t>
+        <w:t>At this point the sixteen chapters can be read in two ways at once: as the survivors of the limit-40 confirmation stage, and as differently stable directions across the localization grid. Table 3 puts both readings side by side, and it is the paper's central deliverable — the ranked inventory that the search procedure was built to produce.</w:t>
       </w:r>
     </w:p>
     <w:p>
@@ -2760,7 +3898,7 @@
           <w:color w:val="1F2937"/>
           <w:sz w:val="21"/>
         </w:rPr>
-        <w:t>Table 2.</w:t>
+        <w:t>Table 3.</w:t>
       </w:r>
       <w:r>
         <w:rPr>
@@ -2785,7 +3923,7 @@
           <w:color w:val="1F2937"/>
           <w:sz w:val="21"/>
         </w:rPr>
-        <w:t xml:space="preserve"> necessarily a cell where it counted as a rescue: Acts 27 and Numbers 22 peak at L24/α48, a cell with zero paired rescues overall. The motif column is preliminary exegesis (§9). Rows are generated from [</w:t>
+        <w:t xml:space="preserve"> necessarily a cell where it counted as a rescue: Acts 27 and Numbers 22 peak at L24/α48, a cell with zero paired rescues overall. The motif column is preliminary exegesis, offered as an interpretive aid rather than as settled commentary work. Rows are generated from [</w:t>
       </w:r>
       <w:r>
         <w:rPr>
@@ -6182,7 +7320,7 @@
           <w:color w:val="1F2937"/>
           <w:sz w:val="21"/>
         </w:rPr>
-        <w:t>, not from a measured effect: Amos's book-level row is a single-item flip at p ≈ 1.0 (§4.2), and "no Amos chapter survived" is an absence rather than a positive finding. The observation is suggestive of book-scale moral form rather than lexical recognition, and it is a good target for the book-shaped extraction study proposed in §10 — but it cannot carry weight the underlying rows do not have.</w:t>
+        <w:t>, not from a measured effect: Amos's book-level row is a single-item flip at p ≈ 1.0 (§4.2), and "no Amos chapter survived" is an absence rather than a positive finding. The observation is suggestive of book-scale moral form rather than lexical recognition, and a method that estimated a book-shaped direction from the trajectory across all of a book's chapters would test it directly. It cannot, however, carry weight the underlying rows do not have.</w:t>
       </w:r>
     </w:p>
     <w:p>
@@ -6233,7 +7371,7 @@
           <w:color w:val="1F2937"/>
           <w:sz w:val="21"/>
         </w:rPr>
-        <w:t xml:space="preserve">The breadth-versus-strength split (§5.3), the alpha trajectories in Figure 5, and the chapter-by-α selectivity (§6) carried the paper's most mechanistically suggestive load. The straightforward reading is that the chapter-derived Justice direction is internally compound: the L24 threshold effect, the L28 low-alpha effect, and the L30 high-alpha broad-rescue effect pick up different sub-structures of that compound representation. The chapter-by-α matrix in Figure 7 stands as the paper's strongest invitation to sparse-feature analysis, since rows of the matrix that activated together under the same α constitute a behavioral fingerprint that should map onto a small number of sparse features in a trained sparse autoencoder. The right granularity for explanation is the Justice </w:t>
+        <w:t xml:space="preserve">The concentration of effects in layers 28 through 33 (§5.1), the divergence of breadth from strength within that band (§5.2), and the chapter-by-strength selectivity of Figure 7 carry the paper's most mechanistically suggestive load. The straightforward reading is that a chapter-derived Justice direction is internally compound, and that the band is not one thing but several overlapping ones. Layer 24 is set aside here: its behavior at high strength is model breakdown (§5.2) and carries no representational moral. Figure 7 is the strongest invitation here: rows of the matrix that activate together under the same strength constitute a behavioral fingerprint, and such fingerprints should map onto a small number of features in a trained sparse autoencoder. The right granularity for explanation is probably the Justice </w:t>
       </w:r>
       <w:r>
         <w:rPr>
@@ -6250,7 +7388,7 @@
           <w:color w:val="1F2937"/>
           <w:sz w:val="21"/>
         </w:rPr>
-        <w:t>, a small number of distinguishable directions whose superposition produced the observed behavior. Activation steering can motivate these claims; only sparse-feature work can settle them.</w:t>
+        <w:t>, a handful of distinguishable directions whose superposition produced what the grid recorded. Activation steering can motivate that claim; only sparse-feature work can settle it.</w:t>
       </w:r>
     </w:p>
     <w:p/>
@@ -6373,15 +7511,32 @@
           <w:color w:val="1F2937"/>
           <w:sz w:val="21"/>
         </w:rPr>
-        <w:t>Single model, single virtue, single stage.</w:t>
-      </w:r>
-      <w:r>
-        <w:rPr>
-          <w:rFonts w:ascii="Times New Roman" w:hAnsi="Times New Roman"/>
-          <w:color w:val="1F2937"/>
-          <w:sz w:val="21"/>
-        </w:rPr>
-        <w:t xml:space="preserve"> Everything here is Qwen3-14B, Justice, and the ratio stage. Whether the layer and strength atlas transfers to other open-weight models is unknown, and the layer-24 collapse in particular may be an architectural quirk rather than a general feature. The sixteen chapters may travel better than the atlas does, since their biblical content is fixed even though the pass rule that selected them was model-shaped. Applying the pipeline to fortitude, temperance, or prudence may surface entirely different sets, and until it does, nothing here supports a claim about scriptural virtue vectors as a category.</w:t>
+        <w:t>The localization grid was built where the effects were expected.</w:t>
+      </w:r>
+      <w:r>
+        <w:rPr>
+          <w:rFonts w:ascii="Times New Roman" w:hAnsi="Times New Roman"/>
+          <w:color w:val="1F2937"/>
+          <w:sz w:val="21"/>
+        </w:rPr>
+        <w:t xml:space="preserve"> The eight layer centers were not sampled uniformly. Layers 29–33 were chosen because earlier runs had already indicated that chapter vectors selected there, with layer 28 as a shoulder and layers 24 and 36 as controls (§3.4). The concentration reported in §5.1 is therefore a description of where effects fall </w:t>
+      </w:r>
+      <w:r>
+        <w:rPr>
+          <w:rFonts w:ascii="Times New Roman" w:hAnsi="Times New Roman"/>
+          <w:i/>
+          <w:color w:val="1F2937"/>
+          <w:sz w:val="21"/>
+        </w:rPr>
+        <w:t>within a grid designed around them</w:t>
+      </w:r>
+      <w:r>
+        <w:rPr>
+          <w:rFonts w:ascii="Times New Roman" w:hAnsi="Times New Roman"/>
+          <w:color w:val="1F2937"/>
+          <w:sz w:val="21"/>
+        </w:rPr>
+        <w:t>, and it cannot establish where the region begins or ends: layers 25–27 and 34–35 were never tested, and layer 36's zero rests on one cell. What the equal per-cell sampling does support is the contrast between the band and layer 24, which received the same six cells and yielded a third as many rescues. A uniform sweep across all layers would settle the question and has not been run.</w:t>
       </w:r>
     </w:p>
     <w:p>
@@ -6395,37 +7550,15 @@
           <w:color w:val="1F2937"/>
           <w:sz w:val="21"/>
         </w:rPr>
-        <w:t>Activation steering is not virtue.</w:t>
-      </w:r>
-      <w:r>
-        <w:rPr>
-          <w:rFonts w:ascii="Times New Roman" w:hAnsi="Times New Roman"/>
-          <w:color w:val="1F2937"/>
-          <w:sz w:val="21"/>
-        </w:rPr>
-        <w:t xml:space="preserve"> This is the categorical limitation, and it is the one the paper takes most seriously. A chapter-derived steering direction that improves a model's accuracy on a justice benchmark is a measurable behavioral effect of a controlled intervention on a particular model, recovered under specific conditions; it does not stand in for a soul, a conscience, a sanctified will, or an act of obedience. The paper's empirical claim concerns model uptake of scriptural text under that intervention. The Reformed-Thomistic discipline applied here is not decoration — a benchmark gain is one kind of object, and a habit in the theological sense is another.</w:t>
-      </w:r>
-    </w:p>
-    <w:p>
-      <w:pPr>
-        <w:spacing w:after="120"/>
-      </w:pPr>
-      <w:r>
-        <w:rPr>
-          <w:rFonts w:ascii="Times New Roman" w:hAnsi="Times New Roman"/>
-          <w:b/>
-          <w:color w:val="1F2937"/>
-          <w:sz w:val="21"/>
-        </w:rPr>
-        <w:t>Preliminary exegesis.</w:t>
-      </w:r>
-      <w:r>
-        <w:rPr>
-          <w:rFonts w:ascii="Times New Roman" w:hAnsi="Times New Roman"/>
-          <w:color w:val="1F2937"/>
-          <w:sz w:val="21"/>
-        </w:rPr>
-        <w:t xml:space="preserve"> The chapter motif descriptions in §7 are draft scaffolding. A final publication version of this paper should check each chapter's interpretation against major commentaries, particularly Acts 11 and 16, Numbers 27, Hebrews 7–10, Judges 9, Deuteronomy 16, and 1 Chronicles 9. The biblical reading should strengthen with that work; some hits are surprising enough that careful exegesis is required before they can be called settled.</w:t>
+        <w:t>Single model, single virtue, single stage.</w:t>
+      </w:r>
+      <w:r>
+        <w:rPr>
+          <w:rFonts w:ascii="Times New Roman" w:hAnsi="Times New Roman"/>
+          <w:color w:val="1F2937"/>
+          <w:sz w:val="21"/>
+        </w:rPr>
+        <w:t xml:space="preserve"> Everything here is Qwen3-14B, Justice, and the ratio stage. Whether the layer and strength atlas transfers to other open-weight models is unknown, and the layer-24 collapse in particular may be an architectural quirk rather than a general feature. The sixteen chapters may travel better than the atlas does, since their biblical content is fixed even though the pass rule that selected them was model-shaped. Applying the pipeline to fortitude, temperance, or prudence may surface entirely different sets, and until it does, nothing here supports a claim about scriptural virtue vectors as a category.</w:t>
       </w:r>
     </w:p>
     <w:p/>
@@ -6447,7 +7580,7 @@
           <w:color w:val="1F2937"/>
           <w:sz w:val="21"/>
         </w:rPr>
-        <w:t>The items below are ordered by how much they would change the standing of the present results, not by how interesting they are.</w:t>
+        <w:t>Three studies would do most to establish or dismantle what is reported here. They are ordered by how much each would change the standing of the present results, and the first must come before the others are worth running.</w:t>
       </w:r>
     </w:p>
     <w:p>
@@ -6469,7 +7602,7 @@
           <w:color w:val="1F2937"/>
           <w:sz w:val="21"/>
         </w:rPr>
-        <w:t xml:space="preserve"> Nothing else matters as much. Items 40–79 of the Justice ratio bank have never entered the pipeline, and retesting the sixteen chapters and the three illustrative cells there, on enough items that a real effect could register as one, is what would convert a ranked candidate set into confirmed findings. Until it is run, every chapter-level claim in this paper stands on ten items.</w:t>
+        <w:t xml:space="preserve"> Nothing else matters as much. Items 40–79 of the Justice ratio bank have never entered the pipeline, and retesting the sixteen chapters and the illustrative cells there, on enough items that a real effect could register as one, is what would convert a ranked candidate set into findings. Until it is run, every chapter-level claim in this paper rests on ten items.</w:t>
       </w:r>
     </w:p>
     <w:p>
@@ -6483,15 +7616,15 @@
           <w:color w:val="1F2937"/>
           <w:sz w:val="21"/>
         </w:rPr>
-        <w:t>A stricter null.</w:t>
-      </w:r>
-      <w:r>
-        <w:rPr>
-          <w:rFonts w:ascii="Times New Roman" w:hAnsi="Times New Roman"/>
-          <w:color w:val="1F2937"/>
-          <w:sz w:val="21"/>
-        </w:rPr>
-        <w:t xml:space="preserve"> Shuffling a vector's coordinates tests against noise. Extracting a length-matched direction from a different non-scripture corpus, and requiring scripture directions to beat </w:t>
+        <w:t>Separate content from register.</w:t>
+      </w:r>
+      <w:r>
+        <w:rPr>
+          <w:rFonts w:ascii="Times New Roman" w:hAnsi="Times New Roman"/>
+          <w:color w:val="1F2937"/>
+          <w:sz w:val="21"/>
+        </w:rPr>
+        <w:t xml:space="preserve"> Two controls the present design lacks would jointly test whether these directions carry </w:t>
       </w:r>
       <w:r>
         <w:rPr>
@@ -6500,15 +7633,32 @@
           <w:color w:val="1F2937"/>
           <w:sz w:val="21"/>
         </w:rPr>
-        <w:t>that</w:t>
-      </w:r>
-      <w:r>
-        <w:rPr>
-          <w:rFonts w:ascii="Times New Roman" w:hAnsi="Times New Roman"/>
-          <w:color w:val="1F2937"/>
-          <w:sz w:val="21"/>
-        </w:rPr>
-        <w:t>, would test whether the effect belongs to Scripture specifically or to any sufficiently distinctive body of text (§3.4, §9).</w:t>
+        <w:t>justice</w:t>
+      </w:r>
+      <w:r>
+        <w:rPr>
+          <w:rFonts w:ascii="Times New Roman" w:hAnsi="Times New Roman"/>
+          <w:color w:val="1F2937"/>
+          <w:sz w:val="21"/>
+        </w:rPr>
+        <w:t xml:space="preserve"> or merely </w:t>
+      </w:r>
+      <w:r>
+        <w:rPr>
+          <w:rFonts w:ascii="Times New Roman" w:hAnsi="Times New Roman"/>
+          <w:i/>
+          <w:color w:val="1F2937"/>
+          <w:sz w:val="21"/>
+        </w:rPr>
+        <w:t>scriptural style</w:t>
+      </w:r>
+      <w:r>
+        <w:rPr>
+          <w:rFonts w:ascii="Times New Roman" w:hAnsi="Times New Roman"/>
+          <w:color w:val="1F2937"/>
+          <w:sz w:val="21"/>
+        </w:rPr>
+        <w:t xml:space="preserve"> (§9). The first is a stricter null: a length-matched direction extracted from some other distinctive non-scripture corpus, which scripture directions would have to beat, rather than the shuffled vector used here. The second is replication on a non-KJV translation, since a chapter whose direction survives translation is carrying content while one that does not was carrying idiom.</w:t>
       </w:r>
     </w:p>
     <w:p>
@@ -6522,81 +7672,15 @@
           <w:color w:val="1F2937"/>
           <w:sz w:val="21"/>
         </w:rPr>
-        <w:t>Translation comparison.</w:t>
-      </w:r>
-      <w:r>
-        <w:rPr>
-          <w:rFonts w:ascii="Times New Roman" w:hAnsi="Times New Roman"/>
-          <w:color w:val="1F2937"/>
-          <w:sz w:val="21"/>
-        </w:rPr>
-        <w:t xml:space="preserve"> Repeating chapter confirmation on the ESV would separate what a chapter says from how the KJV says it. A chapter whose direction survives translation is carrying content; one that does not was carrying register, which is the alternative explanation §9 cannot presently exclude.</w:t>
-      </w:r>
-    </w:p>
-    <w:p>
-      <w:pPr>
-        <w:spacing w:after="120"/>
-      </w:pPr>
-      <w:r>
-        <w:rPr>
-          <w:rFonts w:ascii="Times New Roman" w:hAnsi="Times New Roman"/>
-          <w:b/>
-          <w:color w:val="1F2937"/>
-          <w:sz w:val="21"/>
-        </w:rPr>
-        <w:t>Cross-virtue and cross-model replication.</w:t>
-      </w:r>
-      <w:r>
-        <w:rPr>
-          <w:rFonts w:ascii="Times New Roman" w:hAnsi="Times New Roman"/>
-          <w:color w:val="1F2937"/>
-          <w:sz w:val="21"/>
-        </w:rPr>
-        <w:t xml:space="preserve"> Running the same pipeline on fortitude, temperance, and prudence would show whether justice is special or whether the method generalizes; running it on another open-weight model, ideally at a different scale, would show whether the layer and strength structure is Qwen3-specific.</w:t>
-      </w:r>
-    </w:p>
-    <w:p>
-      <w:pPr>
-        <w:spacing w:after="120"/>
-      </w:pPr>
-      <w:r>
-        <w:rPr>
-          <w:rFonts w:ascii="Times New Roman" w:hAnsi="Times New Roman"/>
-          <w:b/>
-          <w:color w:val="1F2937"/>
-          <w:sz w:val="21"/>
-        </w:rPr>
-        <w:t>Sparse-feature analysis.</w:t>
-      </w:r>
-      <w:r>
-        <w:rPr>
-          <w:rFonts w:ascii="Times New Roman" w:hAnsi="Times New Roman"/>
-          <w:color w:val="1F2937"/>
-          <w:sz w:val="21"/>
-        </w:rPr>
-        <w:t xml:space="preserve"> The breadth-versus-strength split and the chapter-by-strength selectivity invite it. A sparse autoencoder trained on the relevant layer windows should expose the small number of features mediating these effects, and would test whether the layer-24, layer-28, and layer-30 behaviors pick up genuinely distinguishable sub-structures. This is the most scientifically interesting item on the list and the one most dependent on the first: there is little point decomposing an effect not yet shown to exist.</w:t>
-      </w:r>
-    </w:p>
-    <w:p>
-      <w:pPr>
-        <w:spacing w:after="120"/>
-      </w:pPr>
-      <w:r>
-        <w:rPr>
-          <w:rFonts w:ascii="Times New Roman" w:hAnsi="Times New Roman"/>
-          <w:b/>
-          <w:color w:val="1F2937"/>
-          <w:sz w:val="21"/>
-        </w:rPr>
-        <w:t>Book-level versus chapter-level recovery.</w:t>
-      </w:r>
-      <w:r>
-        <w:rPr>
-          <w:rFonts w:ascii="Times New Roman" w:hAnsi="Times New Roman"/>
-          <w:color w:val="1F2937"/>
-          <w:sz w:val="21"/>
-        </w:rPr>
-        <w:t xml:space="preserve"> The Amos asymmetry deserves its own study. A method that estimates a book-shaped direction from the trajectory across all of a book's chapters, rather than from any single chapter, would test whether prophetic books carry a recoverable Justice direction at a scale no individual chapter delivers.</w:t>
+        <w:t>Decompose the band.</w:t>
+      </w:r>
+      <w:r>
+        <w:rPr>
+          <w:rFonts w:ascii="Times New Roman" w:hAnsi="Times New Roman"/>
+          <w:color w:val="1F2937"/>
+          <w:sz w:val="21"/>
+        </w:rPr>
+        <w:t xml:space="preserve"> The concentration of effects in layers 28 through 33 (§5.1), together with layer 24's sharp threshold behavior, is the structural result most inviting to mechanistic work. A sparse autoencoder trained on those layer windows should expose the small number of features mediating the effects, and would test whether the band is one thing or several. This is the most scientifically interesting item here and the most dependent on the first, since there is little point decomposing an effect not yet shown to exist.</w:t>
       </w:r>
     </w:p>
     <w:p/>

--- a/paper/search_out_a_matter_scripturevec_justice.docx
+++ b/paper/search_out_a_matter_scripturevec_justice.docx
@@ -163,7 +163,24 @@
           <w:color w:val="1F2937"/>
           <w:sz w:val="21"/>
         </w:rPr>
-        <w:t>The individual movements are small and none is statistically significant. A typical surviving passage changed the model's answer on one benchmark item out of forty, no row at any stage reaches the conventional threshold before or after correction, and the confidence intervals around the localization results overlap. The sixteen chapters are therefore a ranked set of candidates rather than a set of established effects, and what this paper offers is the search itself: a repeatable way of asking the canon which of its parts a model has taken up, and where inside the model they have lodged.</w:t>
+        <w:t xml:space="preserve">The effects do not survive scrutiny, and the paper reports that as its principal empirical result. No per-row test reaches significance at any stage. More decisively, the ten items used to select candidates are nested inside the forty used to confirm them, and on the thirty items selection never touched, positive steering finishes </w:t>
+      </w:r>
+      <w:r>
+        <w:rPr>
+          <w:rFonts w:ascii="Times New Roman" w:hAnsi="Times New Roman"/>
+          <w:i/>
+          <w:color w:val="1F2937"/>
+          <w:sz w:val="21"/>
+        </w:rPr>
+        <w:t>behind</w:t>
+      </w:r>
+      <w:r>
+        <w:rPr>
+          <w:rFonts w:ascii="Times New Roman" w:hAnsi="Times New Roman"/>
+          <w:color w:val="1F2937"/>
+          <w:sz w:val="21"/>
+        </w:rPr>
+        <w:t xml:space="preserve"> the unsteered model on twenty-two of thirty-eight chapters and ahead on one (sign test p = 0.000006). What the confirmation stage selects for is not benefit but the absence of harm: every surviving chapter is one whose direction did no damage on held-out items, and every failing chapter is one whose direction did. The sixteen chapters are therefore best understood as passages whose vectors are harmless rather than helpful, and their apparent gain is a single item won under selection and carried forward. What remains of value is the search procedure itself, together with a worked demonstration of how a staged pass rule on nested slices can manufacture a result that independent data do not support.</w:t>
       </w:r>
     </w:p>
     <w:p/>
@@ -460,7 +477,7 @@
           <w:color w:val="1F2937"/>
           <w:sz w:val="21"/>
         </w:rPr>
-        <w:t>Because the per-passage effects are small and none reaches statistical significance (§4, §9), the inventory is a ranked candidate set produced by a working procedure rather than a set of confirmed per-chapter effects. The distinction governs how every number in this paper should be read.</w:t>
+        <w:t>These contributions must be read against §4.5, which reports that on data not used for selection the steering effect is absent to negative. The procedure works as a procedure; what it found, on the evidence assembled here, does not hold up. The inventory is retained because it remains the right starting point for an adequately powered retest, not because its members are established movers.</w:t>
       </w:r>
     </w:p>
     <w:p/>
@@ -2525,6 +2542,703 @@
           <w:sz w:val="21"/>
         </w:rPr>
         <w:t>The set is selective, since roughly one screened chapter in twelve survived, and it is biblically intelligible in a way §7 develops at length. Table 3, in §6, lists the sixteen alongside their behavior across the localization grid, where chapter identity and chapter behavior can be read together.</w:t>
+      </w:r>
+    </w:p>
+    <w:p>
+      <w:pPr>
+        <w:pStyle w:val="Heading2"/>
+      </w:pPr>
+      <w:r>
+        <w:t>4.5 What the Confirmation Stage Actually Selected For</w:t>
+      </w:r>
+    </w:p>
+    <w:p>
+      <w:pPr>
+        <w:spacing w:after="120"/>
+      </w:pPr>
+      <w:r>
+        <w:rPr>
+          <w:rFonts w:ascii="Times New Roman" w:hAnsi="Times New Roman"/>
+          <w:color w:val="1F2937"/>
+          <w:sz w:val="21"/>
+        </w:rPr>
+        <w:t>The nesting described in §3.5 has a consequence that can be measured rather than merely noted, and doing so changes how the preceding results should be read.</w:t>
+      </w:r>
+    </w:p>
+    <w:p>
+      <w:pPr>
+        <w:spacing w:after="120"/>
+      </w:pPr>
+      <w:r>
+        <w:rPr>
+          <w:rFonts w:ascii="Times New Roman" w:hAnsi="Times New Roman"/>
+          <w:color w:val="1F2937"/>
+          <w:sz w:val="21"/>
+        </w:rPr>
+        <w:t>Items 0–9 chose the candidates and sit inside the forty-item slice, so items 10–39 are the only part of the confirmation run independent of that choice. Because the two stages report accuracies over known denominators, each condition's score on those thirty held-out items can be recovered by subtraction. Every candidate entering confirmation scored 5 of 10 under positive steering against control's 4 of 10, that single item being what selection guarantees. The question is what happened on the thirty items selection did not touch.</w:t>
+      </w:r>
+    </w:p>
+    <w:p>
+      <w:pPr>
+        <w:spacing w:after="120"/>
+      </w:pPr>
+      <w:r>
+        <w:rPr>
+          <w:rFonts w:ascii="Times New Roman" w:hAnsi="Times New Roman"/>
+          <w:color w:val="1F2937"/>
+          <w:sz w:val="21"/>
+        </w:rPr>
+        <w:t xml:space="preserve">Positive steering lost ground. Among the thirty-eight chapter candidates it finished behind control on twenty-two, level on fifteen, and ahead on exactly one; among the nineteen book candidates, behind on ten, level on eight, ahead on one. An exact two-sided sign test gives p = 0.000006 for the chapters and p = 0.012 for the books. These are the only p-values below 0.05 anywhere in this study, and they indicate that on data not used for selection, steering with these directions makes the model's Justice answers </w:t>
+      </w:r>
+      <w:r>
+        <w:rPr>
+          <w:rFonts w:ascii="Times New Roman" w:hAnsi="Times New Roman"/>
+          <w:i/>
+          <w:color w:val="1F2937"/>
+          <w:sz w:val="21"/>
+        </w:rPr>
+        <w:t>worse</w:t>
+      </w:r>
+      <w:r>
+        <w:rPr>
+          <w:rFonts w:ascii="Times New Roman" w:hAnsi="Times New Roman"/>
+          <w:color w:val="1F2937"/>
+          <w:sz w:val="21"/>
+        </w:rPr>
+        <w:t>.</w:t>
+      </w:r>
+    </w:p>
+    <w:p>
+      <w:pPr>
+        <w:spacing w:after="120"/>
+      </w:pPr>
+      <w:r>
+        <w:rPr>
+          <w:rFonts w:ascii="Times New Roman" w:hAnsi="Times New Roman"/>
+          <w:color w:val="1F2937"/>
+          <w:sz w:val="21"/>
+        </w:rPr>
+        <w:t>The relation between that and survival is close to exact:</w:t>
+      </w:r>
+    </w:p>
+    <w:tbl>
+      <w:tblPr>
+        <w:tblStyle w:val="TableGrid"/>
+        <w:tblW w:type="auto" w:w="0"/>
+        <w:jc w:val="center"/>
+        <w:tblLook w:firstColumn="1" w:firstRow="1" w:lastColumn="0" w:lastRow="0" w:noHBand="0" w:noVBand="1" w:val="04A0"/>
+      </w:tblPr>
+      <w:tblGrid>
+        <w:gridCol w:w="2469"/>
+        <w:gridCol w:w="2469"/>
+        <w:gridCol w:w="2469"/>
+        <w:gridCol w:w="2469"/>
+      </w:tblGrid>
+      <w:tr>
+        <w:tc>
+          <w:tcPr>
+            <w:tcW w:type="dxa" w:w="2484"/>
+            <w:vAlign w:val="center"/>
+            <w:tcMar>
+              <w:top w:w="100" w:type="dxa"/>
+              <w:start w:w="105" w:type="dxa"/>
+              <w:bottom w:w="100" w:type="dxa"/>
+              <w:end w:w="105" w:type="dxa"/>
+            </w:tcMar>
+            <w:shd w:fill="EAF2FF"/>
+          </w:tcPr>
+          <w:p>
+            <w:pPr>
+              <w:jc w:val="left"/>
+            </w:pPr>
+            <w:r>
+              <w:rPr>
+                <w:rFonts w:ascii="Times New Roman" w:hAnsi="Times New Roman"/>
+                <w:b/>
+                <w:color w:val="172033"/>
+                <w:sz w:val="16"/>
+              </w:rPr>
+            </w:r>
+          </w:p>
+        </w:tc>
+        <w:tc>
+          <w:tcPr>
+            <w:tcW w:type="dxa" w:w="2484"/>
+            <w:vAlign w:val="center"/>
+            <w:tcMar>
+              <w:top w:w="100" w:type="dxa"/>
+              <w:start w:w="105" w:type="dxa"/>
+              <w:bottom w:w="100" w:type="dxa"/>
+              <w:end w:w="105" w:type="dxa"/>
+            </w:tcMar>
+            <w:shd w:fill="EAF2FF"/>
+          </w:tcPr>
+          <w:p>
+            <w:pPr>
+              <w:jc w:val="left"/>
+            </w:pPr>
+            <w:r>
+              <w:rPr>
+                <w:rFonts w:ascii="Times New Roman" w:hAnsi="Times New Roman"/>
+                <w:b/>
+                <w:color w:val="172033"/>
+                <w:sz w:val="16"/>
+              </w:rPr>
+              <w:t>lost ground on items 10–39</w:t>
+            </w:r>
+          </w:p>
+        </w:tc>
+        <w:tc>
+          <w:tcPr>
+            <w:tcW w:type="dxa" w:w="2484"/>
+            <w:vAlign w:val="center"/>
+            <w:tcMar>
+              <w:top w:w="100" w:type="dxa"/>
+              <w:start w:w="105" w:type="dxa"/>
+              <w:bottom w:w="100" w:type="dxa"/>
+              <w:end w:w="105" w:type="dxa"/>
+            </w:tcMar>
+            <w:shd w:fill="EAF2FF"/>
+          </w:tcPr>
+          <w:p>
+            <w:pPr>
+              <w:jc w:val="center"/>
+            </w:pPr>
+            <w:r>
+              <w:rPr>
+                <w:rFonts w:ascii="Times New Roman" w:hAnsi="Times New Roman"/>
+                <w:b/>
+                <w:color w:val="172033"/>
+                <w:sz w:val="16"/>
+              </w:rPr>
+              <w:t>held even</w:t>
+            </w:r>
+          </w:p>
+        </w:tc>
+        <w:tc>
+          <w:tcPr>
+            <w:tcW w:type="dxa" w:w="2484"/>
+            <w:vAlign w:val="center"/>
+            <w:tcMar>
+              <w:top w:w="100" w:type="dxa"/>
+              <w:start w:w="105" w:type="dxa"/>
+              <w:bottom w:w="100" w:type="dxa"/>
+              <w:end w:w="105" w:type="dxa"/>
+            </w:tcMar>
+            <w:shd w:fill="EAF2FF"/>
+          </w:tcPr>
+          <w:p>
+            <w:pPr>
+              <w:jc w:val="center"/>
+            </w:pPr>
+            <w:r>
+              <w:rPr>
+                <w:rFonts w:ascii="Times New Roman" w:hAnsi="Times New Roman"/>
+                <w:b/>
+                <w:color w:val="172033"/>
+                <w:sz w:val="16"/>
+              </w:rPr>
+              <w:t>gained</w:t>
+            </w:r>
+          </w:p>
+        </w:tc>
+      </w:tr>
+      <w:tr>
+        <w:tc>
+          <w:tcPr>
+            <w:tcW w:type="dxa" w:w="2484"/>
+            <w:vAlign w:val="center"/>
+            <w:tcMar>
+              <w:top w:w="100" w:type="dxa"/>
+              <w:start w:w="105" w:type="dxa"/>
+              <w:bottom w:w="100" w:type="dxa"/>
+              <w:end w:w="105" w:type="dxa"/>
+            </w:tcMar>
+          </w:tcPr>
+          <w:p>
+            <w:pPr>
+              <w:jc w:val="left"/>
+            </w:pPr>
+            <w:r>
+              <w:rPr>
+                <w:rFonts w:ascii="Times New Roman" w:hAnsi="Times New Roman"/>
+                <w:color w:val="1F2937"/>
+                <w:sz w:val="16"/>
+              </w:rPr>
+              <w:t>**Chapters** — survived</w:t>
+            </w:r>
+          </w:p>
+        </w:tc>
+        <w:tc>
+          <w:tcPr>
+            <w:tcW w:type="dxa" w:w="2484"/>
+            <w:vAlign w:val="center"/>
+            <w:tcMar>
+              <w:top w:w="100" w:type="dxa"/>
+              <w:start w:w="105" w:type="dxa"/>
+              <w:bottom w:w="100" w:type="dxa"/>
+              <w:end w:w="105" w:type="dxa"/>
+            </w:tcMar>
+          </w:tcPr>
+          <w:p>
+            <w:pPr>
+              <w:jc w:val="left"/>
+            </w:pPr>
+            <w:r>
+              <w:rPr>
+                <w:rFonts w:ascii="Times New Roman" w:hAnsi="Times New Roman"/>
+                <w:color w:val="1F2937"/>
+                <w:sz w:val="16"/>
+              </w:rPr>
+              <w:t>0</w:t>
+            </w:r>
+          </w:p>
+        </w:tc>
+        <w:tc>
+          <w:tcPr>
+            <w:tcW w:type="dxa" w:w="2484"/>
+            <w:vAlign w:val="center"/>
+            <w:tcMar>
+              <w:top w:w="100" w:type="dxa"/>
+              <w:start w:w="105" w:type="dxa"/>
+              <w:bottom w:w="100" w:type="dxa"/>
+              <w:end w:w="105" w:type="dxa"/>
+            </w:tcMar>
+          </w:tcPr>
+          <w:p>
+            <w:pPr>
+              <w:jc w:val="center"/>
+            </w:pPr>
+            <w:r>
+              <w:rPr>
+                <w:rFonts w:ascii="Times New Roman" w:hAnsi="Times New Roman"/>
+                <w:color w:val="1F2937"/>
+                <w:sz w:val="16"/>
+              </w:rPr>
+              <w:t>15</w:t>
+            </w:r>
+          </w:p>
+        </w:tc>
+        <w:tc>
+          <w:tcPr>
+            <w:tcW w:type="dxa" w:w="2484"/>
+            <w:vAlign w:val="center"/>
+            <w:tcMar>
+              <w:top w:w="100" w:type="dxa"/>
+              <w:start w:w="105" w:type="dxa"/>
+              <w:bottom w:w="100" w:type="dxa"/>
+              <w:end w:w="105" w:type="dxa"/>
+            </w:tcMar>
+          </w:tcPr>
+          <w:p>
+            <w:pPr>
+              <w:jc w:val="center"/>
+            </w:pPr>
+            <w:r>
+              <w:rPr>
+                <w:rFonts w:ascii="Times New Roman" w:hAnsi="Times New Roman"/>
+                <w:color w:val="1F2937"/>
+                <w:sz w:val="16"/>
+              </w:rPr>
+              <w:t>1</w:t>
+            </w:r>
+          </w:p>
+        </w:tc>
+      </w:tr>
+      <w:tr>
+        <w:tc>
+          <w:tcPr>
+            <w:tcW w:type="dxa" w:w="2484"/>
+            <w:vAlign w:val="center"/>
+            <w:tcMar>
+              <w:top w:w="100" w:type="dxa"/>
+              <w:start w:w="105" w:type="dxa"/>
+              <w:bottom w:w="100" w:type="dxa"/>
+              <w:end w:w="105" w:type="dxa"/>
+            </w:tcMar>
+          </w:tcPr>
+          <w:p>
+            <w:pPr>
+              <w:jc w:val="left"/>
+            </w:pPr>
+            <w:r>
+              <w:rPr>
+                <w:rFonts w:ascii="Times New Roman" w:hAnsi="Times New Roman"/>
+                <w:color w:val="1F2937"/>
+                <w:sz w:val="16"/>
+              </w:rPr>
+              <w:t>**Chapters** — failed</w:t>
+            </w:r>
+          </w:p>
+        </w:tc>
+        <w:tc>
+          <w:tcPr>
+            <w:tcW w:type="dxa" w:w="2484"/>
+            <w:vAlign w:val="center"/>
+            <w:tcMar>
+              <w:top w:w="100" w:type="dxa"/>
+              <w:start w:w="105" w:type="dxa"/>
+              <w:bottom w:w="100" w:type="dxa"/>
+              <w:end w:w="105" w:type="dxa"/>
+            </w:tcMar>
+          </w:tcPr>
+          <w:p>
+            <w:pPr>
+              <w:jc w:val="left"/>
+            </w:pPr>
+            <w:r>
+              <w:rPr>
+                <w:rFonts w:ascii="Times New Roman" w:hAnsi="Times New Roman"/>
+                <w:color w:val="1F2937"/>
+                <w:sz w:val="16"/>
+              </w:rPr>
+              <w:t>22</w:t>
+            </w:r>
+          </w:p>
+        </w:tc>
+        <w:tc>
+          <w:tcPr>
+            <w:tcW w:type="dxa" w:w="2484"/>
+            <w:vAlign w:val="center"/>
+            <w:tcMar>
+              <w:top w:w="100" w:type="dxa"/>
+              <w:start w:w="105" w:type="dxa"/>
+              <w:bottom w:w="100" w:type="dxa"/>
+              <w:end w:w="105" w:type="dxa"/>
+            </w:tcMar>
+          </w:tcPr>
+          <w:p>
+            <w:pPr>
+              <w:jc w:val="center"/>
+            </w:pPr>
+            <w:r>
+              <w:rPr>
+                <w:rFonts w:ascii="Times New Roman" w:hAnsi="Times New Roman"/>
+                <w:color w:val="1F2937"/>
+                <w:sz w:val="16"/>
+              </w:rPr>
+              <w:t>0</w:t>
+            </w:r>
+          </w:p>
+        </w:tc>
+        <w:tc>
+          <w:tcPr>
+            <w:tcW w:type="dxa" w:w="2484"/>
+            <w:vAlign w:val="center"/>
+            <w:tcMar>
+              <w:top w:w="100" w:type="dxa"/>
+              <w:start w:w="105" w:type="dxa"/>
+              <w:bottom w:w="100" w:type="dxa"/>
+              <w:end w:w="105" w:type="dxa"/>
+            </w:tcMar>
+          </w:tcPr>
+          <w:p>
+            <w:pPr>
+              <w:jc w:val="center"/>
+            </w:pPr>
+            <w:r>
+              <w:rPr>
+                <w:rFonts w:ascii="Times New Roman" w:hAnsi="Times New Roman"/>
+                <w:color w:val="1F2937"/>
+                <w:sz w:val="16"/>
+              </w:rPr>
+              <w:t>0</w:t>
+            </w:r>
+          </w:p>
+        </w:tc>
+      </w:tr>
+      <w:tr>
+        <w:tc>
+          <w:tcPr>
+            <w:tcW w:type="dxa" w:w="2484"/>
+            <w:vAlign w:val="center"/>
+            <w:tcMar>
+              <w:top w:w="100" w:type="dxa"/>
+              <w:start w:w="105" w:type="dxa"/>
+              <w:bottom w:w="100" w:type="dxa"/>
+              <w:end w:w="105" w:type="dxa"/>
+            </w:tcMar>
+          </w:tcPr>
+          <w:p>
+            <w:pPr>
+              <w:jc w:val="left"/>
+            </w:pPr>
+            <w:r>
+              <w:rPr>
+                <w:rFonts w:ascii="Times New Roman" w:hAnsi="Times New Roman"/>
+                <w:color w:val="1F2937"/>
+                <w:sz w:val="16"/>
+              </w:rPr>
+              <w:t>**Books** — survived</w:t>
+            </w:r>
+          </w:p>
+        </w:tc>
+        <w:tc>
+          <w:tcPr>
+            <w:tcW w:type="dxa" w:w="2484"/>
+            <w:vAlign w:val="center"/>
+            <w:tcMar>
+              <w:top w:w="100" w:type="dxa"/>
+              <w:start w:w="105" w:type="dxa"/>
+              <w:bottom w:w="100" w:type="dxa"/>
+              <w:end w:w="105" w:type="dxa"/>
+            </w:tcMar>
+          </w:tcPr>
+          <w:p>
+            <w:pPr>
+              <w:jc w:val="left"/>
+            </w:pPr>
+            <w:r>
+              <w:rPr>
+                <w:rFonts w:ascii="Times New Roman" w:hAnsi="Times New Roman"/>
+                <w:color w:val="1F2937"/>
+                <w:sz w:val="16"/>
+              </w:rPr>
+              <w:t>0</w:t>
+            </w:r>
+          </w:p>
+        </w:tc>
+        <w:tc>
+          <w:tcPr>
+            <w:tcW w:type="dxa" w:w="2484"/>
+            <w:vAlign w:val="center"/>
+            <w:tcMar>
+              <w:top w:w="100" w:type="dxa"/>
+              <w:start w:w="105" w:type="dxa"/>
+              <w:bottom w:w="100" w:type="dxa"/>
+              <w:end w:w="105" w:type="dxa"/>
+            </w:tcMar>
+          </w:tcPr>
+          <w:p>
+            <w:pPr>
+              <w:jc w:val="center"/>
+            </w:pPr>
+            <w:r>
+              <w:rPr>
+                <w:rFonts w:ascii="Times New Roman" w:hAnsi="Times New Roman"/>
+                <w:color w:val="1F2937"/>
+                <w:sz w:val="16"/>
+              </w:rPr>
+              <w:t>6</w:t>
+            </w:r>
+          </w:p>
+        </w:tc>
+        <w:tc>
+          <w:tcPr>
+            <w:tcW w:type="dxa" w:w="2484"/>
+            <w:vAlign w:val="center"/>
+            <w:tcMar>
+              <w:top w:w="100" w:type="dxa"/>
+              <w:start w:w="105" w:type="dxa"/>
+              <w:bottom w:w="100" w:type="dxa"/>
+              <w:end w:w="105" w:type="dxa"/>
+            </w:tcMar>
+          </w:tcPr>
+          <w:p>
+            <w:pPr>
+              <w:jc w:val="center"/>
+            </w:pPr>
+            <w:r>
+              <w:rPr>
+                <w:rFonts w:ascii="Times New Roman" w:hAnsi="Times New Roman"/>
+                <w:color w:val="1F2937"/>
+                <w:sz w:val="16"/>
+              </w:rPr>
+              <w:t>1</w:t>
+            </w:r>
+          </w:p>
+        </w:tc>
+      </w:tr>
+      <w:tr>
+        <w:tc>
+          <w:tcPr>
+            <w:tcW w:type="dxa" w:w="2484"/>
+            <w:vAlign w:val="center"/>
+            <w:tcMar>
+              <w:top w:w="100" w:type="dxa"/>
+              <w:start w:w="105" w:type="dxa"/>
+              <w:bottom w:w="100" w:type="dxa"/>
+              <w:end w:w="105" w:type="dxa"/>
+            </w:tcMar>
+          </w:tcPr>
+          <w:p>
+            <w:pPr>
+              <w:jc w:val="left"/>
+            </w:pPr>
+            <w:r>
+              <w:rPr>
+                <w:rFonts w:ascii="Times New Roman" w:hAnsi="Times New Roman"/>
+                <w:color w:val="1F2937"/>
+                <w:sz w:val="16"/>
+              </w:rPr>
+              <w:t>**Books** — failed</w:t>
+            </w:r>
+          </w:p>
+        </w:tc>
+        <w:tc>
+          <w:tcPr>
+            <w:tcW w:type="dxa" w:w="2484"/>
+            <w:vAlign w:val="center"/>
+            <w:tcMar>
+              <w:top w:w="100" w:type="dxa"/>
+              <w:start w:w="105" w:type="dxa"/>
+              <w:bottom w:w="100" w:type="dxa"/>
+              <w:end w:w="105" w:type="dxa"/>
+            </w:tcMar>
+          </w:tcPr>
+          <w:p>
+            <w:pPr>
+              <w:jc w:val="left"/>
+            </w:pPr>
+            <w:r>
+              <w:rPr>
+                <w:rFonts w:ascii="Times New Roman" w:hAnsi="Times New Roman"/>
+                <w:color w:val="1F2937"/>
+                <w:sz w:val="16"/>
+              </w:rPr>
+              <w:t>10</w:t>
+            </w:r>
+          </w:p>
+        </w:tc>
+        <w:tc>
+          <w:tcPr>
+            <w:tcW w:type="dxa" w:w="2484"/>
+            <w:vAlign w:val="center"/>
+            <w:tcMar>
+              <w:top w:w="100" w:type="dxa"/>
+              <w:start w:w="105" w:type="dxa"/>
+              <w:bottom w:w="100" w:type="dxa"/>
+              <w:end w:w="105" w:type="dxa"/>
+            </w:tcMar>
+          </w:tcPr>
+          <w:p>
+            <w:pPr>
+              <w:jc w:val="center"/>
+            </w:pPr>
+            <w:r>
+              <w:rPr>
+                <w:rFonts w:ascii="Times New Roman" w:hAnsi="Times New Roman"/>
+                <w:color w:val="1F2937"/>
+                <w:sz w:val="16"/>
+              </w:rPr>
+              <w:t>2</w:t>
+            </w:r>
+          </w:p>
+        </w:tc>
+        <w:tc>
+          <w:tcPr>
+            <w:tcW w:type="dxa" w:w="2484"/>
+            <w:vAlign w:val="center"/>
+            <w:tcMar>
+              <w:top w:w="100" w:type="dxa"/>
+              <w:start w:w="105" w:type="dxa"/>
+              <w:bottom w:w="100" w:type="dxa"/>
+              <w:end w:w="105" w:type="dxa"/>
+            </w:tcMar>
+          </w:tcPr>
+          <w:p>
+            <w:pPr>
+              <w:jc w:val="center"/>
+            </w:pPr>
+            <w:r>
+              <w:rPr>
+                <w:rFonts w:ascii="Times New Roman" w:hAnsi="Times New Roman"/>
+                <w:color w:val="1F2937"/>
+                <w:sz w:val="16"/>
+              </w:rPr>
+              <w:t>0</w:t>
+            </w:r>
+          </w:p>
+        </w:tc>
+      </w:tr>
+    </w:tbl>
+    <w:p/>
+    <w:p>
+      <w:pPr>
+        <w:spacing w:after="120"/>
+      </w:pPr>
+      <w:r>
+        <w:rPr>
+          <w:rFonts w:ascii="Times New Roman" w:hAnsi="Times New Roman"/>
+          <w:color w:val="1F2937"/>
+          <w:sz w:val="21"/>
+        </w:rPr>
+        <w:t>For chapters the separation is complete. Every surviving chapter is one whose direction did no damage on the held-out items, and every failing chapter is one whose direction did. The books behave the same way apart from two candidates, Nehemiah and Song of Solomon, which held even on the held-out items but failed because a control condition matched them.</w:t>
+      </w:r>
+    </w:p>
+    <w:p>
+      <w:pPr>
+        <w:spacing w:after="120"/>
+      </w:pPr>
+      <w:r>
+        <w:rPr>
+          <w:rFonts w:ascii="Times New Roman" w:hAnsi="Times New Roman"/>
+          <w:color w:val="1F2937"/>
+          <w:sz w:val="21"/>
+        </w:rPr>
+        <w:t xml:space="preserve">The limit-40 stage is therefore not a confirmation in any ordinary sense. It is a filter for the </w:t>
+      </w:r>
+      <w:r>
+        <w:rPr>
+          <w:rFonts w:ascii="Times New Roman" w:hAnsi="Times New Roman"/>
+          <w:i/>
+          <w:color w:val="1F2937"/>
+          <w:sz w:val="21"/>
+        </w:rPr>
+        <w:t>absence of harm</w:t>
+      </w:r>
+      <w:r>
+        <w:rPr>
+          <w:rFonts w:ascii="Times New Roman" w:hAnsi="Times New Roman"/>
+          <w:color w:val="1F2937"/>
+          <w:sz w:val="21"/>
+        </w:rPr>
+        <w:t>: what distinguishes the sixteen surviving chapters from the twenty-two that fell away is not that steering helped on fresh data, since it helped in one case out of thirty-eight, but that steering did not hurt. Their apparent advantage at limit-40, the Δ = 0.025 reported throughout §4.2 and §4.4, is the single item won under selection at limit-10 and carried forward intact. Nothing in the wider slice adds to it.</w:t>
+      </w:r>
+    </w:p>
+    <w:p>
+      <w:pPr>
+        <w:spacing w:after="120"/>
+      </w:pPr>
+      <w:r>
+        <w:rPr>
+          <w:rFonts w:ascii="Times New Roman" w:hAnsi="Times New Roman"/>
+          <w:color w:val="1F2937"/>
+          <w:sz w:val="21"/>
+        </w:rPr>
+        <w:t>Two qualifications are due. The unsteered control is by definition identical across rows within a stage, so these comparisons set each steered condition against a common baseline of 12 of 30 rather than against row-specific controls, and the rows are not fully independent since they share both items and model. And the analysis rests on differencing two reported accuracies, which recovers item counts but not which items moved. Neither qualification affects the direction of the result or the near-perfect correspondence in the table above. The per-row numbers are written to [</w:t>
+      </w:r>
+      <w:r>
+        <w:rPr>
+          <w:rFonts w:ascii="Courier New" w:hAnsi="Courier New"/>
+          <w:color w:val="1F2937"/>
+          <w:sz w:val="21"/>
+        </w:rPr>
+        <w:t>held_out_items_books.csv</w:t>
+      </w:r>
+      <w:r>
+        <w:rPr>
+          <w:rFonts w:ascii="Times New Roman" w:hAnsi="Times New Roman"/>
+          <w:color w:val="1F2937"/>
+          <w:sz w:val="21"/>
+        </w:rPr>
+        <w:t>](../results/paper/scripturevec_justice/key_data/stats/held_out_items_books.csv) and [</w:t>
+      </w:r>
+      <w:r>
+        <w:rPr>
+          <w:rFonts w:ascii="Courier New" w:hAnsi="Courier New"/>
+          <w:color w:val="1F2937"/>
+          <w:sz w:val="21"/>
+        </w:rPr>
+        <w:t>held_out_items_chapters.csv</w:t>
+      </w:r>
+      <w:r>
+        <w:rPr>
+          <w:rFonts w:ascii="Times New Roman" w:hAnsi="Times New Roman"/>
+          <w:color w:val="1F2937"/>
+          <w:sz w:val="21"/>
+        </w:rPr>
+        <w:t>](../results/paper/scripturevec_justice/key_data/stats/held_out_items_chapters.csv).</w:t>
       </w:r>
     </w:p>
     <w:p/>
@@ -7179,7 +7893,7 @@
           <w:color w:val="1F2937"/>
           <w:sz w:val="21"/>
         </w:rPr>
-        <w:t>The pipeline narrowed sixty-six books to nineteen, nineteen to seven, one hundred and seventy chapters to thirty-eight, and thirty-eight to sixteen. That is filtering, and it should be read as filtering rather than as confirmation; the rule that did the narrowing is strict about ordering but says nothing about whether the orderings it observed were real, and the stage that ought to have supplied independent evidence turned out to re-score the same items (§3.5). What the surviving set is good for is precisely what it is used for here, which is to reduce a canon-sized question to sixteen directions small enough to map across a grid, and to give the retest proposed in §10 somewhere specific to begin.</w:t>
+        <w:t>The pipeline narrowed sixty-six books to nineteen, nineteen to seven, one hundred and seventy chapters to thirty-eight, and thirty-eight to sixteen, and §4.5 establishes what that narrowing was actually doing. The stage that ought to have supplied independent evidence re-scored the items that had done the selecting, and on the portion it did not re-score the steering was harmful more often than not. The sixteen survivors are the passages whose directions were inert on fresh data rather than the passages whose directions worked. That is a filter, and a useful one for a follow-up study to start from, but it is not a discovery of Justice-bearing Scripture.</w:t>
       </w:r>
     </w:p>
     <w:p>
@@ -7411,6 +8125,28 @@
           <w:color w:val="1F2937"/>
           <w:sz w:val="21"/>
         </w:rPr>
+        <w:t>The effect does not survive held-out testing.</w:t>
+      </w:r>
+      <w:r>
+        <w:rPr>
+          <w:rFonts w:ascii="Times New Roman" w:hAnsi="Times New Roman"/>
+          <w:color w:val="1F2937"/>
+          <w:sz w:val="21"/>
+        </w:rPr>
+        <w:t xml:space="preserve"> This supersedes every other limitation, and §4.5 gives it in full. On the thirty items not used for selection, positive steering finishes behind the unsteered control on twenty-two of thirty-eight chapters and ahead on one, and survival at the confirmation stage tracks the absence of degradation almost perfectly. Whatever the sixteen chapters have in common, the evidence assembled here does not show it to be a capacity to improve the model's Justice answers.</w:t>
+      </w:r>
+    </w:p>
+    <w:p>
+      <w:pPr>
+        <w:spacing w:after="120"/>
+      </w:pPr>
+      <w:r>
+        <w:rPr>
+          <w:rFonts w:ascii="Times New Roman" w:hAnsi="Times New Roman"/>
+          <w:b/>
+          <w:color w:val="1F2937"/>
+          <w:sz w:val="21"/>
+        </w:rPr>
         <w:t>Statistical power, and what "confirmation" does not mean.</w:t>
       </w:r>
       <w:r>
@@ -7580,7 +8316,7 @@
           <w:color w:val="1F2937"/>
           <w:sz w:val="21"/>
         </w:rPr>
-        <w:t>Three studies would do most to establish or dismantle what is reported here. They are ordered by how much each would change the standing of the present results, and the first must come before the others are worth running.</w:t>
+        <w:t>Given §4.5, the first study below is no longer one option among several. It is the precondition for the other two being worth running at all.</w:t>
       </w:r>
     </w:p>
     <w:p>
@@ -7602,7 +8338,7 @@
           <w:color w:val="1F2937"/>
           <w:sz w:val="21"/>
         </w:rPr>
-        <w:t xml:space="preserve"> Nothing else matters as much. Items 40–79 of the Justice ratio bank have never entered the pipeline, and retesting the sixteen chapters and the illustrative cells there, on enough items that a real effect could register as one, is what would convert a ranked candidate set into findings. Until it is run, every chapter-level claim in this paper rests on ten items.</w:t>
+        <w:t xml:space="preserve"> Items 40–79 of the Justice ratio bank have never entered the pipeline. The sixteen chapters should be retested there on enough items that a real effect could register as one, and the honest prior going in is that the held-out analysis predicts no effect or a negative one. A design that can distinguish a small positive effect from zero is what this question has always needed and has not yet had.</w:t>
       </w:r>
     </w:p>
     <w:p>
@@ -7672,15 +8408,15 @@
           <w:color w:val="1F2937"/>
           <w:sz w:val="21"/>
         </w:rPr>
-        <w:t>Decompose the band.</w:t>
-      </w:r>
-      <w:r>
-        <w:rPr>
-          <w:rFonts w:ascii="Times New Roman" w:hAnsi="Times New Roman"/>
-          <w:color w:val="1F2937"/>
-          <w:sz w:val="21"/>
-        </w:rPr>
-        <w:t xml:space="preserve"> The concentration of effects in layers 28 through 33 (§5.1), together with layer 24's sharp threshold behavior, is the structural result most inviting to mechanistic work. A sparse autoencoder trained on those layer windows should expose the small number of features mediating the effects, and would test whether the band is one thing or several. This is the most scientifically interesting item here and the most dependent on the first, since there is little point decomposing an effect not yet shown to exist.</w:t>
+        <w:t>Decompose the band, if there is anything left to decompose.</w:t>
+      </w:r>
+      <w:r>
+        <w:rPr>
+          <w:rFonts w:ascii="Times New Roman" w:hAnsi="Times New Roman"/>
+          <w:color w:val="1F2937"/>
+          <w:sz w:val="21"/>
+        </w:rPr>
+        <w:t xml:space="preserve"> The concentration of rescues in layers 28 through 33 (§5.1) would, if it survived a properly powered retest, be the structural result most inviting to mechanistic work, and a sparse autoencoder trained on those layer windows would be the way to pursue it. That conditional is doing real work: the concentration is presently a pattern in pass-rule outcomes whose underlying effect the held-out analysis does not support, and decomposing it now would be decomposing an artifact.</w:t>
       </w:r>
     </w:p>
     <w:p/>
@@ -7719,24 +8455,7 @@
           <w:color w:val="1F2937"/>
           <w:sz w:val="21"/>
         </w:rPr>
-        <w:t xml:space="preserve"> passages of Scripture most move a model toward virtue? The contribution is a way of answering it. The canon can be treated as a search space, activation steering as the instrument, and a virtue benchmark as the objective; run in series over all sixty-six books without hand-picking source material, that procedure returns a ranked inventory of passages and a map of where inside the model each one acts. For the Justice slice of </w:t>
-      </w:r>
-      <w:r>
-        <w:rPr>
-          <w:rFonts w:ascii="Times New Roman" w:hAnsi="Times New Roman"/>
-          <w:i/>
-          <w:color w:val="1F2937"/>
-          <w:sz w:val="21"/>
-        </w:rPr>
-        <w:t>VirtueBench2</w:t>
-      </w:r>
-      <w:r>
-        <w:rPr>
-          <w:rFonts w:ascii="Times New Roman" w:hAnsi="Times New Roman"/>
-          <w:color w:val="1F2937"/>
-          <w:sz w:val="21"/>
-        </w:rPr>
-        <w:t xml:space="preserve"> in Qwen3-14B, the search ran to completion and returned seven books, sixteen chapters ordered by robustness, and a 43-cell layer-and-strength atlas. That the procedure works — that the question is answerable at chapter resolution at all — is the finding.</w:t>
+        <w:t xml:space="preserve"> passages of Scripture most move a model toward virtue? The canon can be treated as a search space, activation steering as the instrument, and a virtue benchmark as the objective, and run in series over all sixty-six books without hand-picking source material, that arrangement does return a ranked inventory of passages and a map of where inside the model they appear to act. The procedure works as a procedure. It ran to completion, it never selected a passage by hand, and it produced seven books, sixteen chapters, and a forty-three cell atlas.</w:t>
       </w:r>
     </w:p>
     <w:p>
@@ -7749,24 +8468,7 @@
           <w:color w:val="1F2937"/>
           <w:sz w:val="21"/>
         </w:rPr>
-        <w:t xml:space="preserve">What the procedure has </w:t>
-      </w:r>
-      <w:r>
-        <w:rPr>
-          <w:rFonts w:ascii="Times New Roman" w:hAnsi="Times New Roman"/>
-          <w:i/>
-          <w:color w:val="1F2937"/>
-          <w:sz w:val="21"/>
-        </w:rPr>
-        <w:t>not</w:t>
-      </w:r>
-      <w:r>
-        <w:rPr>
-          <w:rFonts w:ascii="Times New Roman" w:hAnsi="Times New Roman"/>
-          <w:color w:val="1F2937"/>
-          <w:sz w:val="21"/>
-        </w:rPr>
-        <w:t xml:space="preserve"> established is that any individual passage in the inventory carries a real effect. Every per-row movement is small, none reaches uncorrected significance, and the localization cells are not statistically separable from one another (§4, §5, §9). The sixteen chapters are a ranked candidate set, and the ranking's value is that it tells the next, higher-powered experiment where to look first.</w:t>
+        <w:t>What it did not produce is an effect. The ten items that chose the candidates sit inside the forty that were supposed to confirm them, and on the thirty items selection never touched, steering with these directions leaves the model's Justice answers worse rather than better on twenty-two of thirty-eight chapters and better on one (§4.5). Survival at the confirmation stage tracks the absence of damage almost perfectly, which means the sixteen chapters are not the passages that helped but the passages that did no harm. The Δ = 0.025 that recurs through §4 is one item won under selection and carried forward unchanged.</w:t>
       </w:r>
     </w:p>
     <w:p>
@@ -7779,7 +8481,7 @@
           <w:color w:val="1F2937"/>
           <w:sz w:val="21"/>
         </w:rPr>
-        <w:t>Two things nevertheless make the inventory worth that follow-up. The first is its biblical coherence. Numbers 27, Acts 11, Hebrews 7, and the rest do not simply share a modern justice keyword; they perform recognizable biblical forms of justice — claim and adjudication, right office, faithful testimony under pressure, mediation, recompense, restored worship, and stewardship before God. A search that drew arbitrarily from 170 chapters would not be expected to return a set with that shape. The second is the atlas's internal structure: the sharp layer-24 collapse above α = 32, and the divergence between broad-uptake and large-movement cells, are the kind of structure that sparse-feature analysis can test directly.</w:t>
+        <w:t>The biblical coherence of the surviving set (§7) is genuine and remains the most interesting thing here, but it cannot be load-bearing while the behavioral result is absent. A set of sixteen chapters selected for doing no harm may still cohere around adjudication, mediation, testimony, and recompense; that coherence would then be telling us something about which passages produce inert directions under this extraction method, which is a question worth asking but is not the question the paper set out to answer.</w:t>
       </w:r>
     </w:p>
     <w:p>
@@ -7792,7 +8494,7 @@
           <w:color w:val="1F2937"/>
           <w:sz w:val="21"/>
         </w:rPr>
-        <w:t>The work therefore changes the shape of the next question. It is no longer only whether scriptural material can improve an alignment benchmark, nor only which passages appear to do so, but whether the ranked candidates survive disjoint-slice retesting — and, if they do, which internal features carry recompense, adjudication, righteous mediation, and speech held steady under pressure. The search procedure is the durable contribution; the inventory is its first output, and the first thing the field should try to falsify.</w:t>
+        <w:t>What survives is therefore methodological, and it is worth stating plainly because the failure mode is not specific to Scripture. A staged pass rule, applied to nested slices, with a control battery at every stage and no hand-picking anywhere, produced a clean and biblically intelligible result that independent data do not support. The discipline was real and the selectivity was real; neither was sufficient. Any study that screens many candidates and confirms them on a superset of the screening data can reproduce this exactly, and the check that caught it here — recovering performance on the held-out remainder and asking whether survival tracks benefit or merely the absence of cost — is cheap, general, and worth running before the interpretation is written.</w:t>
       </w:r>
     </w:p>
     <w:p>
@@ -7814,7 +8516,7 @@
           <w:color w:val="1F2937"/>
           <w:sz w:val="21"/>
         </w:rPr>
-        <w:t xml:space="preserve"> (Isaiah 32:17, KJV). The present study does not claim that a model possesses that righteousness. It claims something narrower and still remarkable: that Scripture's articulation of justice has left a structured, measurable trace in model space, and that this trace can be searched, steered, localized, and prepared for mechanistic explanation.</w:t>
+        <w:t xml:space="preserve"> (Isaiah 32:17, KJV). The Reformed discipline of self-suspicion that this program has invoked elsewhere is not decoration in a case like this one. It is what the method owed the data, applied late rather than never.</w:t>
       </w:r>
     </w:p>
     <w:p/>

--- a/paper/search_out_a_matter_scripturevec_justice.docx
+++ b/paper/search_out_a_matter_scripturevec_justice.docx
@@ -150,7 +150,7 @@
           <w:color w:val="1F2937"/>
           <w:sz w:val="21"/>
         </w:rPr>
-        <w:t xml:space="preserve"> (Hwang, 2026b) on Qwen3-14B, with every candidate required to beat the unsteered model, the same direction reversed, and a scrambled version of itself, narrowed the canon to nineteen books and then seven, and their 170 chapters to thirty-eight and then sixteen. Mapping those sixteen across forty-three combinations of network depth and steering strength yields a ranked inventory, from Acts 11 (holding up in twenty-nine of the forty-three settings) to Numbers 22 (eight), and shows the effects concentrated rather than scattered: within the layers tested, 95 percent of all rescues fall between layers 28 and 33. What surfaced was recognizably about justice as Scripture itself treats it, clustering around divine adjudication, ordered worship, inheritance and right claim, priestly mediation, public testimony, and recompense.</w:t>
+        <w:t xml:space="preserve"> (Hwang, 2026b) on Qwen3-14B, with every candidate required to beat the unsteered model, the same direction reversed, and a scrambled version of itself, narrowed the canon to nineteen books and then seven, and their 170 chapters to thirty-eight and then sixteen. Mapping those sixteen across forty-three combinations of network depth and steering strength yields a ranked inventory, from Acts 11 (holding up in twenty-nine of the forty-three settings) to Numbers 22 (eight), and what surfaced was recognizably about justice as Scripture itself treats it: divine adjudication, ordered worship, inheritance and right claim, priestly mediation, public testimony, recompense.</w:t>
       </w:r>
     </w:p>
     <w:p>
@@ -163,6 +163,19 @@
           <w:color w:val="1F2937"/>
           <w:sz w:val="21"/>
         </w:rPr>
+        <w:t>The effects are, however, one question wide. Fifteen of the sixteen surviving chapters changed the model's answer on exactly one benchmark question out of forty, from sixteen correct to seventeen; the sole exception managed two. Across all 745 measurements in the study, 79 percent of every non-zero movement is a single question, and the largest improvement observed anywhere is three questions out of ten, occurring twice. The decimal effect sizes reported throughout — Δ = 0.025, Δ = 0.0875 — are counts of one or two questions wearing the dress of a continuous measure.</w:t>
+      </w:r>
+    </w:p>
+    <w:p>
+      <w:pPr>
+        <w:spacing w:after="120"/>
+      </w:pPr>
+      <w:r>
+        <w:rPr>
+          <w:rFonts w:ascii="Times New Roman" w:hAnsi="Times New Roman"/>
+          <w:color w:val="1F2937"/>
+          <w:sz w:val="21"/>
+        </w:rPr>
         <w:t xml:space="preserve">The effects do not survive scrutiny, and the paper reports that as its principal empirical result. No per-row test reaches significance at any stage. More decisively, the ten items used to select candidates are nested inside the forty used to confirm them, and on the thirty items selection never touched, positive steering finishes </w:t>
       </w:r>
       <w:r>
@@ -180,7 +193,7 @@
           <w:color w:val="1F2937"/>
           <w:sz w:val="21"/>
         </w:rPr>
-        <w:t xml:space="preserve"> the unsteered model on twenty-two of thirty-eight chapters and ahead on one (sign test p = 0.000006). What the confirmation stage selects for is not benefit but the absence of harm: every surviving chapter is one whose direction did no damage on held-out items, and every failing chapter is one whose direction did. The sixteen chapters are therefore best understood as passages whose vectors are harmless rather than helpful, and their apparent gain is a single item won under selection and carried forward. What remains of value is the search procedure itself, together with a worked demonstration of how a staged pass rule on nested slices can manufacture a result that independent data do not support.</w:t>
+        <w:t xml:space="preserve"> the unsteered model on twenty-two of thirty-eight chapters and ahead on one (sign test p = 0.000006). What the confirmation stage selects for is not benefit but the absence of harm: every surviving chapter is one whose direction did no damage on held-out items, and every failing chapter is one whose direction did. The sixteen chapters are therefore best understood as passages whose vectors are harmless rather than helpful, and the one question they gain is the question that selected them, carried forward unchanged. What remains of value is the search procedure itself, together with a worked demonstration of how a staged pass rule on nested slices can manufacture a result that independent data do not support.</w:t>
       </w:r>
     </w:p>
     <w:p/>
@@ -4320,7 +4333,20 @@
           <w:color w:val="1F2937"/>
           <w:sz w:val="21"/>
         </w:rPr>
-        <w:t>What survives that qualification is still worth having. Within the layers actually tested, the useful directions are not scattered; they are dense across a contiguous stretch and thin at the one interior control below it. And the concentration is the finding least vulnerable to the paper's power problem, since it is a property of 244 rescues spread over 43 cells rather than of any single row.</w:t>
+        <w:t>A third qualification is more serious than either, and it connects this section to §4.5. The localization screens are limit-10 runs, which means they are scored on items 0–9 — the same ten items that selected these sixteen chapters in the first place. No part of the grid is measured on data independent of the selection. Across all 688 rows the mean movement is +0.16 items out of ten, or +0.42 once the forty-eight broken layer-24 rows are set aside, and 262 of the 296 non-zero movements are a single item. So the grid records small, overwhelmingly single-item movements on the items least able to speak to whether the effect is real.</w:t>
+      </w:r>
+    </w:p>
+    <w:p>
+      <w:pPr>
+        <w:spacing w:after="120"/>
+      </w:pPr>
+      <w:r>
+        <w:rPr>
+          <w:rFonts w:ascii="Times New Roman" w:hAnsi="Times New Roman"/>
+          <w:color w:val="1F2937"/>
+          <w:sz w:val="21"/>
+        </w:rPr>
+        <w:t>What survives those qualifications is still worth having, and worth stating carefully. Within the layers actually tested, the useful directions are not scattered; they are dense across a contiguous stretch and thin at the one interior control below it. And the concentration is the finding least vulnerable to the paper's power problem, since it is a property of 244 rescues spread over 43 cells rather than of any single row.</w:t>
       </w:r>
     </w:p>
     <w:p>
@@ -8247,6 +8273,28 @@
           <w:color w:val="1F2937"/>
           <w:sz w:val="21"/>
         </w:rPr>
+        <w:t>The localization grid re-uses the selection items.</w:t>
+      </w:r>
+      <w:r>
+        <w:rPr>
+          <w:rFonts w:ascii="Times New Roman" w:hAnsi="Times New Roman"/>
+          <w:color w:val="1F2937"/>
+          <w:sz w:val="21"/>
+        </w:rPr>
+        <w:t xml:space="preserve"> Localization is a limit-10 screen, so all 43 cells are scored on items 0–9, which are the items that chose the sixteen chapters at discovery. Nothing in §5 or §6 is measured on independent data, and the held-out analysis of §4.5 has no counterpart there. The layer concentration, the per-chapter stability ranking, and the strength curves are all patterns in how a selected set behaves on the data that selected it.</w:t>
+      </w:r>
+    </w:p>
+    <w:p>
+      <w:pPr>
+        <w:spacing w:after="120"/>
+      </w:pPr>
+      <w:r>
+        <w:rPr>
+          <w:rFonts w:ascii="Times New Roman" w:hAnsi="Times New Roman"/>
+          <w:b/>
+          <w:color w:val="1F2937"/>
+          <w:sz w:val="21"/>
+        </w:rPr>
         <w:t>The localization grid was built where the effects were expected.</w:t>
       </w:r>
       <w:r>
